--- a/laravelEcolacteosHuata/docs/Informe-Ecolacteos-Huata.docx
+++ b/laravelEcolacteosHuata/docs/Informe-Ecolacteos-Huata.docx
@@ -658,7 +658,7 @@
           </w:pPr>
           <w:hyperlink w:history="1" w:anchor="_Toc18">
             <w:r>
-              <w:t xml:space="preserve">2.6 Sprint Backlog (ejemplo: Sprint 4)</w:t>
+              <w:t xml:space="preserve">2.6 Sprint Backlog por sprint</w:t>
             </w:r>
             <w:r>
               <w:tab/>
@@ -673,14 +673,14 @@
         </w:p>
         <w:p>
           <w:pPr>
-            <w:pStyle w:val="TOC2"/>
+            <w:pStyle w:val="TOC3"/>
             <w:tabs>
               <w:tab w:val="right" w:pos="9360" w:leader="dot"/>
             </w:tabs>
           </w:pPr>
           <w:hyperlink w:history="1" w:anchor="_Toc19">
             <w:r>
-              <w:t xml:space="preserve">2.7 Eventos Scrum y evidencias</w:t>
+              <w:t xml:space="preserve">2.6.1 Sprint 1: Base del sistema: acceso por roles, usuarios, turnos, rutas y precios</w:t>
             </w:r>
             <w:r>
               <w:tab/>
@@ -695,14 +695,14 @@
         </w:p>
         <w:p>
           <w:pPr>
-            <w:pStyle w:val="TOC2"/>
+            <w:pStyle w:val="TOC3"/>
             <w:tabs>
               <w:tab w:val="right" w:pos="9360" w:leader="dot"/>
             </w:tabs>
           </w:pPr>
           <w:hyperlink w:history="1" w:anchor="_Toc20">
             <w:r>
-              <w:t xml:space="preserve">2.8 Indicadores y métricas de sprint</w:t>
+              <w:t xml:space="preserve">2.6.2 Sprint 2: Del recojo al pago: acopio, laboratorio, calidad y pagos</w:t>
             </w:r>
             <w:r>
               <w:tab/>
@@ -717,14 +717,14 @@
         </w:p>
         <w:p>
           <w:pPr>
-            <w:pStyle w:val="TOC1"/>
+            <w:pStyle w:val="TOC3"/>
             <w:tabs>
               <w:tab w:val="right" w:pos="9360" w:leader="dot"/>
             </w:tabs>
           </w:pPr>
           <w:hyperlink w:history="1" w:anchor="_Toc21">
             <w:r>
-              <w:t xml:space="preserve">Capítulo III. Arquitectura y Diseño</w:t>
+              <w:t xml:space="preserve">2.6.3 Sprint 3: De la leche al producto: insumos, producción, ventas y asistencia</w:t>
             </w:r>
             <w:r>
               <w:tab/>
@@ -739,14 +739,14 @@
         </w:p>
         <w:p>
           <w:pPr>
-            <w:pStyle w:val="TOC2"/>
+            <w:pStyle w:val="TOC3"/>
             <w:tabs>
               <w:tab w:val="right" w:pos="9360" w:leader="dot"/>
             </w:tabs>
           </w:pPr>
           <w:hyperlink w:history="1" w:anchor="_Toc22">
             <w:r>
-              <w:t xml:space="preserve">3.1 Tecnologías</w:t>
+              <w:t xml:space="preserve">2.6.4 Sprint 4: Abrir el sistema al público: tienda, pedidos web, API móvil e identidad visual</w:t>
             </w:r>
             <w:r>
               <w:tab/>
@@ -768,7 +768,7 @@
           </w:pPr>
           <w:hyperlink w:history="1" w:anchor="_Toc23">
             <w:r>
-              <w:t xml:space="preserve">3.2 Backend Laravel y componentes Livewire</w:t>
+              <w:t xml:space="preserve">2.7 Eventos Scrum y evidencias</w:t>
             </w:r>
             <w:r>
               <w:tab/>
@@ -790,7 +790,7 @@
           </w:pPr>
           <w:hyperlink w:history="1" w:anchor="_Toc24">
             <w:r>
-              <w:t xml:space="preserve">3.3 Modelo de datos</w:t>
+              <w:t xml:space="preserve">2.8 Indicadores y métricas de sprint</w:t>
             </w:r>
             <w:r>
               <w:tab/>
@@ -805,14 +805,14 @@
         </w:p>
         <w:p>
           <w:pPr>
-            <w:pStyle w:val="TOC2"/>
+            <w:pStyle w:val="TOC1"/>
             <w:tabs>
               <w:tab w:val="right" w:pos="9360" w:leader="dot"/>
             </w:tabs>
           </w:pPr>
           <w:hyperlink w:history="1" w:anchor="_Toc25">
             <w:r>
-              <w:t xml:space="preserve">3.4 Reglas de negocio clave</w:t>
+              <w:t xml:space="preserve">Capítulo III. Arquitectura y Diseño</w:t>
             </w:r>
             <w:r>
               <w:tab/>
@@ -834,7 +834,7 @@
           </w:pPr>
           <w:hyperlink w:history="1" w:anchor="_Toc26">
             <w:r>
-              <w:t xml:space="preserve">3.5 Rutas públicas y API móvil</w:t>
+              <w:t xml:space="preserve">3.1 Tecnologías</w:t>
             </w:r>
             <w:r>
               <w:tab/>
@@ -856,7 +856,7 @@
           </w:pPr>
           <w:hyperlink w:history="1" w:anchor="_Toc27">
             <w:r>
-              <w:t xml:space="preserve">3.6 Interfaz y sistema de diseño</w:t>
+              <w:t xml:space="preserve">3.2 Backend Laravel y componentes Livewire</w:t>
             </w:r>
             <w:r>
               <w:tab/>
@@ -878,7 +878,7 @@
           </w:pPr>
           <w:hyperlink w:history="1" w:anchor="_Toc28">
             <w:r>
-              <w:t xml:space="preserve">3.7 Capturas de la interfaz</w:t>
+              <w:t xml:space="preserve">3.3 Modelo de datos</w:t>
             </w:r>
             <w:r>
               <w:tab/>
@@ -893,14 +893,14 @@
         </w:p>
         <w:p>
           <w:pPr>
-            <w:pStyle w:val="TOC1"/>
+            <w:pStyle w:val="TOC2"/>
             <w:tabs>
               <w:tab w:val="right" w:pos="9360" w:leader="dot"/>
             </w:tabs>
           </w:pPr>
           <w:hyperlink w:history="1" w:anchor="_Toc29">
             <w:r>
-              <w:t xml:space="preserve">Capítulo IV. Pruebas y Adaptación a OpenUP</w:t>
+              <w:t xml:space="preserve">3.4 Reglas de negocio clave</w:t>
             </w:r>
             <w:r>
               <w:tab/>
@@ -922,7 +922,7 @@
           </w:pPr>
           <w:hyperlink w:history="1" w:anchor="_Toc30">
             <w:r>
-              <w:t xml:space="preserve">4.1 Resultados de pruebas</w:t>
+              <w:t xml:space="preserve">3.5 Rutas públicas y API móvil</w:t>
             </w:r>
             <w:r>
               <w:tab/>
@@ -944,7 +944,7 @@
           </w:pPr>
           <w:hyperlink w:history="1" w:anchor="_Toc31">
             <w:r>
-              <w:t xml:space="preserve">4.2 Evidencias de pruebas</w:t>
+              <w:t xml:space="preserve">3.6 Interfaz y sistema de diseño</w:t>
             </w:r>
             <w:r>
               <w:tab/>
@@ -966,7 +966,7 @@
           </w:pPr>
           <w:hyperlink w:history="1" w:anchor="_Toc32">
             <w:r>
-              <w:t xml:space="preserve">4.3 Gestión de la configuración</w:t>
+              <w:t xml:space="preserve">3.7 Capturas de la interfaz</w:t>
             </w:r>
             <w:r>
               <w:tab/>
@@ -974,6 +974,28 @@
             <w:r>
               <w:fldChar w:fldCharType="begin" w:dirty="true"/>
               <w:instrText xml:space="preserve">PAGEREF _Toc32 \h</w:instrText>
+              <w:fldChar w:fldCharType="separate"/>
+              <w:fldChar w:fldCharType="end"/>
+            </w:r>
+          </w:hyperlink>
+        </w:p>
+        <w:p>
+          <w:pPr>
+            <w:pStyle w:val="TOC1"/>
+            <w:tabs>
+              <w:tab w:val="right" w:pos="9360" w:leader="dot"/>
+            </w:tabs>
+          </w:pPr>
+          <w:hyperlink w:history="1" w:anchor="_Toc33">
+            <w:r>
+              <w:t xml:space="preserve">Capítulo IV. Pruebas y Adaptación a OpenUP</w:t>
+            </w:r>
+            <w:r>
+              <w:tab/>
+            </w:r>
+            <w:r>
+              <w:fldChar w:fldCharType="begin" w:dirty="true"/>
+              <w:instrText xml:space="preserve">PAGEREF _Toc33 \h</w:instrText>
               <w:fldChar w:fldCharType="separate"/>
               <w:fldChar w:fldCharType="end"/>
             </w:r>
@@ -986,7 +1008,73 @@
               <w:tab w:val="right" w:pos="9360" w:leader="dot"/>
             </w:tabs>
           </w:pPr>
-          <w:hyperlink w:history="1" w:anchor="_Toc33">
+          <w:hyperlink w:history="1" w:anchor="_Toc34">
+            <w:r>
+              <w:t xml:space="preserve">4.1 Resultados de pruebas</w:t>
+            </w:r>
+            <w:r>
+              <w:tab/>
+            </w:r>
+            <w:r>
+              <w:fldChar w:fldCharType="begin" w:dirty="true"/>
+              <w:instrText xml:space="preserve">PAGEREF _Toc34 \h</w:instrText>
+              <w:fldChar w:fldCharType="separate"/>
+              <w:fldChar w:fldCharType="end"/>
+            </w:r>
+          </w:hyperlink>
+        </w:p>
+        <w:p>
+          <w:pPr>
+            <w:pStyle w:val="TOC2"/>
+            <w:tabs>
+              <w:tab w:val="right" w:pos="9360" w:leader="dot"/>
+            </w:tabs>
+          </w:pPr>
+          <w:hyperlink w:history="1" w:anchor="_Toc35">
+            <w:r>
+              <w:t xml:space="preserve">4.2 Evidencias de pruebas</w:t>
+            </w:r>
+            <w:r>
+              <w:tab/>
+            </w:r>
+            <w:r>
+              <w:fldChar w:fldCharType="begin" w:dirty="true"/>
+              <w:instrText xml:space="preserve">PAGEREF _Toc35 \h</w:instrText>
+              <w:fldChar w:fldCharType="separate"/>
+              <w:fldChar w:fldCharType="end"/>
+            </w:r>
+          </w:hyperlink>
+        </w:p>
+        <w:p>
+          <w:pPr>
+            <w:pStyle w:val="TOC2"/>
+            <w:tabs>
+              <w:tab w:val="right" w:pos="9360" w:leader="dot"/>
+            </w:tabs>
+          </w:pPr>
+          <w:hyperlink w:history="1" w:anchor="_Toc36">
+            <w:r>
+              <w:t xml:space="preserve">4.3 Gestión de la configuración</w:t>
+            </w:r>
+            <w:r>
+              <w:tab/>
+            </w:r>
+            <w:r>
+              <w:fldChar w:fldCharType="begin" w:dirty="true"/>
+              <w:instrText xml:space="preserve">PAGEREF _Toc36 \h</w:instrText>
+              <w:fldChar w:fldCharType="separate"/>
+              <w:fldChar w:fldCharType="end"/>
+            </w:r>
+          </w:hyperlink>
+        </w:p>
+        <w:p>
+          <w:pPr>
+            <w:pStyle w:val="TOC2"/>
+            <w:tabs>
+              <w:tab w:val="right" w:pos="9360" w:leader="dot"/>
+            </w:tabs>
+          </w:pPr>
+          <w:hyperlink w:history="1" w:anchor="_Toc37">
             <w:r>
               <w:t xml:space="preserve">4.4 Comparación con el ciclo de vida de OpenUP</w:t>
             </w:r>
@@ -995,7 +1083,7 @@
             </w:r>
             <w:r>
               <w:fldChar w:fldCharType="begin" w:dirty="true"/>
-              <w:instrText xml:space="preserve">PAGEREF _Toc33 \h</w:instrText>
+              <w:instrText xml:space="preserve">PAGEREF _Toc37 \h</w:instrText>
               <w:fldChar w:fldCharType="separate"/>
               <w:fldChar w:fldCharType="end"/>
             </w:r>
@@ -1008,7 +1096,7 @@
               <w:tab w:val="right" w:pos="9360" w:leader="dot"/>
             </w:tabs>
           </w:pPr>
-          <w:hyperlink w:history="1" w:anchor="_Toc34">
+          <w:hyperlink w:history="1" w:anchor="_Toc38">
             <w:r>
               <w:t xml:space="preserve">Conclusiones</w:t>
             </w:r>
@@ -1017,7 +1105,7 @@
             </w:r>
             <w:r>
               <w:fldChar w:fldCharType="begin" w:dirty="true"/>
-              <w:instrText xml:space="preserve">PAGEREF _Toc34 \h</w:instrText>
+              <w:instrText xml:space="preserve">PAGEREF _Toc38 \h</w:instrText>
               <w:fldChar w:fldCharType="separate"/>
               <w:fldChar w:fldCharType="end"/>
             </w:r>
@@ -1030,7 +1118,7 @@
               <w:tab w:val="right" w:pos="9360" w:leader="dot"/>
             </w:tabs>
           </w:pPr>
-          <w:hyperlink w:history="1" w:anchor="_Toc35">
+          <w:hyperlink w:history="1" w:anchor="_Toc39">
             <w:r>
               <w:t xml:space="preserve">Recomendaciones</w:t>
             </w:r>
@@ -1039,7 +1127,7 @@
             </w:r>
             <w:r>
               <w:fldChar w:fldCharType="begin" w:dirty="true"/>
-              <w:instrText xml:space="preserve">PAGEREF _Toc35 \h</w:instrText>
+              <w:instrText xml:space="preserve">PAGEREF _Toc39 \h</w:instrText>
               <w:fldChar w:fldCharType="separate"/>
               <w:fldChar w:fldCharType="end"/>
             </w:r>
@@ -1052,7 +1140,7 @@
               <w:tab w:val="right" w:pos="9360" w:leader="dot"/>
             </w:tabs>
           </w:pPr>
-          <w:hyperlink w:history="1" w:anchor="_Toc36">
+          <w:hyperlink w:history="1" w:anchor="_Toc40">
             <w:r>
               <w:t xml:space="preserve">Referencias</w:t>
             </w:r>
@@ -1061,7 +1149,7 @@
             </w:r>
             <w:r>
               <w:fldChar w:fldCharType="begin" w:dirty="true"/>
-              <w:instrText xml:space="preserve">PAGEREF _Toc36 \h</w:instrText>
+              <w:instrText xml:space="preserve">PAGEREF _Toc40 \h</w:instrText>
               <w:fldChar w:fldCharType="separate"/>
               <w:fldChar w:fldCharType="end"/>
             </w:r>
@@ -1074,97 +1162,9 @@
               <w:tab w:val="right" w:pos="9360" w:leader="dot"/>
             </w:tabs>
           </w:pPr>
-          <w:hyperlink w:history="1" w:anchor="_Toc37">
+          <w:hyperlink w:history="1" w:anchor="_Toc41">
             <w:r>
               <w:t xml:space="preserve">Apéndices</w:t>
-            </w:r>
-            <w:r>
-              <w:tab/>
-            </w:r>
-            <w:r>
-              <w:fldChar w:fldCharType="begin" w:dirty="true"/>
-              <w:instrText xml:space="preserve">PAGEREF _Toc37 \h</w:instrText>
-              <w:fldChar w:fldCharType="separate"/>
-              <w:fldChar w:fldCharType="end"/>
-            </w:r>
-          </w:hyperlink>
-        </w:p>
-        <w:p>
-          <w:pPr>
-            <w:pStyle w:val="TOC2"/>
-            <w:tabs>
-              <w:tab w:val="right" w:pos="9360" w:leader="dot"/>
-            </w:tabs>
-          </w:pPr>
-          <w:hyperlink w:history="1" w:anchor="_Toc38">
-            <w:r>
-              <w:t xml:space="preserve">Apéndice A. Manual de usuario de Ecolácteos Huata</w:t>
-            </w:r>
-            <w:r>
-              <w:tab/>
-            </w:r>
-            <w:r>
-              <w:fldChar w:fldCharType="begin" w:dirty="true"/>
-              <w:instrText xml:space="preserve">PAGEREF _Toc38 \h</w:instrText>
-              <w:fldChar w:fldCharType="separate"/>
-              <w:fldChar w:fldCharType="end"/>
-            </w:r>
-          </w:hyperlink>
-        </w:p>
-        <w:p>
-          <w:pPr>
-            <w:pStyle w:val="TOC2"/>
-            <w:tabs>
-              <w:tab w:val="right" w:pos="9360" w:leader="dot"/>
-            </w:tabs>
-          </w:pPr>
-          <w:hyperlink w:history="1" w:anchor="_Toc39">
-            <w:r>
-              <w:t xml:space="preserve">Apéndice B. Plantillas Scrum</w:t>
-            </w:r>
-            <w:r>
-              <w:tab/>
-            </w:r>
-            <w:r>
-              <w:fldChar w:fldCharType="begin" w:dirty="true"/>
-              <w:instrText xml:space="preserve">PAGEREF _Toc39 \h</w:instrText>
-              <w:fldChar w:fldCharType="separate"/>
-              <w:fldChar w:fldCharType="end"/>
-            </w:r>
-          </w:hyperlink>
-        </w:p>
-        <w:p>
-          <w:pPr>
-            <w:pStyle w:val="TOC2"/>
-            <w:tabs>
-              <w:tab w:val="right" w:pos="9360" w:leader="dot"/>
-            </w:tabs>
-          </w:pPr>
-          <w:hyperlink w:history="1" w:anchor="_Toc40">
-            <w:r>
-              <w:t xml:space="preserve">Apéndice C. Plantillas de gestión de la configuración</w:t>
-            </w:r>
-            <w:r>
-              <w:tab/>
-            </w:r>
-            <w:r>
-              <w:fldChar w:fldCharType="begin" w:dirty="true"/>
-              <w:instrText xml:space="preserve">PAGEREF _Toc40 \h</w:instrText>
-              <w:fldChar w:fldCharType="separate"/>
-              <w:fldChar w:fldCharType="end"/>
-            </w:r>
-          </w:hyperlink>
-        </w:p>
-        <w:p>
-          <w:pPr>
-            <w:pStyle w:val="TOC2"/>
-            <w:tabs>
-              <w:tab w:val="right" w:pos="9360" w:leader="dot"/>
-            </w:tabs>
-          </w:pPr>
-          <w:hyperlink w:history="1" w:anchor="_Toc41">
-            <w:r>
-              <w:t xml:space="preserve">Apéndice D. Evidencias de despliegue</w:t>
             </w:r>
             <w:r>
               <w:tab/>
@@ -1186,7 +1186,7 @@
           </w:pPr>
           <w:hyperlink w:history="1" w:anchor="_Toc42">
             <w:r>
-              <w:t xml:space="preserve">Apéndice E. Código fuente de los diagramas (PlantUML)</w:t>
+              <w:t xml:space="preserve">Apéndice A. Manual de usuario de Ecolácteos Huata</w:t>
             </w:r>
             <w:r>
               <w:tab/>
@@ -1194,6 +1194,94 @@
             <w:r>
               <w:fldChar w:fldCharType="begin" w:dirty="true"/>
               <w:instrText xml:space="preserve">PAGEREF _Toc42 \h</w:instrText>
+              <w:fldChar w:fldCharType="separate"/>
+              <w:fldChar w:fldCharType="end"/>
+            </w:r>
+          </w:hyperlink>
+        </w:p>
+        <w:p>
+          <w:pPr>
+            <w:pStyle w:val="TOC2"/>
+            <w:tabs>
+              <w:tab w:val="right" w:pos="9360" w:leader="dot"/>
+            </w:tabs>
+          </w:pPr>
+          <w:hyperlink w:history="1" w:anchor="_Toc43">
+            <w:r>
+              <w:t xml:space="preserve">Apéndice B. Plantillas Scrum</w:t>
+            </w:r>
+            <w:r>
+              <w:tab/>
+            </w:r>
+            <w:r>
+              <w:fldChar w:fldCharType="begin" w:dirty="true"/>
+              <w:instrText xml:space="preserve">PAGEREF _Toc43 \h</w:instrText>
+              <w:fldChar w:fldCharType="separate"/>
+              <w:fldChar w:fldCharType="end"/>
+            </w:r>
+          </w:hyperlink>
+        </w:p>
+        <w:p>
+          <w:pPr>
+            <w:pStyle w:val="TOC2"/>
+            <w:tabs>
+              <w:tab w:val="right" w:pos="9360" w:leader="dot"/>
+            </w:tabs>
+          </w:pPr>
+          <w:hyperlink w:history="1" w:anchor="_Toc44">
+            <w:r>
+              <w:t xml:space="preserve">Apéndice C. Plantillas de gestión de la configuración</w:t>
+            </w:r>
+            <w:r>
+              <w:tab/>
+            </w:r>
+            <w:r>
+              <w:fldChar w:fldCharType="begin" w:dirty="true"/>
+              <w:instrText xml:space="preserve">PAGEREF _Toc44 \h</w:instrText>
+              <w:fldChar w:fldCharType="separate"/>
+              <w:fldChar w:fldCharType="end"/>
+            </w:r>
+          </w:hyperlink>
+        </w:p>
+        <w:p>
+          <w:pPr>
+            <w:pStyle w:val="TOC2"/>
+            <w:tabs>
+              <w:tab w:val="right" w:pos="9360" w:leader="dot"/>
+            </w:tabs>
+          </w:pPr>
+          <w:hyperlink w:history="1" w:anchor="_Toc45">
+            <w:r>
+              <w:t xml:space="preserve">Apéndice D. Evidencias de despliegue</w:t>
+            </w:r>
+            <w:r>
+              <w:tab/>
+            </w:r>
+            <w:r>
+              <w:fldChar w:fldCharType="begin" w:dirty="true"/>
+              <w:instrText xml:space="preserve">PAGEREF _Toc45 \h</w:instrText>
+              <w:fldChar w:fldCharType="separate"/>
+              <w:fldChar w:fldCharType="end"/>
+            </w:r>
+          </w:hyperlink>
+        </w:p>
+        <w:p>
+          <w:pPr>
+            <w:pStyle w:val="TOC2"/>
+            <w:tabs>
+              <w:tab w:val="right" w:pos="9360" w:leader="dot"/>
+            </w:tabs>
+          </w:pPr>
+          <w:hyperlink w:history="1" w:anchor="_Toc46">
+            <w:r>
+              <w:t xml:space="preserve">Apéndice E. Código fuente de los diagramas (PlantUML)</w:t>
+            </w:r>
+            <w:r>
+              <w:tab/>
+            </w:r>
+            <w:r>
+              <w:fldChar w:fldCharType="begin" w:dirty="true"/>
+              <w:instrText xml:space="preserve">PAGEREF _Toc46 \h</w:instrText>
               <w:fldChar w:fldCharType="separate"/>
               <w:fldChar w:fldCharType="end"/>
             </w:r>
@@ -5761,7 +5849,7 @@
                 <w:sz w:val="19"/>
                 <w:szCs w:val="19"/>
               </w:rPr>
-              <w:t xml:space="preserve">Git con rama principal main y ramas por historia (feature/HU-xx)</w:t>
+              <w:t xml:space="preserve">Git y GitHub (repositorio del equipo, rama web-laravel-huata); ramas por historia feature/HU-xx</w:t>
             </w:r>
           </w:p>
         </w:tc>
@@ -16891,9 +16979,157 @@
       </w:pPr>
       <w:bookmarkStart w:name="_Toc18" w:id="18"/>
       <w:r>
-        <w:t xml:space="preserve">2.6 Sprint Backlog (ejemplo: Sprint 4)</w:t>
+        <w:t xml:space="preserve">2.6 Sprint Backlog por sprint</w:t>
       </w:r>
       <w:bookmarkEnd w:id="18"/>
+    </w:p>
+    <w:p>
+      <w:pPr>
+        <w:spacing w:after="120" w:line="276"/>
+      </w:pPr>
+      <w:r>
+        <w:t xml:space="preserve">Cada sprint se organiza igual: fechas, objetivo, historias comprometidas, capacidad del equipo, puntos, eventos y una tabla de tareas con responsable y horas, seguida del resultado de la Sprint Review. Las tareas salen del trabajo real del repositorio; fechas, responsables, horas y resultados son simulados.</w:t>
+      </w:r>
+    </w:p>
+    <w:p>
+      <w:pPr>
+        <w:pStyle w:val="Heading3"/>
+      </w:pPr>
+      <w:bookmarkStart w:name="_Toc19" w:id="19"/>
+      <w:r>
+        <w:t xml:space="preserve">2.6.1 Sprint 1: Base del sistema: acceso por roles, usuarios, turnos, rutas y precios</w:t>
+      </w:r>
+      <w:bookmarkEnd w:id="19"/>
+    </w:p>
+    <w:p>
+      <w:pPr>
+        <w:pStyle w:val="ListParagraph"/>
+        <w:numPr>
+          <w:ilvl w:val="0"/>
+          <w:numId w:val="3"/>
+        </w:numPr>
+        <w:spacing w:after="60"/>
+      </w:pPr>
+      <w:r>
+        <w:rPr>
+          <w:b/>
+          <w:bCs/>
+        </w:rPr>
+        <w:t xml:space="preserve">Fechas:</w:t>
+      </w:r>
+      <w:r>
+        <w:t xml:space="preserve"> 24/08 al 06/09/2026</w:t>
+      </w:r>
+    </w:p>
+    <w:p>
+      <w:pPr>
+        <w:pStyle w:val="ListParagraph"/>
+        <w:numPr>
+          <w:ilvl w:val="0"/>
+          <w:numId w:val="3"/>
+        </w:numPr>
+        <w:spacing w:after="60"/>
+      </w:pPr>
+      <w:r>
+        <w:rPr>
+          <w:b/>
+          <w:bCs/>
+        </w:rPr>
+        <w:t xml:space="preserve">Objetivo:</w:t>
+      </w:r>
+      <w:r>
+        <w:t xml:space="preserve"> Entrar al sistema con el panel de cada rol y dejar listos los datos maestros (usuarios, turnos, rutas y precio de la leche).</w:t>
+      </w:r>
+    </w:p>
+    <w:p>
+      <w:pPr>
+        <w:pStyle w:val="ListParagraph"/>
+        <w:numPr>
+          <w:ilvl w:val="0"/>
+          <w:numId w:val="3"/>
+        </w:numPr>
+        <w:spacing w:after="60"/>
+      </w:pPr>
+      <w:r>
+        <w:rPr>
+          <w:b/>
+          <w:bCs/>
+        </w:rPr>
+        <w:t xml:space="preserve">Historias comprometidas:</w:t>
+      </w:r>
+      <w:r>
+        <w:t xml:space="preserve"> HU-01, HU-02, HU-03 y HU-04.</w:t>
+      </w:r>
+    </w:p>
+    <w:p>
+      <w:pPr>
+        <w:pStyle w:val="ListParagraph"/>
+        <w:numPr>
+          <w:ilvl w:val="0"/>
+          <w:numId w:val="3"/>
+        </w:numPr>
+        <w:spacing w:after="60"/>
+      </w:pPr>
+      <w:r>
+        <w:rPr>
+          <w:b/>
+          <w:bCs/>
+        </w:rPr>
+        <w:t xml:space="preserve">Capacidad del equipo:</w:t>
+      </w:r>
+      <w:r>
+        <w:t xml:space="preserve"> 2 developers × 10 días × 4 h + Scrum Master 8 h = 88 h.</w:t>
+      </w:r>
+    </w:p>
+    <w:p>
+      <w:pPr>
+        <w:pStyle w:val="ListParagraph"/>
+        <w:numPr>
+          <w:ilvl w:val="0"/>
+          <w:numId w:val="3"/>
+        </w:numPr>
+        <w:spacing w:after="60"/>
+      </w:pPr>
+      <w:r>
+        <w:rPr>
+          <w:b/>
+          <w:bCs/>
+        </w:rPr>
+        <w:t xml:space="preserve">Puntos planificados:</w:t>
+      </w:r>
+      <w:r>
+        <w:t xml:space="preserve"> 24 puntos. </w:t>
+      </w:r>
+      <w:r>
+        <w:rPr>
+          <w:b/>
+          <w:bCs/>
+        </w:rPr>
+        <w:t xml:space="preserve">Puntos completados:</w:t>
+      </w:r>
+      <w:r>
+        <w:t xml:space="preserve"> 24 puntos (100 %).</w:t>
+      </w:r>
+    </w:p>
+    <w:p>
+      <w:pPr>
+        <w:pStyle w:val="ListParagraph"/>
+        <w:numPr>
+          <w:ilvl w:val="0"/>
+          <w:numId w:val="3"/>
+        </w:numPr>
+        <w:spacing w:after="60"/>
+      </w:pPr>
+      <w:r>
+        <w:rPr>
+          <w:b/>
+          <w:bCs/>
+        </w:rPr>
+        <w:t xml:space="preserve">Eventos:</w:t>
+      </w:r>
+      <w:r>
+        <w:t xml:space="preserve"> Planning el 24/08 (2 h); Review el 06/09 (1 h); Retrospectiva el 06/09 (45 min).</w:t>
+      </w:r>
     </w:p>
     <w:p>
       <w:pPr>
@@ -16918,7 +17154,7 @@
           <w:i/>
           <w:iCs/>
         </w:rPr>
-        <w:t xml:space="preserve">Sprint Backlog del Sprint 4</w:t>
+        <w:t xml:space="preserve">Sprint Backlog del Sprint 1</w:t>
       </w:r>
     </w:p>
     <w:tbl>
@@ -17142,7 +17378,7 @@
                 <w:sz w:val="19"/>
                 <w:szCs w:val="19"/>
               </w:rPr>
-              <w:t xml:space="preserve">HU-14</w:t>
+              <w:t xml:space="preserve">HU-01</w:t>
             </w:r>
           </w:p>
         </w:tc>
@@ -17173,7 +17409,7 @@
                 <w:sz w:val="19"/>
                 <w:szCs w:val="19"/>
               </w:rPr>
-              <w:t xml:space="preserve">Catálogo público con Produccion::catalogoPublico() y precio de venta propio</w:t>
+              <w:t xml:space="preserve">Inicio de sesión con Fortify, verificación en dos pasos y redirección al panel del rol</w:t>
             </w:r>
           </w:p>
         </w:tc>
@@ -17235,7 +17471,7 @@
                 <w:sz w:val="19"/>
                 <w:szCs w:val="19"/>
               </w:rPr>
-              <w:t xml:space="preserve">10</w:t>
+              <w:t xml:space="preserve">12</w:t>
             </w:r>
           </w:p>
         </w:tc>
@@ -17302,7 +17538,7 @@
                 <w:sz w:val="19"/>
                 <w:szCs w:val="19"/>
               </w:rPr>
-              <w:t xml:space="preserve">HU-12</w:t>
+              <w:t xml:space="preserve">HU-01</w:t>
             </w:r>
           </w:p>
         </w:tc>
@@ -17333,7 +17569,7 @@
                 <w:sz w:val="19"/>
                 <w:szCs w:val="19"/>
               </w:rPr>
-              <w:t xml:space="preserve">Carrito en el navegador con validación contra el catálogo</w:t>
+              <w:t xml:space="preserve">Middleware de rol (EnsureRole) y menú lateral por rol</w:t>
             </w:r>
           </w:p>
         </w:tc>
@@ -17395,7 +17631,7 @@
                 <w:sz w:val="19"/>
                 <w:szCs w:val="19"/>
               </w:rPr>
-              <w:t xml:space="preserve">12</w:t>
+              <w:t xml:space="preserve">8</w:t>
             </w:r>
           </w:p>
         </w:tc>
@@ -17462,7 +17698,7 @@
                 <w:sz w:val="19"/>
                 <w:szCs w:val="19"/>
               </w:rPr>
-              <w:t xml:space="preserve">HU-12</w:t>
+              <w:t xml:space="preserve">HU-02</w:t>
             </w:r>
           </w:p>
         </w:tc>
@@ -17493,7 +17729,7 @@
                 <w:sz w:val="19"/>
                 <w:szCs w:val="19"/>
               </w:rPr>
-              <w:t xml:space="preserve">POST /pedidos: precios y stock tomados del servidor, en transacción</w:t>
+              <w:t xml:space="preserve">Gestión de usuarios y asignación de roles</w:t>
             </w:r>
           </w:p>
         </w:tc>
@@ -17524,7 +17760,7 @@
                 <w:sz w:val="19"/>
                 <w:szCs w:val="19"/>
               </w:rPr>
-              <w:t xml:space="preserve">Dev 1 (K. Marca)</w:t>
+              <w:t xml:space="preserve">Dev 2</w:t>
             </w:r>
           </w:p>
         </w:tc>
@@ -17555,7 +17791,7 @@
                 <w:sz w:val="19"/>
                 <w:szCs w:val="19"/>
               </w:rPr>
-              <w:t xml:space="preserve">10</w:t>
+              <w:t xml:space="preserve">14</w:t>
             </w:r>
           </w:p>
         </w:tc>
@@ -17622,7 +17858,7 @@
                 <w:sz w:val="19"/>
                 <w:szCs w:val="19"/>
               </w:rPr>
-              <w:t xml:space="preserve">HU-12</w:t>
+              <w:t xml:space="preserve">HU-02</w:t>
             </w:r>
           </w:p>
         </w:tc>
@@ -17653,7 +17889,7 @@
                 <w:sz w:val="19"/>
                 <w:szCs w:val="19"/>
               </w:rPr>
-              <w:t xml:space="preserve">Pago con QR de Yape, N.º de operación obligatorio y comprobante por enlace</w:t>
+              <w:t xml:space="preserve">Datos de la empresa y número de WhatsApp</w:t>
             </w:r>
           </w:p>
         </w:tc>
@@ -17715,7 +17951,7 @@
                 <w:sz w:val="19"/>
                 <w:szCs w:val="19"/>
               </w:rPr>
-              <w:t xml:space="preserve">8</w:t>
+              <w:t xml:space="preserve">4</w:t>
             </w:r>
           </w:p>
         </w:tc>
@@ -17782,7 +18018,7 @@
                 <w:sz w:val="19"/>
                 <w:szCs w:val="19"/>
               </w:rPr>
-              <w:t xml:space="preserve">HU-13</w:t>
+              <w:t xml:space="preserve">HU-03</w:t>
             </w:r>
           </w:p>
         </w:tc>
@@ -17813,7 +18049,7 @@
                 <w:sz w:val="19"/>
                 <w:szCs w:val="19"/>
               </w:rPr>
-              <w:t xml:space="preserve">Confirmar pedido como venta con boleta y descuento de stock (todo o nada)</w:t>
+              <w:t xml:space="preserve">Turnos y rutas con trazo en el mapa</w:t>
             </w:r>
           </w:p>
         </w:tc>
@@ -17875,7 +18111,7 @@
                 <w:sz w:val="19"/>
                 <w:szCs w:val="19"/>
               </w:rPr>
-              <w:t xml:space="preserve">8</w:t>
+              <w:t xml:space="preserve">12</w:t>
             </w:r>
           </w:p>
         </w:tc>
@@ -17942,7 +18178,7 @@
                 <w:sz w:val="19"/>
                 <w:szCs w:val="19"/>
               </w:rPr>
-              <w:t xml:space="preserve">HU-18</w:t>
+              <w:t xml:space="preserve">HU-03</w:t>
             </w:r>
           </w:p>
         </w:tc>
@@ -17973,7 +18209,7 @@
                 <w:sz w:val="19"/>
                 <w:szCs w:val="19"/>
               </w:rPr>
-              <w:t xml:space="preserve">Endpoints de login, sync y cambios con tokens móviles</w:t>
+              <w:t xml:space="preserve">Asignación de proveedores a cada acopiador</w:t>
             </w:r>
           </w:p>
         </w:tc>
@@ -18004,7 +18240,7 @@
                 <w:sz w:val="19"/>
                 <w:szCs w:val="19"/>
               </w:rPr>
-              <w:t xml:space="preserve">Dev 2</w:t>
+              <w:t xml:space="preserve">Dev 1 (K. Marca)</w:t>
             </w:r>
           </w:p>
         </w:tc>
@@ -18035,7 +18271,7 @@
                 <w:sz w:val="19"/>
                 <w:szCs w:val="19"/>
               </w:rPr>
-              <w:t xml:space="preserve">14</w:t>
+              <w:t xml:space="preserve">10</w:t>
             </w:r>
           </w:p>
         </w:tc>
@@ -18102,7 +18338,7 @@
                 <w:sz w:val="19"/>
                 <w:szCs w:val="19"/>
               </w:rPr>
-              <w:t xml:space="preserve">HU-20</w:t>
+              <w:t xml:space="preserve">HU-04</w:t>
             </w:r>
           </w:p>
         </w:tc>
@@ -18133,7 +18369,7 @@
                 <w:sz w:val="19"/>
                 <w:szCs w:val="19"/>
               </w:rPr>
-              <w:t xml:space="preserve">Sistema de diseño Huata Corporate y modo oscuro</w:t>
+              <w:t xml:space="preserve">Precio vigente de la leche y descuentos</w:t>
             </w:r>
           </w:p>
         </w:tc>
@@ -18195,7 +18431,7 @@
                 <w:sz w:val="19"/>
                 <w:szCs w:val="19"/>
               </w:rPr>
-              <w:t xml:space="preserve">16</w:t>
+              <w:t xml:space="preserve">6</w:t>
             </w:r>
           </w:p>
         </w:tc>
@@ -18293,7 +18529,7 @@
                 <w:sz w:val="19"/>
                 <w:szCs w:val="19"/>
               </w:rPr>
-              <w:t xml:space="preserve">Pruebas Pest y revisión de estilo con Pint</w:t>
+              <w:t xml:space="preserve">Pruebas Pest de acceso por rol y estilo con Pint</w:t>
             </w:r>
           </w:p>
         </w:tc>
@@ -18355,7 +18591,7 @@
                 <w:sz w:val="19"/>
                 <w:szCs w:val="19"/>
               </w:rPr>
-              <w:t xml:space="preserve">6</w:t>
+              <w:t xml:space="preserve">8</w:t>
             </w:r>
           </w:p>
         </w:tc>
@@ -18410,18 +18646,148 @@
           <w:sz w:val="20"/>
           <w:szCs w:val="20"/>
         </w:rPr>
-        <w:t xml:space="preserve">Las tareas salen del trabajo real del repositorio; responsables y horas son simulados.</w:t>
-      </w:r>
-    </w:p>
-    <w:p>
-      <w:pPr>
-        <w:pStyle w:val="Heading2"/>
-      </w:pPr>
-      <w:bookmarkStart w:name="_Toc19" w:id="19"/>
-      <w:r>
-        <w:t xml:space="preserve">2.7 Eventos Scrum y evidencias</w:t>
-      </w:r>
-      <w:bookmarkEnd w:id="19"/>
+        <w:t xml:space="preserve">Se aceptaron las 4 historias. Comentario del Product Owner: mostrar el rol activo en el menú lateral. Responsables, horas y resultados simulados.</w:t>
+      </w:r>
+    </w:p>
+    <w:p>
+      <w:pPr>
+        <w:pStyle w:val="Heading3"/>
+      </w:pPr>
+      <w:bookmarkStart w:name="_Toc20" w:id="20"/>
+      <w:r>
+        <w:t xml:space="preserve">2.6.2 Sprint 2: Del recojo al pago: acopio, laboratorio, calidad y pagos</w:t>
+      </w:r>
+      <w:bookmarkEnd w:id="20"/>
+    </w:p>
+    <w:p>
+      <w:pPr>
+        <w:pStyle w:val="ListParagraph"/>
+        <w:numPr>
+          <w:ilvl w:val="0"/>
+          <w:numId w:val="3"/>
+        </w:numPr>
+        <w:spacing w:after="60"/>
+      </w:pPr>
+      <w:r>
+        <w:rPr>
+          <w:b/>
+          <w:bCs/>
+        </w:rPr>
+        <w:t xml:space="preserve">Fechas:</w:t>
+      </w:r>
+      <w:r>
+        <w:t xml:space="preserve"> 07/09 al 20/09/2026</w:t>
+      </w:r>
+    </w:p>
+    <w:p>
+      <w:pPr>
+        <w:pStyle w:val="ListParagraph"/>
+        <w:numPr>
+          <w:ilvl w:val="0"/>
+          <w:numId w:val="3"/>
+        </w:numPr>
+        <w:spacing w:after="60"/>
+      </w:pPr>
+      <w:r>
+        <w:rPr>
+          <w:b/>
+          <w:bCs/>
+        </w:rPr>
+        <w:t xml:space="preserve">Objetivo:</w:t>
+      </w:r>
+      <w:r>
+        <w:t xml:space="preserve"> Registrar el recojo de leche, analizarla en laboratorio, controlar la calidad por proveedor y pagarle según lo entregado.</w:t>
+      </w:r>
+    </w:p>
+    <w:p>
+      <w:pPr>
+        <w:pStyle w:val="ListParagraph"/>
+        <w:numPr>
+          <w:ilvl w:val="0"/>
+          <w:numId w:val="3"/>
+        </w:numPr>
+        <w:spacing w:after="60"/>
+      </w:pPr>
+      <w:r>
+        <w:rPr>
+          <w:b/>
+          <w:bCs/>
+        </w:rPr>
+        <w:t xml:space="preserve">Historias comprometidas:</w:t>
+      </w:r>
+      <w:r>
+        <w:t xml:space="preserve"> HU-05, HU-06, HU-07, HU-08 y HU-17.</w:t>
+      </w:r>
+    </w:p>
+    <w:p>
+      <w:pPr>
+        <w:pStyle w:val="ListParagraph"/>
+        <w:numPr>
+          <w:ilvl w:val="0"/>
+          <w:numId w:val="3"/>
+        </w:numPr>
+        <w:spacing w:after="60"/>
+      </w:pPr>
+      <w:r>
+        <w:rPr>
+          <w:b/>
+          <w:bCs/>
+        </w:rPr>
+        <w:t xml:space="preserve">Capacidad del equipo:</w:t>
+      </w:r>
+      <w:r>
+        <w:t xml:space="preserve"> 2 developers × 10 días × 4 h + Scrum Master 8 h = 88 h.</w:t>
+      </w:r>
+    </w:p>
+    <w:p>
+      <w:pPr>
+        <w:pStyle w:val="ListParagraph"/>
+        <w:numPr>
+          <w:ilvl w:val="0"/>
+          <w:numId w:val="3"/>
+        </w:numPr>
+        <w:spacing w:after="60"/>
+      </w:pPr>
+      <w:r>
+        <w:rPr>
+          <w:b/>
+          <w:bCs/>
+        </w:rPr>
+        <w:t xml:space="preserve">Puntos planificados:</w:t>
+      </w:r>
+      <w:r>
+        <w:t xml:space="preserve"> 32 puntos. </w:t>
+      </w:r>
+      <w:r>
+        <w:rPr>
+          <w:b/>
+          <w:bCs/>
+        </w:rPr>
+        <w:t xml:space="preserve">Puntos completados:</w:t>
+      </w:r>
+      <w:r>
+        <w:t xml:space="preserve"> 32 puntos (100 %).</w:t>
+      </w:r>
+    </w:p>
+    <w:p>
+      <w:pPr>
+        <w:pStyle w:val="ListParagraph"/>
+        <w:numPr>
+          <w:ilvl w:val="0"/>
+          <w:numId w:val="3"/>
+        </w:numPr>
+        <w:spacing w:after="60"/>
+      </w:pPr>
+      <w:r>
+        <w:rPr>
+          <w:b/>
+          <w:bCs/>
+        </w:rPr>
+        <w:t xml:space="preserve">Eventos:</w:t>
+      </w:r>
+      <w:r>
+        <w:t xml:space="preserve"> Planning el 07/09 (2 h); Review el 20/09 (1 h); Retrospectiva el 20/09 (45 min).</w:t>
+      </w:r>
     </w:p>
     <w:p>
       <w:pPr>
@@ -18434,6 +18800,5010 @@
           <w:bCs/>
         </w:rPr>
         <w:t xml:space="preserve">Tabla 14</w:t>
+      </w:r>
+    </w:p>
+    <w:p>
+      <w:pPr>
+        <w:keepNext/>
+        <w:spacing w:after="80"/>
+      </w:pPr>
+      <w:r>
+        <w:rPr>
+          <w:i/>
+          <w:iCs/>
+        </w:rPr>
+        <w:t xml:space="preserve">Sprint Backlog del Sprint 2</w:t>
+      </w:r>
+    </w:p>
+    <w:tbl>
+      <w:tblPr>
+        <w:tblW w:type="dxa" w:w="9360"/>
+        <w:tblBorders>
+          <w:top w:val="single" w:color="auto" w:sz="4"/>
+          <w:left w:val="single" w:color="auto" w:sz="4"/>
+          <w:bottom w:val="single" w:color="auto" w:sz="4"/>
+          <w:right w:val="single" w:color="auto" w:sz="4"/>
+          <w:insideH w:val="single" w:color="auto" w:sz="4"/>
+          <w:insideV w:val="single" w:color="auto" w:sz="4"/>
+        </w:tblBorders>
+      </w:tblPr>
+      <w:tblGrid>
+        <w:gridCol w:w="900"/>
+        <w:gridCol w:w="4700"/>
+        <w:gridCol w:w="1400"/>
+        <w:gridCol w:w="900"/>
+        <w:gridCol w:w="1460"/>
+      </w:tblGrid>
+      <w:tr>
+        <w:trPr>
+          <w:cantSplit/>
+          <w:tblHeader/>
+        </w:trPr>
+        <w:tc>
+          <w:tcPr>
+            <w:tcW w:type="dxa" w:w="900"/>
+            <w:tcBorders>
+              <w:top w:val="single" w:color="BFBFBF" w:sz="4"/>
+              <w:left w:val="single" w:color="BFBFBF" w:sz="4"/>
+              <w:bottom w:val="single" w:color="BFBFBF" w:sz="4"/>
+              <w:right w:val="single" w:color="BFBFBF" w:sz="4"/>
+            </w:tcBorders>
+            <w:shd w:fill="173D72" w:color="auto" w:val="clear"/>
+            <w:tcMar>
+              <w:top w:type="dxa" w:w="50"/>
+              <w:left w:type="dxa" w:w="90"/>
+              <w:bottom w:type="dxa" w:w="50"/>
+              <w:right w:type="dxa" w:w="90"/>
+            </w:tcMar>
+          </w:tcPr>
+          <w:p>
+            <w:pPr>
+              <w:spacing w:after="0"/>
+            </w:pPr>
+            <w:r>
+              <w:rPr>
+                <w:b/>
+                <w:bCs/>
+                <w:color w:val="FFFFFF"/>
+                <w:sz w:val="19"/>
+                <w:szCs w:val="19"/>
+              </w:rPr>
+              <w:t xml:space="preserve">Historia</w:t>
+            </w:r>
+          </w:p>
+        </w:tc>
+        <w:tc>
+          <w:tcPr>
+            <w:tcW w:type="dxa" w:w="4700"/>
+            <w:tcBorders>
+              <w:top w:val="single" w:color="BFBFBF" w:sz="4"/>
+              <w:left w:val="single" w:color="BFBFBF" w:sz="4"/>
+              <w:bottom w:val="single" w:color="BFBFBF" w:sz="4"/>
+              <w:right w:val="single" w:color="BFBFBF" w:sz="4"/>
+            </w:tcBorders>
+            <w:shd w:fill="173D72" w:color="auto" w:val="clear"/>
+            <w:tcMar>
+              <w:top w:type="dxa" w:w="50"/>
+              <w:left w:type="dxa" w:w="90"/>
+              <w:bottom w:type="dxa" w:w="50"/>
+              <w:right w:type="dxa" w:w="90"/>
+            </w:tcMar>
+          </w:tcPr>
+          <w:p>
+            <w:pPr>
+              <w:spacing w:after="0"/>
+            </w:pPr>
+            <w:r>
+              <w:rPr>
+                <w:b/>
+                <w:bCs/>
+                <w:color w:val="FFFFFF"/>
+                <w:sz w:val="19"/>
+                <w:szCs w:val="19"/>
+              </w:rPr>
+              <w:t xml:space="preserve">Tarea</w:t>
+            </w:r>
+          </w:p>
+        </w:tc>
+        <w:tc>
+          <w:tcPr>
+            <w:tcW w:type="dxa" w:w="1400"/>
+            <w:tcBorders>
+              <w:top w:val="single" w:color="BFBFBF" w:sz="4"/>
+              <w:left w:val="single" w:color="BFBFBF" w:sz="4"/>
+              <w:bottom w:val="single" w:color="BFBFBF" w:sz="4"/>
+              <w:right w:val="single" w:color="BFBFBF" w:sz="4"/>
+            </w:tcBorders>
+            <w:shd w:fill="173D72" w:color="auto" w:val="clear"/>
+            <w:tcMar>
+              <w:top w:type="dxa" w:w="50"/>
+              <w:left w:type="dxa" w:w="90"/>
+              <w:bottom w:type="dxa" w:w="50"/>
+              <w:right w:type="dxa" w:w="90"/>
+            </w:tcMar>
+          </w:tcPr>
+          <w:p>
+            <w:pPr>
+              <w:spacing w:after="0"/>
+            </w:pPr>
+            <w:r>
+              <w:rPr>
+                <w:b/>
+                <w:bCs/>
+                <w:color w:val="FFFFFF"/>
+                <w:sz w:val="19"/>
+                <w:szCs w:val="19"/>
+              </w:rPr>
+              <w:t xml:space="preserve">Responsable</w:t>
+            </w:r>
+          </w:p>
+        </w:tc>
+        <w:tc>
+          <w:tcPr>
+            <w:tcW w:type="dxa" w:w="900"/>
+            <w:tcBorders>
+              <w:top w:val="single" w:color="BFBFBF" w:sz="4"/>
+              <w:left w:val="single" w:color="BFBFBF" w:sz="4"/>
+              <w:bottom w:val="single" w:color="BFBFBF" w:sz="4"/>
+              <w:right w:val="single" w:color="BFBFBF" w:sz="4"/>
+            </w:tcBorders>
+            <w:shd w:fill="173D72" w:color="auto" w:val="clear"/>
+            <w:tcMar>
+              <w:top w:type="dxa" w:w="50"/>
+              <w:left w:type="dxa" w:w="90"/>
+              <w:bottom w:type="dxa" w:w="50"/>
+              <w:right w:type="dxa" w:w="90"/>
+            </w:tcMar>
+          </w:tcPr>
+          <w:p>
+            <w:pPr>
+              <w:spacing w:after="0"/>
+            </w:pPr>
+            <w:r>
+              <w:rPr>
+                <w:b/>
+                <w:bCs/>
+                <w:color w:val="FFFFFF"/>
+                <w:sz w:val="19"/>
+                <w:szCs w:val="19"/>
+              </w:rPr>
+              <w:t xml:space="preserve">Horas</w:t>
+            </w:r>
+          </w:p>
+        </w:tc>
+        <w:tc>
+          <w:tcPr>
+            <w:tcW w:type="dxa" w:w="1460"/>
+            <w:tcBorders>
+              <w:top w:val="single" w:color="BFBFBF" w:sz="4"/>
+              <w:left w:val="single" w:color="BFBFBF" w:sz="4"/>
+              <w:bottom w:val="single" w:color="BFBFBF" w:sz="4"/>
+              <w:right w:val="single" w:color="BFBFBF" w:sz="4"/>
+            </w:tcBorders>
+            <w:shd w:fill="173D72" w:color="auto" w:val="clear"/>
+            <w:tcMar>
+              <w:top w:type="dxa" w:w="50"/>
+              <w:left w:type="dxa" w:w="90"/>
+              <w:bottom w:type="dxa" w:w="50"/>
+              <w:right w:type="dxa" w:w="90"/>
+            </w:tcMar>
+          </w:tcPr>
+          <w:p>
+            <w:pPr>
+              <w:spacing w:after="0"/>
+            </w:pPr>
+            <w:r>
+              <w:rPr>
+                <w:b/>
+                <w:bCs/>
+                <w:color w:val="FFFFFF"/>
+                <w:sz w:val="19"/>
+                <w:szCs w:val="19"/>
+              </w:rPr>
+              <w:t xml:space="preserve">Estado</w:t>
+            </w:r>
+          </w:p>
+        </w:tc>
+      </w:tr>
+      <w:tr>
+        <w:trPr>
+          <w:cantSplit/>
+        </w:trPr>
+        <w:tc>
+          <w:tcPr>
+            <w:tcW w:type="dxa" w:w="900"/>
+            <w:tcBorders>
+              <w:top w:val="single" w:color="BFBFBF" w:sz="4"/>
+              <w:left w:val="single" w:color="BFBFBF" w:sz="4"/>
+              <w:bottom w:val="single" w:color="BFBFBF" w:sz="4"/>
+              <w:right w:val="single" w:color="BFBFBF" w:sz="4"/>
+            </w:tcBorders>
+            <w:tcMar>
+              <w:top w:type="dxa" w:w="50"/>
+              <w:left w:type="dxa" w:w="90"/>
+              <w:bottom w:type="dxa" w:w="50"/>
+              <w:right w:type="dxa" w:w="90"/>
+            </w:tcMar>
+          </w:tcPr>
+          <w:p>
+            <w:pPr>
+              <w:spacing w:after="0"/>
+            </w:pPr>
+            <w:r>
+              <w:rPr>
+                <w:b w:val="false"/>
+                <w:bCs w:val="false"/>
+                <w:sz w:val="19"/>
+                <w:szCs w:val="19"/>
+              </w:rPr>
+              <w:t xml:space="preserve">HU-05</w:t>
+            </w:r>
+          </w:p>
+        </w:tc>
+        <w:tc>
+          <w:tcPr>
+            <w:tcW w:type="dxa" w:w="4700"/>
+            <w:tcBorders>
+              <w:top w:val="single" w:color="BFBFBF" w:sz="4"/>
+              <w:left w:val="single" w:color="BFBFBF" w:sz="4"/>
+              <w:bottom w:val="single" w:color="BFBFBF" w:sz="4"/>
+              <w:right w:val="single" w:color="BFBFBF" w:sz="4"/>
+            </w:tcBorders>
+            <w:tcMar>
+              <w:top w:type="dxa" w:w="50"/>
+              <w:left w:type="dxa" w:w="90"/>
+              <w:bottom w:type="dxa" w:w="50"/>
+              <w:right w:type="dxa" w:w="90"/>
+            </w:tcMar>
+          </w:tcPr>
+          <w:p>
+            <w:pPr>
+              <w:spacing w:after="0"/>
+            </w:pPr>
+            <w:r>
+              <w:rPr>
+                <w:b w:val="false"/>
+                <w:bCs w:val="false"/>
+                <w:sz w:val="19"/>
+                <w:szCs w:val="19"/>
+              </w:rPr>
+              <w:t xml:space="preserve">Recojo de leche por ruta y turno, con estado de la leche y precio por litro</w:t>
+            </w:r>
+          </w:p>
+        </w:tc>
+        <w:tc>
+          <w:tcPr>
+            <w:tcW w:type="dxa" w:w="1400"/>
+            <w:tcBorders>
+              <w:top w:val="single" w:color="BFBFBF" w:sz="4"/>
+              <w:left w:val="single" w:color="BFBFBF" w:sz="4"/>
+              <w:bottom w:val="single" w:color="BFBFBF" w:sz="4"/>
+              <w:right w:val="single" w:color="BFBFBF" w:sz="4"/>
+            </w:tcBorders>
+            <w:tcMar>
+              <w:top w:type="dxa" w:w="50"/>
+              <w:left w:type="dxa" w:w="90"/>
+              <w:bottom w:type="dxa" w:w="50"/>
+              <w:right w:type="dxa" w:w="90"/>
+            </w:tcMar>
+          </w:tcPr>
+          <w:p>
+            <w:pPr>
+              <w:spacing w:after="0"/>
+            </w:pPr>
+            <w:r>
+              <w:rPr>
+                <w:b w:val="false"/>
+                <w:bCs w:val="false"/>
+                <w:sz w:val="19"/>
+                <w:szCs w:val="19"/>
+              </w:rPr>
+              <w:t xml:space="preserve">Dev 1 (K. Marca)</w:t>
+            </w:r>
+          </w:p>
+        </w:tc>
+        <w:tc>
+          <w:tcPr>
+            <w:tcW w:type="dxa" w:w="900"/>
+            <w:tcBorders>
+              <w:top w:val="single" w:color="BFBFBF" w:sz="4"/>
+              <w:left w:val="single" w:color="BFBFBF" w:sz="4"/>
+              <w:bottom w:val="single" w:color="BFBFBF" w:sz="4"/>
+              <w:right w:val="single" w:color="BFBFBF" w:sz="4"/>
+            </w:tcBorders>
+            <w:tcMar>
+              <w:top w:type="dxa" w:w="50"/>
+              <w:left w:type="dxa" w:w="90"/>
+              <w:bottom w:type="dxa" w:w="50"/>
+              <w:right w:type="dxa" w:w="90"/>
+            </w:tcMar>
+          </w:tcPr>
+          <w:p>
+            <w:pPr>
+              <w:spacing w:after="0"/>
+            </w:pPr>
+            <w:r>
+              <w:rPr>
+                <w:b w:val="false"/>
+                <w:bCs w:val="false"/>
+                <w:sz w:val="19"/>
+                <w:szCs w:val="19"/>
+              </w:rPr>
+              <w:t xml:space="preserve">14</w:t>
+            </w:r>
+          </w:p>
+        </w:tc>
+        <w:tc>
+          <w:tcPr>
+            <w:tcW w:type="dxa" w:w="1460"/>
+            <w:tcBorders>
+              <w:top w:val="single" w:color="BFBFBF" w:sz="4"/>
+              <w:left w:val="single" w:color="BFBFBF" w:sz="4"/>
+              <w:bottom w:val="single" w:color="BFBFBF" w:sz="4"/>
+              <w:right w:val="single" w:color="BFBFBF" w:sz="4"/>
+            </w:tcBorders>
+            <w:tcMar>
+              <w:top w:type="dxa" w:w="50"/>
+              <w:left w:type="dxa" w:w="90"/>
+              <w:bottom w:type="dxa" w:w="50"/>
+              <w:right w:type="dxa" w:w="90"/>
+            </w:tcMar>
+          </w:tcPr>
+          <w:p>
+            <w:pPr>
+              <w:spacing w:after="0"/>
+            </w:pPr>
+            <w:r>
+              <w:rPr>
+                <w:b w:val="false"/>
+                <w:bCs w:val="false"/>
+                <w:sz w:val="19"/>
+                <w:szCs w:val="19"/>
+              </w:rPr>
+              <w:t xml:space="preserve">Hecho</w:t>
+            </w:r>
+          </w:p>
+        </w:tc>
+      </w:tr>
+      <w:tr>
+        <w:trPr>
+          <w:cantSplit/>
+        </w:trPr>
+        <w:tc>
+          <w:tcPr>
+            <w:tcW w:type="dxa" w:w="900"/>
+            <w:tcBorders>
+              <w:top w:val="single" w:color="BFBFBF" w:sz="4"/>
+              <w:left w:val="single" w:color="BFBFBF" w:sz="4"/>
+              <w:bottom w:val="single" w:color="BFBFBF" w:sz="4"/>
+              <w:right w:val="single" w:color="BFBFBF" w:sz="4"/>
+            </w:tcBorders>
+            <w:tcMar>
+              <w:top w:type="dxa" w:w="50"/>
+              <w:left w:type="dxa" w:w="90"/>
+              <w:bottom w:type="dxa" w:w="50"/>
+              <w:right w:type="dxa" w:w="90"/>
+            </w:tcMar>
+          </w:tcPr>
+          <w:p>
+            <w:pPr>
+              <w:spacing w:after="0"/>
+            </w:pPr>
+            <w:r>
+              <w:rPr>
+                <w:b w:val="false"/>
+                <w:bCs w:val="false"/>
+                <w:sz w:val="19"/>
+                <w:szCs w:val="19"/>
+              </w:rPr>
+              <w:t xml:space="preserve">HU-05</w:t>
+            </w:r>
+          </w:p>
+        </w:tc>
+        <w:tc>
+          <w:tcPr>
+            <w:tcW w:type="dxa" w:w="4700"/>
+            <w:tcBorders>
+              <w:top w:val="single" w:color="BFBFBF" w:sz="4"/>
+              <w:left w:val="single" w:color="BFBFBF" w:sz="4"/>
+              <w:bottom w:val="single" w:color="BFBFBF" w:sz="4"/>
+              <w:right w:val="single" w:color="BFBFBF" w:sz="4"/>
+            </w:tcBorders>
+            <w:tcMar>
+              <w:top w:type="dxa" w:w="50"/>
+              <w:left w:type="dxa" w:w="90"/>
+              <w:bottom w:type="dxa" w:w="50"/>
+              <w:right w:type="dxa" w:w="90"/>
+            </w:tcMar>
+          </w:tcPr>
+          <w:p>
+            <w:pPr>
+              <w:spacing w:after="0"/>
+            </w:pPr>
+            <w:r>
+              <w:rPr>
+                <w:b w:val="false"/>
+                <w:bCs w:val="false"/>
+                <w:sz w:val="19"/>
+                <w:szCs w:val="19"/>
+              </w:rPr>
+              <w:t xml:space="preserve">Entrega a planta con guía y conciliación de litros</w:t>
+            </w:r>
+          </w:p>
+        </w:tc>
+        <w:tc>
+          <w:tcPr>
+            <w:tcW w:type="dxa" w:w="1400"/>
+            <w:tcBorders>
+              <w:top w:val="single" w:color="BFBFBF" w:sz="4"/>
+              <w:left w:val="single" w:color="BFBFBF" w:sz="4"/>
+              <w:bottom w:val="single" w:color="BFBFBF" w:sz="4"/>
+              <w:right w:val="single" w:color="BFBFBF" w:sz="4"/>
+            </w:tcBorders>
+            <w:tcMar>
+              <w:top w:type="dxa" w:w="50"/>
+              <w:left w:type="dxa" w:w="90"/>
+              <w:bottom w:type="dxa" w:w="50"/>
+              <w:right w:type="dxa" w:w="90"/>
+            </w:tcMar>
+          </w:tcPr>
+          <w:p>
+            <w:pPr>
+              <w:spacing w:after="0"/>
+            </w:pPr>
+            <w:r>
+              <w:rPr>
+                <w:b w:val="false"/>
+                <w:bCs w:val="false"/>
+                <w:sz w:val="19"/>
+                <w:szCs w:val="19"/>
+              </w:rPr>
+              <w:t xml:space="preserve">Dev 1 (K. Marca)</w:t>
+            </w:r>
+          </w:p>
+        </w:tc>
+        <w:tc>
+          <w:tcPr>
+            <w:tcW w:type="dxa" w:w="900"/>
+            <w:tcBorders>
+              <w:top w:val="single" w:color="BFBFBF" w:sz="4"/>
+              <w:left w:val="single" w:color="BFBFBF" w:sz="4"/>
+              <w:bottom w:val="single" w:color="BFBFBF" w:sz="4"/>
+              <w:right w:val="single" w:color="BFBFBF" w:sz="4"/>
+            </w:tcBorders>
+            <w:tcMar>
+              <w:top w:type="dxa" w:w="50"/>
+              <w:left w:type="dxa" w:w="90"/>
+              <w:bottom w:type="dxa" w:w="50"/>
+              <w:right w:type="dxa" w:w="90"/>
+            </w:tcMar>
+          </w:tcPr>
+          <w:p>
+            <w:pPr>
+              <w:spacing w:after="0"/>
+            </w:pPr>
+            <w:r>
+              <w:rPr>
+                <w:b w:val="false"/>
+                <w:bCs w:val="false"/>
+                <w:sz w:val="19"/>
+                <w:szCs w:val="19"/>
+              </w:rPr>
+              <w:t xml:space="preserve">10</w:t>
+            </w:r>
+          </w:p>
+        </w:tc>
+        <w:tc>
+          <w:tcPr>
+            <w:tcW w:type="dxa" w:w="1460"/>
+            <w:tcBorders>
+              <w:top w:val="single" w:color="BFBFBF" w:sz="4"/>
+              <w:left w:val="single" w:color="BFBFBF" w:sz="4"/>
+              <w:bottom w:val="single" w:color="BFBFBF" w:sz="4"/>
+              <w:right w:val="single" w:color="BFBFBF" w:sz="4"/>
+            </w:tcBorders>
+            <w:tcMar>
+              <w:top w:type="dxa" w:w="50"/>
+              <w:left w:type="dxa" w:w="90"/>
+              <w:bottom w:type="dxa" w:w="50"/>
+              <w:right w:type="dxa" w:w="90"/>
+            </w:tcMar>
+          </w:tcPr>
+          <w:p>
+            <w:pPr>
+              <w:spacing w:after="0"/>
+            </w:pPr>
+            <w:r>
+              <w:rPr>
+                <w:b w:val="false"/>
+                <w:bCs w:val="false"/>
+                <w:sz w:val="19"/>
+                <w:szCs w:val="19"/>
+              </w:rPr>
+              <w:t xml:space="preserve">Hecho</w:t>
+            </w:r>
+          </w:p>
+        </w:tc>
+      </w:tr>
+      <w:tr>
+        <w:trPr>
+          <w:cantSplit/>
+        </w:trPr>
+        <w:tc>
+          <w:tcPr>
+            <w:tcW w:type="dxa" w:w="900"/>
+            <w:tcBorders>
+              <w:top w:val="single" w:color="BFBFBF" w:sz="4"/>
+              <w:left w:val="single" w:color="BFBFBF" w:sz="4"/>
+              <w:bottom w:val="single" w:color="BFBFBF" w:sz="4"/>
+              <w:right w:val="single" w:color="BFBFBF" w:sz="4"/>
+            </w:tcBorders>
+            <w:tcMar>
+              <w:top w:type="dxa" w:w="50"/>
+              <w:left w:type="dxa" w:w="90"/>
+              <w:bottom w:type="dxa" w:w="50"/>
+              <w:right w:type="dxa" w:w="90"/>
+            </w:tcMar>
+          </w:tcPr>
+          <w:p>
+            <w:pPr>
+              <w:spacing w:after="0"/>
+            </w:pPr>
+            <w:r>
+              <w:rPr>
+                <w:b w:val="false"/>
+                <w:bCs w:val="false"/>
+                <w:sz w:val="19"/>
+                <w:szCs w:val="19"/>
+              </w:rPr>
+              <w:t xml:space="preserve">HU-06</w:t>
+            </w:r>
+          </w:p>
+        </w:tc>
+        <w:tc>
+          <w:tcPr>
+            <w:tcW w:type="dxa" w:w="4700"/>
+            <w:tcBorders>
+              <w:top w:val="single" w:color="BFBFBF" w:sz="4"/>
+              <w:left w:val="single" w:color="BFBFBF" w:sz="4"/>
+              <w:bottom w:val="single" w:color="BFBFBF" w:sz="4"/>
+              <w:right w:val="single" w:color="BFBFBF" w:sz="4"/>
+            </w:tcBorders>
+            <w:tcMar>
+              <w:top w:type="dxa" w:w="50"/>
+              <w:left w:type="dxa" w:w="90"/>
+              <w:bottom w:type="dxa" w:w="50"/>
+              <w:right w:type="dxa" w:w="90"/>
+            </w:tcMar>
+          </w:tcPr>
+          <w:p>
+            <w:pPr>
+              <w:spacing w:after="0"/>
+            </w:pPr>
+            <w:r>
+              <w:rPr>
+                <w:b w:val="false"/>
+                <w:bCs w:val="false"/>
+                <w:sz w:val="19"/>
+                <w:szCs w:val="19"/>
+              </w:rPr>
+              <w:t xml:space="preserve">Formulario de resultados de laboratorio y PDF del resultado</w:t>
+            </w:r>
+          </w:p>
+        </w:tc>
+        <w:tc>
+          <w:tcPr>
+            <w:tcW w:type="dxa" w:w="1400"/>
+            <w:tcBorders>
+              <w:top w:val="single" w:color="BFBFBF" w:sz="4"/>
+              <w:left w:val="single" w:color="BFBFBF" w:sz="4"/>
+              <w:bottom w:val="single" w:color="BFBFBF" w:sz="4"/>
+              <w:right w:val="single" w:color="BFBFBF" w:sz="4"/>
+            </w:tcBorders>
+            <w:tcMar>
+              <w:top w:type="dxa" w:w="50"/>
+              <w:left w:type="dxa" w:w="90"/>
+              <w:bottom w:type="dxa" w:w="50"/>
+              <w:right w:type="dxa" w:w="90"/>
+            </w:tcMar>
+          </w:tcPr>
+          <w:p>
+            <w:pPr>
+              <w:spacing w:after="0"/>
+            </w:pPr>
+            <w:r>
+              <w:rPr>
+                <w:b w:val="false"/>
+                <w:bCs w:val="false"/>
+                <w:sz w:val="19"/>
+                <w:szCs w:val="19"/>
+              </w:rPr>
+              <w:t xml:space="preserve">Dev 2</w:t>
+            </w:r>
+          </w:p>
+        </w:tc>
+        <w:tc>
+          <w:tcPr>
+            <w:tcW w:type="dxa" w:w="900"/>
+            <w:tcBorders>
+              <w:top w:val="single" w:color="BFBFBF" w:sz="4"/>
+              <w:left w:val="single" w:color="BFBFBF" w:sz="4"/>
+              <w:bottom w:val="single" w:color="BFBFBF" w:sz="4"/>
+              <w:right w:val="single" w:color="BFBFBF" w:sz="4"/>
+            </w:tcBorders>
+            <w:tcMar>
+              <w:top w:type="dxa" w:w="50"/>
+              <w:left w:type="dxa" w:w="90"/>
+              <w:bottom w:type="dxa" w:w="50"/>
+              <w:right w:type="dxa" w:w="90"/>
+            </w:tcMar>
+          </w:tcPr>
+          <w:p>
+            <w:pPr>
+              <w:spacing w:after="0"/>
+            </w:pPr>
+            <w:r>
+              <w:rPr>
+                <w:b w:val="false"/>
+                <w:bCs w:val="false"/>
+                <w:sz w:val="19"/>
+                <w:szCs w:val="19"/>
+              </w:rPr>
+              <w:t xml:space="preserve">14</w:t>
+            </w:r>
+          </w:p>
+        </w:tc>
+        <w:tc>
+          <w:tcPr>
+            <w:tcW w:type="dxa" w:w="1460"/>
+            <w:tcBorders>
+              <w:top w:val="single" w:color="BFBFBF" w:sz="4"/>
+              <w:left w:val="single" w:color="BFBFBF" w:sz="4"/>
+              <w:bottom w:val="single" w:color="BFBFBF" w:sz="4"/>
+              <w:right w:val="single" w:color="BFBFBF" w:sz="4"/>
+            </w:tcBorders>
+            <w:tcMar>
+              <w:top w:type="dxa" w:w="50"/>
+              <w:left w:type="dxa" w:w="90"/>
+              <w:bottom w:type="dxa" w:w="50"/>
+              <w:right w:type="dxa" w:w="90"/>
+            </w:tcMar>
+          </w:tcPr>
+          <w:p>
+            <w:pPr>
+              <w:spacing w:after="0"/>
+            </w:pPr>
+            <w:r>
+              <w:rPr>
+                <w:b w:val="false"/>
+                <w:bCs w:val="false"/>
+                <w:sz w:val="19"/>
+                <w:szCs w:val="19"/>
+              </w:rPr>
+              <w:t xml:space="preserve">Hecho</w:t>
+            </w:r>
+          </w:p>
+        </w:tc>
+      </w:tr>
+      <w:tr>
+        <w:trPr>
+          <w:cantSplit/>
+        </w:trPr>
+        <w:tc>
+          <w:tcPr>
+            <w:tcW w:type="dxa" w:w="900"/>
+            <w:tcBorders>
+              <w:top w:val="single" w:color="BFBFBF" w:sz="4"/>
+              <w:left w:val="single" w:color="BFBFBF" w:sz="4"/>
+              <w:bottom w:val="single" w:color="BFBFBF" w:sz="4"/>
+              <w:right w:val="single" w:color="BFBFBF" w:sz="4"/>
+            </w:tcBorders>
+            <w:tcMar>
+              <w:top w:type="dxa" w:w="50"/>
+              <w:left w:type="dxa" w:w="90"/>
+              <w:bottom w:type="dxa" w:w="50"/>
+              <w:right w:type="dxa" w:w="90"/>
+            </w:tcMar>
+          </w:tcPr>
+          <w:p>
+            <w:pPr>
+              <w:spacing w:after="0"/>
+            </w:pPr>
+            <w:r>
+              <w:rPr>
+                <w:b w:val="false"/>
+                <w:bCs w:val="false"/>
+                <w:sz w:val="19"/>
+                <w:szCs w:val="19"/>
+              </w:rPr>
+              <w:t xml:space="preserve">HU-06</w:t>
+            </w:r>
+          </w:p>
+        </w:tc>
+        <w:tc>
+          <w:tcPr>
+            <w:tcW w:type="dxa" w:w="4700"/>
+            <w:tcBorders>
+              <w:top w:val="single" w:color="BFBFBF" w:sz="4"/>
+              <w:left w:val="single" w:color="BFBFBF" w:sz="4"/>
+              <w:bottom w:val="single" w:color="BFBFBF" w:sz="4"/>
+              <w:right w:val="single" w:color="BFBFBF" w:sz="4"/>
+            </w:tcBorders>
+            <w:tcMar>
+              <w:top w:type="dxa" w:w="50"/>
+              <w:left w:type="dxa" w:w="90"/>
+              <w:bottom w:type="dxa" w:w="50"/>
+              <w:right w:type="dxa" w:w="90"/>
+            </w:tcMar>
+          </w:tcPr>
+          <w:p>
+            <w:pPr>
+              <w:spacing w:after="0"/>
+            </w:pPr>
+            <w:r>
+              <w:rPr>
+                <w:b w:val="false"/>
+                <w:bCs w:val="false"/>
+                <w:sz w:val="19"/>
+                <w:szCs w:val="19"/>
+              </w:rPr>
+              <w:t xml:space="preserve">Enviar a producción solo los resultados conformes</w:t>
+            </w:r>
+          </w:p>
+        </w:tc>
+        <w:tc>
+          <w:tcPr>
+            <w:tcW w:type="dxa" w:w="1400"/>
+            <w:tcBorders>
+              <w:top w:val="single" w:color="BFBFBF" w:sz="4"/>
+              <w:left w:val="single" w:color="BFBFBF" w:sz="4"/>
+              <w:bottom w:val="single" w:color="BFBFBF" w:sz="4"/>
+              <w:right w:val="single" w:color="BFBFBF" w:sz="4"/>
+            </w:tcBorders>
+            <w:tcMar>
+              <w:top w:type="dxa" w:w="50"/>
+              <w:left w:type="dxa" w:w="90"/>
+              <w:bottom w:type="dxa" w:w="50"/>
+              <w:right w:type="dxa" w:w="90"/>
+            </w:tcMar>
+          </w:tcPr>
+          <w:p>
+            <w:pPr>
+              <w:spacing w:after="0"/>
+            </w:pPr>
+            <w:r>
+              <w:rPr>
+                <w:b w:val="false"/>
+                <w:bCs w:val="false"/>
+                <w:sz w:val="19"/>
+                <w:szCs w:val="19"/>
+              </w:rPr>
+              <w:t xml:space="preserve">Dev 2</w:t>
+            </w:r>
+          </w:p>
+        </w:tc>
+        <w:tc>
+          <w:tcPr>
+            <w:tcW w:type="dxa" w:w="900"/>
+            <w:tcBorders>
+              <w:top w:val="single" w:color="BFBFBF" w:sz="4"/>
+              <w:left w:val="single" w:color="BFBFBF" w:sz="4"/>
+              <w:bottom w:val="single" w:color="BFBFBF" w:sz="4"/>
+              <w:right w:val="single" w:color="BFBFBF" w:sz="4"/>
+            </w:tcBorders>
+            <w:tcMar>
+              <w:top w:type="dxa" w:w="50"/>
+              <w:left w:type="dxa" w:w="90"/>
+              <w:bottom w:type="dxa" w:w="50"/>
+              <w:right w:type="dxa" w:w="90"/>
+            </w:tcMar>
+          </w:tcPr>
+          <w:p>
+            <w:pPr>
+              <w:spacing w:after="0"/>
+            </w:pPr>
+            <w:r>
+              <w:rPr>
+                <w:b w:val="false"/>
+                <w:bCs w:val="false"/>
+                <w:sz w:val="19"/>
+                <w:szCs w:val="19"/>
+              </w:rPr>
+              <w:t xml:space="preserve">6</w:t>
+            </w:r>
+          </w:p>
+        </w:tc>
+        <w:tc>
+          <w:tcPr>
+            <w:tcW w:type="dxa" w:w="1460"/>
+            <w:tcBorders>
+              <w:top w:val="single" w:color="BFBFBF" w:sz="4"/>
+              <w:left w:val="single" w:color="BFBFBF" w:sz="4"/>
+              <w:bottom w:val="single" w:color="BFBFBF" w:sz="4"/>
+              <w:right w:val="single" w:color="BFBFBF" w:sz="4"/>
+            </w:tcBorders>
+            <w:tcMar>
+              <w:top w:type="dxa" w:w="50"/>
+              <w:left w:type="dxa" w:w="90"/>
+              <w:bottom w:type="dxa" w:w="50"/>
+              <w:right w:type="dxa" w:w="90"/>
+            </w:tcMar>
+          </w:tcPr>
+          <w:p>
+            <w:pPr>
+              <w:spacing w:after="0"/>
+            </w:pPr>
+            <w:r>
+              <w:rPr>
+                <w:b w:val="false"/>
+                <w:bCs w:val="false"/>
+                <w:sz w:val="19"/>
+                <w:szCs w:val="19"/>
+              </w:rPr>
+              <w:t xml:space="preserve">Hecho</w:t>
+            </w:r>
+          </w:p>
+        </w:tc>
+      </w:tr>
+      <w:tr>
+        <w:trPr>
+          <w:cantSplit/>
+        </w:trPr>
+        <w:tc>
+          <w:tcPr>
+            <w:tcW w:type="dxa" w:w="900"/>
+            <w:tcBorders>
+              <w:top w:val="single" w:color="BFBFBF" w:sz="4"/>
+              <w:left w:val="single" w:color="BFBFBF" w:sz="4"/>
+              <w:bottom w:val="single" w:color="BFBFBF" w:sz="4"/>
+              <w:right w:val="single" w:color="BFBFBF" w:sz="4"/>
+            </w:tcBorders>
+            <w:tcMar>
+              <w:top w:type="dxa" w:w="50"/>
+              <w:left w:type="dxa" w:w="90"/>
+              <w:bottom w:type="dxa" w:w="50"/>
+              <w:right w:type="dxa" w:w="90"/>
+            </w:tcMar>
+          </w:tcPr>
+          <w:p>
+            <w:pPr>
+              <w:spacing w:after="0"/>
+            </w:pPr>
+            <w:r>
+              <w:rPr>
+                <w:b w:val="false"/>
+                <w:bCs w:val="false"/>
+                <w:sz w:val="19"/>
+                <w:szCs w:val="19"/>
+              </w:rPr>
+              <w:t xml:space="preserve">HU-07</w:t>
+            </w:r>
+          </w:p>
+        </w:tc>
+        <w:tc>
+          <w:tcPr>
+            <w:tcW w:type="dxa" w:w="4700"/>
+            <w:tcBorders>
+              <w:top w:val="single" w:color="BFBFBF" w:sz="4"/>
+              <w:left w:val="single" w:color="BFBFBF" w:sz="4"/>
+              <w:bottom w:val="single" w:color="BFBFBF" w:sz="4"/>
+              <w:right w:val="single" w:color="BFBFBF" w:sz="4"/>
+            </w:tcBorders>
+            <w:tcMar>
+              <w:top w:type="dxa" w:w="50"/>
+              <w:left w:type="dxa" w:w="90"/>
+              <w:bottom w:type="dxa" w:w="50"/>
+              <w:right w:type="dxa" w:w="90"/>
+            </w:tcMar>
+          </w:tcPr>
+          <w:p>
+            <w:pPr>
+              <w:spacing w:after="0"/>
+            </w:pPr>
+            <w:r>
+              <w:rPr>
+                <w:b w:val="false"/>
+                <w:bCs w:val="false"/>
+                <w:sz w:val="19"/>
+                <w:szCs w:val="19"/>
+              </w:rPr>
+              <w:t xml:space="preserve">Bloqueo automático del proveedor con 3 alteraciones de calidad</w:t>
+            </w:r>
+          </w:p>
+        </w:tc>
+        <w:tc>
+          <w:tcPr>
+            <w:tcW w:type="dxa" w:w="1400"/>
+            <w:tcBorders>
+              <w:top w:val="single" w:color="BFBFBF" w:sz="4"/>
+              <w:left w:val="single" w:color="BFBFBF" w:sz="4"/>
+              <w:bottom w:val="single" w:color="BFBFBF" w:sz="4"/>
+              <w:right w:val="single" w:color="BFBFBF" w:sz="4"/>
+            </w:tcBorders>
+            <w:tcMar>
+              <w:top w:type="dxa" w:w="50"/>
+              <w:left w:type="dxa" w:w="90"/>
+              <w:bottom w:type="dxa" w:w="50"/>
+              <w:right w:type="dxa" w:w="90"/>
+            </w:tcMar>
+          </w:tcPr>
+          <w:p>
+            <w:pPr>
+              <w:spacing w:after="0"/>
+            </w:pPr>
+            <w:r>
+              <w:rPr>
+                <w:b w:val="false"/>
+                <w:bCs w:val="false"/>
+                <w:sz w:val="19"/>
+                <w:szCs w:val="19"/>
+              </w:rPr>
+              <w:t xml:space="preserve">Dev 1 (K. Marca)</w:t>
+            </w:r>
+          </w:p>
+        </w:tc>
+        <w:tc>
+          <w:tcPr>
+            <w:tcW w:type="dxa" w:w="900"/>
+            <w:tcBorders>
+              <w:top w:val="single" w:color="BFBFBF" w:sz="4"/>
+              <w:left w:val="single" w:color="BFBFBF" w:sz="4"/>
+              <w:bottom w:val="single" w:color="BFBFBF" w:sz="4"/>
+              <w:right w:val="single" w:color="BFBFBF" w:sz="4"/>
+            </w:tcBorders>
+            <w:tcMar>
+              <w:top w:type="dxa" w:w="50"/>
+              <w:left w:type="dxa" w:w="90"/>
+              <w:bottom w:type="dxa" w:w="50"/>
+              <w:right w:type="dxa" w:w="90"/>
+            </w:tcMar>
+          </w:tcPr>
+          <w:p>
+            <w:pPr>
+              <w:spacing w:after="0"/>
+            </w:pPr>
+            <w:r>
+              <w:rPr>
+                <w:b w:val="false"/>
+                <w:bCs w:val="false"/>
+                <w:sz w:val="19"/>
+                <w:szCs w:val="19"/>
+              </w:rPr>
+              <w:t xml:space="preserve">6</w:t>
+            </w:r>
+          </w:p>
+        </w:tc>
+        <w:tc>
+          <w:tcPr>
+            <w:tcW w:type="dxa" w:w="1460"/>
+            <w:tcBorders>
+              <w:top w:val="single" w:color="BFBFBF" w:sz="4"/>
+              <w:left w:val="single" w:color="BFBFBF" w:sz="4"/>
+              <w:bottom w:val="single" w:color="BFBFBF" w:sz="4"/>
+              <w:right w:val="single" w:color="BFBFBF" w:sz="4"/>
+            </w:tcBorders>
+            <w:tcMar>
+              <w:top w:type="dxa" w:w="50"/>
+              <w:left w:type="dxa" w:w="90"/>
+              <w:bottom w:type="dxa" w:w="50"/>
+              <w:right w:type="dxa" w:w="90"/>
+            </w:tcMar>
+          </w:tcPr>
+          <w:p>
+            <w:pPr>
+              <w:spacing w:after="0"/>
+            </w:pPr>
+            <w:r>
+              <w:rPr>
+                <w:b w:val="false"/>
+                <w:bCs w:val="false"/>
+                <w:sz w:val="19"/>
+                <w:szCs w:val="19"/>
+              </w:rPr>
+              <w:t xml:space="preserve">Hecho</w:t>
+            </w:r>
+          </w:p>
+        </w:tc>
+      </w:tr>
+      <w:tr>
+        <w:trPr>
+          <w:cantSplit/>
+        </w:trPr>
+        <w:tc>
+          <w:tcPr>
+            <w:tcW w:type="dxa" w:w="900"/>
+            <w:tcBorders>
+              <w:top w:val="single" w:color="BFBFBF" w:sz="4"/>
+              <w:left w:val="single" w:color="BFBFBF" w:sz="4"/>
+              <w:bottom w:val="single" w:color="BFBFBF" w:sz="4"/>
+              <w:right w:val="single" w:color="BFBFBF" w:sz="4"/>
+            </w:tcBorders>
+            <w:tcMar>
+              <w:top w:type="dxa" w:w="50"/>
+              <w:left w:type="dxa" w:w="90"/>
+              <w:bottom w:type="dxa" w:w="50"/>
+              <w:right w:type="dxa" w:w="90"/>
+            </w:tcMar>
+          </w:tcPr>
+          <w:p>
+            <w:pPr>
+              <w:spacing w:after="0"/>
+            </w:pPr>
+            <w:r>
+              <w:rPr>
+                <w:b w:val="false"/>
+                <w:bCs w:val="false"/>
+                <w:sz w:val="19"/>
+                <w:szCs w:val="19"/>
+              </w:rPr>
+              <w:t xml:space="preserve">HU-08</w:t>
+            </w:r>
+          </w:p>
+        </w:tc>
+        <w:tc>
+          <w:tcPr>
+            <w:tcW w:type="dxa" w:w="4700"/>
+            <w:tcBorders>
+              <w:top w:val="single" w:color="BFBFBF" w:sz="4"/>
+              <w:left w:val="single" w:color="BFBFBF" w:sz="4"/>
+              <w:bottom w:val="single" w:color="BFBFBF" w:sz="4"/>
+              <w:right w:val="single" w:color="BFBFBF" w:sz="4"/>
+            </w:tcBorders>
+            <w:tcMar>
+              <w:top w:type="dxa" w:w="50"/>
+              <w:left w:type="dxa" w:w="90"/>
+              <w:bottom w:type="dxa" w:w="50"/>
+              <w:right w:type="dxa" w:w="90"/>
+            </w:tcMar>
+          </w:tcPr>
+          <w:p>
+            <w:pPr>
+              <w:spacing w:after="0"/>
+            </w:pPr>
+            <w:r>
+              <w:rPr>
+                <w:b w:val="false"/>
+                <w:bCs w:val="false"/>
+                <w:sz w:val="19"/>
+                <w:szCs w:val="19"/>
+              </w:rPr>
+              <w:t xml:space="preserve">Pago a proveedores por período</w:t>
+            </w:r>
+          </w:p>
+        </w:tc>
+        <w:tc>
+          <w:tcPr>
+            <w:tcW w:type="dxa" w:w="1400"/>
+            <w:tcBorders>
+              <w:top w:val="single" w:color="BFBFBF" w:sz="4"/>
+              <w:left w:val="single" w:color="BFBFBF" w:sz="4"/>
+              <w:bottom w:val="single" w:color="BFBFBF" w:sz="4"/>
+              <w:right w:val="single" w:color="BFBFBF" w:sz="4"/>
+            </w:tcBorders>
+            <w:tcMar>
+              <w:top w:type="dxa" w:w="50"/>
+              <w:left w:type="dxa" w:w="90"/>
+              <w:bottom w:type="dxa" w:w="50"/>
+              <w:right w:type="dxa" w:w="90"/>
+            </w:tcMar>
+          </w:tcPr>
+          <w:p>
+            <w:pPr>
+              <w:spacing w:after="0"/>
+            </w:pPr>
+            <w:r>
+              <w:rPr>
+                <w:b w:val="false"/>
+                <w:bCs w:val="false"/>
+                <w:sz w:val="19"/>
+                <w:szCs w:val="19"/>
+              </w:rPr>
+              <w:t xml:space="preserve">Dev 2</w:t>
+            </w:r>
+          </w:p>
+        </w:tc>
+        <w:tc>
+          <w:tcPr>
+            <w:tcW w:type="dxa" w:w="900"/>
+            <w:tcBorders>
+              <w:top w:val="single" w:color="BFBFBF" w:sz="4"/>
+              <w:left w:val="single" w:color="BFBFBF" w:sz="4"/>
+              <w:bottom w:val="single" w:color="BFBFBF" w:sz="4"/>
+              <w:right w:val="single" w:color="BFBFBF" w:sz="4"/>
+            </w:tcBorders>
+            <w:tcMar>
+              <w:top w:type="dxa" w:w="50"/>
+              <w:left w:type="dxa" w:w="90"/>
+              <w:bottom w:type="dxa" w:w="50"/>
+              <w:right w:type="dxa" w:w="90"/>
+            </w:tcMar>
+          </w:tcPr>
+          <w:p>
+            <w:pPr>
+              <w:spacing w:after="0"/>
+            </w:pPr>
+            <w:r>
+              <w:rPr>
+                <w:b w:val="false"/>
+                <w:bCs w:val="false"/>
+                <w:sz w:val="19"/>
+                <w:szCs w:val="19"/>
+              </w:rPr>
+              <w:t xml:space="preserve">14</w:t>
+            </w:r>
+          </w:p>
+        </w:tc>
+        <w:tc>
+          <w:tcPr>
+            <w:tcW w:type="dxa" w:w="1460"/>
+            <w:tcBorders>
+              <w:top w:val="single" w:color="BFBFBF" w:sz="4"/>
+              <w:left w:val="single" w:color="BFBFBF" w:sz="4"/>
+              <w:bottom w:val="single" w:color="BFBFBF" w:sz="4"/>
+              <w:right w:val="single" w:color="BFBFBF" w:sz="4"/>
+            </w:tcBorders>
+            <w:tcMar>
+              <w:top w:type="dxa" w:w="50"/>
+              <w:left w:type="dxa" w:w="90"/>
+              <w:bottom w:type="dxa" w:w="50"/>
+              <w:right w:type="dxa" w:w="90"/>
+            </w:tcMar>
+          </w:tcPr>
+          <w:p>
+            <w:pPr>
+              <w:spacing w:after="0"/>
+            </w:pPr>
+            <w:r>
+              <w:rPr>
+                <w:b w:val="false"/>
+                <w:bCs w:val="false"/>
+                <w:sz w:val="19"/>
+                <w:szCs w:val="19"/>
+              </w:rPr>
+              <w:t xml:space="preserve">Hecho</w:t>
+            </w:r>
+          </w:p>
+        </w:tc>
+      </w:tr>
+      <w:tr>
+        <w:trPr>
+          <w:cantSplit/>
+        </w:trPr>
+        <w:tc>
+          <w:tcPr>
+            <w:tcW w:type="dxa" w:w="900"/>
+            <w:tcBorders>
+              <w:top w:val="single" w:color="BFBFBF" w:sz="4"/>
+              <w:left w:val="single" w:color="BFBFBF" w:sz="4"/>
+              <w:bottom w:val="single" w:color="BFBFBF" w:sz="4"/>
+              <w:right w:val="single" w:color="BFBFBF" w:sz="4"/>
+            </w:tcBorders>
+            <w:tcMar>
+              <w:top w:type="dxa" w:w="50"/>
+              <w:left w:type="dxa" w:w="90"/>
+              <w:bottom w:type="dxa" w:w="50"/>
+              <w:right w:type="dxa" w:w="90"/>
+            </w:tcMar>
+          </w:tcPr>
+          <w:p>
+            <w:pPr>
+              <w:spacing w:after="0"/>
+            </w:pPr>
+            <w:r>
+              <w:rPr>
+                <w:b w:val="false"/>
+                <w:bCs w:val="false"/>
+                <w:sz w:val="19"/>
+                <w:szCs w:val="19"/>
+              </w:rPr>
+              <w:t xml:space="preserve">HU-17</w:t>
+            </w:r>
+          </w:p>
+        </w:tc>
+        <w:tc>
+          <w:tcPr>
+            <w:tcW w:type="dxa" w:w="4700"/>
+            <w:tcBorders>
+              <w:top w:val="single" w:color="BFBFBF" w:sz="4"/>
+              <w:left w:val="single" w:color="BFBFBF" w:sz="4"/>
+              <w:bottom w:val="single" w:color="BFBFBF" w:sz="4"/>
+              <w:right w:val="single" w:color="BFBFBF" w:sz="4"/>
+            </w:tcBorders>
+            <w:tcMar>
+              <w:top w:type="dxa" w:w="50"/>
+              <w:left w:type="dxa" w:w="90"/>
+              <w:bottom w:type="dxa" w:w="50"/>
+              <w:right w:type="dxa" w:w="90"/>
+            </w:tcMar>
+          </w:tcPr>
+          <w:p>
+            <w:pPr>
+              <w:spacing w:after="0"/>
+            </w:pPr>
+            <w:r>
+              <w:rPr>
+                <w:b w:val="false"/>
+                <w:bCs w:val="false"/>
+                <w:sz w:val="19"/>
+                <w:szCs w:val="19"/>
+              </w:rPr>
+              <w:t xml:space="preserve">Mapa de rutas y ubicación de las fincas</w:t>
+            </w:r>
+          </w:p>
+        </w:tc>
+        <w:tc>
+          <w:tcPr>
+            <w:tcW w:type="dxa" w:w="1400"/>
+            <w:tcBorders>
+              <w:top w:val="single" w:color="BFBFBF" w:sz="4"/>
+              <w:left w:val="single" w:color="BFBFBF" w:sz="4"/>
+              <w:bottom w:val="single" w:color="BFBFBF" w:sz="4"/>
+              <w:right w:val="single" w:color="BFBFBF" w:sz="4"/>
+            </w:tcBorders>
+            <w:tcMar>
+              <w:top w:type="dxa" w:w="50"/>
+              <w:left w:type="dxa" w:w="90"/>
+              <w:bottom w:type="dxa" w:w="50"/>
+              <w:right w:type="dxa" w:w="90"/>
+            </w:tcMar>
+          </w:tcPr>
+          <w:p>
+            <w:pPr>
+              <w:spacing w:after="0"/>
+            </w:pPr>
+            <w:r>
+              <w:rPr>
+                <w:b w:val="false"/>
+                <w:bCs w:val="false"/>
+                <w:sz w:val="19"/>
+                <w:szCs w:val="19"/>
+              </w:rPr>
+              <w:t xml:space="preserve">Dev 2</w:t>
+            </w:r>
+          </w:p>
+        </w:tc>
+        <w:tc>
+          <w:tcPr>
+            <w:tcW w:type="dxa" w:w="900"/>
+            <w:tcBorders>
+              <w:top w:val="single" w:color="BFBFBF" w:sz="4"/>
+              <w:left w:val="single" w:color="BFBFBF" w:sz="4"/>
+              <w:bottom w:val="single" w:color="BFBFBF" w:sz="4"/>
+              <w:right w:val="single" w:color="BFBFBF" w:sz="4"/>
+            </w:tcBorders>
+            <w:tcMar>
+              <w:top w:type="dxa" w:w="50"/>
+              <w:left w:type="dxa" w:w="90"/>
+              <w:bottom w:type="dxa" w:w="50"/>
+              <w:right w:type="dxa" w:w="90"/>
+            </w:tcMar>
+          </w:tcPr>
+          <w:p>
+            <w:pPr>
+              <w:spacing w:after="0"/>
+            </w:pPr>
+            <w:r>
+              <w:rPr>
+                <w:b w:val="false"/>
+                <w:bCs w:val="false"/>
+                <w:sz w:val="19"/>
+                <w:szCs w:val="19"/>
+              </w:rPr>
+              <w:t xml:space="preserve">8</w:t>
+            </w:r>
+          </w:p>
+        </w:tc>
+        <w:tc>
+          <w:tcPr>
+            <w:tcW w:type="dxa" w:w="1460"/>
+            <w:tcBorders>
+              <w:top w:val="single" w:color="BFBFBF" w:sz="4"/>
+              <w:left w:val="single" w:color="BFBFBF" w:sz="4"/>
+              <w:bottom w:val="single" w:color="BFBFBF" w:sz="4"/>
+              <w:right w:val="single" w:color="BFBFBF" w:sz="4"/>
+            </w:tcBorders>
+            <w:tcMar>
+              <w:top w:type="dxa" w:w="50"/>
+              <w:left w:type="dxa" w:w="90"/>
+              <w:bottom w:type="dxa" w:w="50"/>
+              <w:right w:type="dxa" w:w="90"/>
+            </w:tcMar>
+          </w:tcPr>
+          <w:p>
+            <w:pPr>
+              <w:spacing w:after="0"/>
+            </w:pPr>
+            <w:r>
+              <w:rPr>
+                <w:b w:val="false"/>
+                <w:bCs w:val="false"/>
+                <w:sz w:val="19"/>
+                <w:szCs w:val="19"/>
+              </w:rPr>
+              <w:t xml:space="preserve">Hecho</w:t>
+            </w:r>
+          </w:p>
+        </w:tc>
+      </w:tr>
+      <w:tr>
+        <w:trPr>
+          <w:cantSplit/>
+        </w:trPr>
+        <w:tc>
+          <w:tcPr>
+            <w:tcW w:type="dxa" w:w="900"/>
+            <w:tcBorders>
+              <w:top w:val="single" w:color="BFBFBF" w:sz="4"/>
+              <w:left w:val="single" w:color="BFBFBF" w:sz="4"/>
+              <w:bottom w:val="single" w:color="BFBFBF" w:sz="4"/>
+              <w:right w:val="single" w:color="BFBFBF" w:sz="4"/>
+            </w:tcBorders>
+            <w:tcMar>
+              <w:top w:type="dxa" w:w="50"/>
+              <w:left w:type="dxa" w:w="90"/>
+              <w:bottom w:type="dxa" w:w="50"/>
+              <w:right w:type="dxa" w:w="90"/>
+            </w:tcMar>
+          </w:tcPr>
+          <w:p>
+            <w:pPr>
+              <w:spacing w:after="0"/>
+            </w:pPr>
+            <w:r>
+              <w:rPr>
+                <w:b w:val="false"/>
+                <w:bCs w:val="false"/>
+                <w:sz w:val="19"/>
+                <w:szCs w:val="19"/>
+              </w:rPr>
+              <w:t xml:space="preserve">Todas</w:t>
+            </w:r>
+          </w:p>
+        </w:tc>
+        <w:tc>
+          <w:tcPr>
+            <w:tcW w:type="dxa" w:w="4700"/>
+            <w:tcBorders>
+              <w:top w:val="single" w:color="BFBFBF" w:sz="4"/>
+              <w:left w:val="single" w:color="BFBFBF" w:sz="4"/>
+              <w:bottom w:val="single" w:color="BFBFBF" w:sz="4"/>
+              <w:right w:val="single" w:color="BFBFBF" w:sz="4"/>
+            </w:tcBorders>
+            <w:tcMar>
+              <w:top w:type="dxa" w:w="50"/>
+              <w:left w:type="dxa" w:w="90"/>
+              <w:bottom w:type="dxa" w:w="50"/>
+              <w:right w:type="dxa" w:w="90"/>
+            </w:tcMar>
+          </w:tcPr>
+          <w:p>
+            <w:pPr>
+              <w:spacing w:after="0"/>
+            </w:pPr>
+            <w:r>
+              <w:rPr>
+                <w:b w:val="false"/>
+                <w:bCs w:val="false"/>
+                <w:sz w:val="19"/>
+                <w:szCs w:val="19"/>
+              </w:rPr>
+              <w:t xml:space="preserve">Pruebas Pest de recojo, laboratorio, bloqueo y pagos</w:t>
+            </w:r>
+          </w:p>
+        </w:tc>
+        <w:tc>
+          <w:tcPr>
+            <w:tcW w:type="dxa" w:w="1400"/>
+            <w:tcBorders>
+              <w:top w:val="single" w:color="BFBFBF" w:sz="4"/>
+              <w:left w:val="single" w:color="BFBFBF" w:sz="4"/>
+              <w:bottom w:val="single" w:color="BFBFBF" w:sz="4"/>
+              <w:right w:val="single" w:color="BFBFBF" w:sz="4"/>
+            </w:tcBorders>
+            <w:tcMar>
+              <w:top w:type="dxa" w:w="50"/>
+              <w:left w:type="dxa" w:w="90"/>
+              <w:bottom w:type="dxa" w:w="50"/>
+              <w:right w:type="dxa" w:w="90"/>
+            </w:tcMar>
+          </w:tcPr>
+          <w:p>
+            <w:pPr>
+              <w:spacing w:after="0"/>
+            </w:pPr>
+            <w:r>
+              <w:rPr>
+                <w:b w:val="false"/>
+                <w:bCs w:val="false"/>
+                <w:sz w:val="19"/>
+                <w:szCs w:val="19"/>
+              </w:rPr>
+              <w:t xml:space="preserve">Scrum Master</w:t>
+            </w:r>
+          </w:p>
+        </w:tc>
+        <w:tc>
+          <w:tcPr>
+            <w:tcW w:type="dxa" w:w="900"/>
+            <w:tcBorders>
+              <w:top w:val="single" w:color="BFBFBF" w:sz="4"/>
+              <w:left w:val="single" w:color="BFBFBF" w:sz="4"/>
+              <w:bottom w:val="single" w:color="BFBFBF" w:sz="4"/>
+              <w:right w:val="single" w:color="BFBFBF" w:sz="4"/>
+            </w:tcBorders>
+            <w:tcMar>
+              <w:top w:type="dxa" w:w="50"/>
+              <w:left w:type="dxa" w:w="90"/>
+              <w:bottom w:type="dxa" w:w="50"/>
+              <w:right w:type="dxa" w:w="90"/>
+            </w:tcMar>
+          </w:tcPr>
+          <w:p>
+            <w:pPr>
+              <w:spacing w:after="0"/>
+            </w:pPr>
+            <w:r>
+              <w:rPr>
+                <w:b w:val="false"/>
+                <w:bCs w:val="false"/>
+                <w:sz w:val="19"/>
+                <w:szCs w:val="19"/>
+              </w:rPr>
+              <w:t xml:space="preserve">8</w:t>
+            </w:r>
+          </w:p>
+        </w:tc>
+        <w:tc>
+          <w:tcPr>
+            <w:tcW w:type="dxa" w:w="1460"/>
+            <w:tcBorders>
+              <w:top w:val="single" w:color="BFBFBF" w:sz="4"/>
+              <w:left w:val="single" w:color="BFBFBF" w:sz="4"/>
+              <w:bottom w:val="single" w:color="BFBFBF" w:sz="4"/>
+              <w:right w:val="single" w:color="BFBFBF" w:sz="4"/>
+            </w:tcBorders>
+            <w:tcMar>
+              <w:top w:type="dxa" w:w="50"/>
+              <w:left w:type="dxa" w:w="90"/>
+              <w:bottom w:type="dxa" w:w="50"/>
+              <w:right w:type="dxa" w:w="90"/>
+            </w:tcMar>
+          </w:tcPr>
+          <w:p>
+            <w:pPr>
+              <w:spacing w:after="0"/>
+            </w:pPr>
+            <w:r>
+              <w:rPr>
+                <w:b w:val="false"/>
+                <w:bCs w:val="false"/>
+                <w:sz w:val="19"/>
+                <w:szCs w:val="19"/>
+              </w:rPr>
+              <w:t xml:space="preserve">Hecho</w:t>
+            </w:r>
+          </w:p>
+        </w:tc>
+      </w:tr>
+    </w:tbl>
+    <w:p>
+      <w:pPr>
+        <w:spacing w:after="200" w:before="60"/>
+      </w:pPr>
+      <w:r>
+        <w:rPr>
+          <w:i/>
+          <w:iCs/>
+          <w:sz w:val="20"/>
+          <w:szCs w:val="20"/>
+        </w:rPr>
+        <w:t xml:space="preserve">Nota. </w:t>
+      </w:r>
+      <w:r>
+        <w:rPr>
+          <w:sz w:val="20"/>
+          <w:szCs w:val="20"/>
+        </w:rPr>
+        <w:t xml:space="preserve">Se aceptaron las 5 historias. Comentario del Product Owner: avisar al acopiador cuando su proveedor quede en observación. Responsables, horas y resultados simulados.</w:t>
+      </w:r>
+    </w:p>
+    <w:p>
+      <w:pPr>
+        <w:pStyle w:val="Heading3"/>
+      </w:pPr>
+      <w:bookmarkStart w:name="_Toc21" w:id="21"/>
+      <w:r>
+        <w:t xml:space="preserve">2.6.3 Sprint 3: De la leche al producto: insumos, producción, ventas y asistencia</w:t>
+      </w:r>
+      <w:bookmarkEnd w:id="21"/>
+    </w:p>
+    <w:p>
+      <w:pPr>
+        <w:pStyle w:val="ListParagraph"/>
+        <w:numPr>
+          <w:ilvl w:val="0"/>
+          <w:numId w:val="3"/>
+        </w:numPr>
+        <w:spacing w:after="60"/>
+      </w:pPr>
+      <w:r>
+        <w:rPr>
+          <w:b/>
+          <w:bCs/>
+        </w:rPr>
+        <w:t xml:space="preserve">Fechas:</w:t>
+      </w:r>
+      <w:r>
+        <w:t xml:space="preserve"> 21/09 al 04/10/2026</w:t>
+      </w:r>
+    </w:p>
+    <w:p>
+      <w:pPr>
+        <w:pStyle w:val="ListParagraph"/>
+        <w:numPr>
+          <w:ilvl w:val="0"/>
+          <w:numId w:val="3"/>
+        </w:numPr>
+        <w:spacing w:after="60"/>
+      </w:pPr>
+      <w:r>
+        <w:rPr>
+          <w:b/>
+          <w:bCs/>
+        </w:rPr>
+        <w:t xml:space="preserve">Objetivo:</w:t>
+      </w:r>
+      <w:r>
+        <w:t xml:space="preserve"> Producir con recetas y stock de insumos, vender con boleta y llevar la asistencia y los comunicados del personal.</w:t>
+      </w:r>
+    </w:p>
+    <w:p>
+      <w:pPr>
+        <w:pStyle w:val="ListParagraph"/>
+        <w:numPr>
+          <w:ilvl w:val="0"/>
+          <w:numId w:val="3"/>
+        </w:numPr>
+        <w:spacing w:after="60"/>
+      </w:pPr>
+      <w:r>
+        <w:rPr>
+          <w:b/>
+          <w:bCs/>
+        </w:rPr>
+        <w:t xml:space="preserve">Historias comprometidas:</w:t>
+      </w:r>
+      <w:r>
+        <w:t xml:space="preserve"> HU-09, HU-10, HU-11, HU-15, HU-16 y HU-19.</w:t>
+      </w:r>
+    </w:p>
+    <w:p>
+      <w:pPr>
+        <w:pStyle w:val="ListParagraph"/>
+        <w:numPr>
+          <w:ilvl w:val="0"/>
+          <w:numId w:val="3"/>
+        </w:numPr>
+        <w:spacing w:after="60"/>
+      </w:pPr>
+      <w:r>
+        <w:rPr>
+          <w:b/>
+          <w:bCs/>
+        </w:rPr>
+        <w:t xml:space="preserve">Capacidad del equipo:</w:t>
+      </w:r>
+      <w:r>
+        <w:t xml:space="preserve"> 2 developers × 10 días × 4 h + Scrum Master 8 h = 88 h.</w:t>
+      </w:r>
+    </w:p>
+    <w:p>
+      <w:pPr>
+        <w:pStyle w:val="ListParagraph"/>
+        <w:numPr>
+          <w:ilvl w:val="0"/>
+          <w:numId w:val="3"/>
+        </w:numPr>
+        <w:spacing w:after="60"/>
+      </w:pPr>
+      <w:r>
+        <w:rPr>
+          <w:b/>
+          <w:bCs/>
+        </w:rPr>
+        <w:t xml:space="preserve">Puntos planificados:</w:t>
+      </w:r>
+      <w:r>
+        <w:t xml:space="preserve"> 38 puntos. </w:t>
+      </w:r>
+      <w:r>
+        <w:rPr>
+          <w:b/>
+          <w:bCs/>
+        </w:rPr>
+        <w:t xml:space="preserve">Puntos completados:</w:t>
+      </w:r>
+      <w:r>
+        <w:t xml:space="preserve"> 38 puntos (100 %).</w:t>
+      </w:r>
+    </w:p>
+    <w:p>
+      <w:pPr>
+        <w:pStyle w:val="ListParagraph"/>
+        <w:numPr>
+          <w:ilvl w:val="0"/>
+          <w:numId w:val="3"/>
+        </w:numPr>
+        <w:spacing w:after="60"/>
+      </w:pPr>
+      <w:r>
+        <w:rPr>
+          <w:b/>
+          <w:bCs/>
+        </w:rPr>
+        <w:t xml:space="preserve">Eventos:</w:t>
+      </w:r>
+      <w:r>
+        <w:t xml:space="preserve"> Planning el 21/09 (2 h); Review el 04/10 (1 h); Retrospectiva el 04/10 (45 min).</w:t>
+      </w:r>
+    </w:p>
+    <w:p>
+      <w:pPr>
+        <w:keepNext/>
+        <w:spacing w:after="0" w:before="200"/>
+      </w:pPr>
+      <w:r>
+        <w:rPr>
+          <w:b/>
+          <w:bCs/>
+        </w:rPr>
+        <w:t xml:space="preserve">Tabla 15</w:t>
+      </w:r>
+    </w:p>
+    <w:p>
+      <w:pPr>
+        <w:keepNext/>
+        <w:spacing w:after="80"/>
+      </w:pPr>
+      <w:r>
+        <w:rPr>
+          <w:i/>
+          <w:iCs/>
+        </w:rPr>
+        <w:t xml:space="preserve">Sprint Backlog del Sprint 3</w:t>
+      </w:r>
+    </w:p>
+    <w:tbl>
+      <w:tblPr>
+        <w:tblW w:type="dxa" w:w="9360"/>
+        <w:tblBorders>
+          <w:top w:val="single" w:color="auto" w:sz="4"/>
+          <w:left w:val="single" w:color="auto" w:sz="4"/>
+          <w:bottom w:val="single" w:color="auto" w:sz="4"/>
+          <w:right w:val="single" w:color="auto" w:sz="4"/>
+          <w:insideH w:val="single" w:color="auto" w:sz="4"/>
+          <w:insideV w:val="single" w:color="auto" w:sz="4"/>
+        </w:tblBorders>
+      </w:tblPr>
+      <w:tblGrid>
+        <w:gridCol w:w="900"/>
+        <w:gridCol w:w="4700"/>
+        <w:gridCol w:w="1400"/>
+        <w:gridCol w:w="900"/>
+        <w:gridCol w:w="1460"/>
+      </w:tblGrid>
+      <w:tr>
+        <w:trPr>
+          <w:cantSplit/>
+          <w:tblHeader/>
+        </w:trPr>
+        <w:tc>
+          <w:tcPr>
+            <w:tcW w:type="dxa" w:w="900"/>
+            <w:tcBorders>
+              <w:top w:val="single" w:color="BFBFBF" w:sz="4"/>
+              <w:left w:val="single" w:color="BFBFBF" w:sz="4"/>
+              <w:bottom w:val="single" w:color="BFBFBF" w:sz="4"/>
+              <w:right w:val="single" w:color="BFBFBF" w:sz="4"/>
+            </w:tcBorders>
+            <w:shd w:fill="173D72" w:color="auto" w:val="clear"/>
+            <w:tcMar>
+              <w:top w:type="dxa" w:w="50"/>
+              <w:left w:type="dxa" w:w="90"/>
+              <w:bottom w:type="dxa" w:w="50"/>
+              <w:right w:type="dxa" w:w="90"/>
+            </w:tcMar>
+          </w:tcPr>
+          <w:p>
+            <w:pPr>
+              <w:spacing w:after="0"/>
+            </w:pPr>
+            <w:r>
+              <w:rPr>
+                <w:b/>
+                <w:bCs/>
+                <w:color w:val="FFFFFF"/>
+                <w:sz w:val="19"/>
+                <w:szCs w:val="19"/>
+              </w:rPr>
+              <w:t xml:space="preserve">Historia</w:t>
+            </w:r>
+          </w:p>
+        </w:tc>
+        <w:tc>
+          <w:tcPr>
+            <w:tcW w:type="dxa" w:w="4700"/>
+            <w:tcBorders>
+              <w:top w:val="single" w:color="BFBFBF" w:sz="4"/>
+              <w:left w:val="single" w:color="BFBFBF" w:sz="4"/>
+              <w:bottom w:val="single" w:color="BFBFBF" w:sz="4"/>
+              <w:right w:val="single" w:color="BFBFBF" w:sz="4"/>
+            </w:tcBorders>
+            <w:shd w:fill="173D72" w:color="auto" w:val="clear"/>
+            <w:tcMar>
+              <w:top w:type="dxa" w:w="50"/>
+              <w:left w:type="dxa" w:w="90"/>
+              <w:bottom w:type="dxa" w:w="50"/>
+              <w:right w:type="dxa" w:w="90"/>
+            </w:tcMar>
+          </w:tcPr>
+          <w:p>
+            <w:pPr>
+              <w:spacing w:after="0"/>
+            </w:pPr>
+            <w:r>
+              <w:rPr>
+                <w:b/>
+                <w:bCs/>
+                <w:color w:val="FFFFFF"/>
+                <w:sz w:val="19"/>
+                <w:szCs w:val="19"/>
+              </w:rPr>
+              <w:t xml:space="preserve">Tarea</w:t>
+            </w:r>
+          </w:p>
+        </w:tc>
+        <w:tc>
+          <w:tcPr>
+            <w:tcW w:type="dxa" w:w="1400"/>
+            <w:tcBorders>
+              <w:top w:val="single" w:color="BFBFBF" w:sz="4"/>
+              <w:left w:val="single" w:color="BFBFBF" w:sz="4"/>
+              <w:bottom w:val="single" w:color="BFBFBF" w:sz="4"/>
+              <w:right w:val="single" w:color="BFBFBF" w:sz="4"/>
+            </w:tcBorders>
+            <w:shd w:fill="173D72" w:color="auto" w:val="clear"/>
+            <w:tcMar>
+              <w:top w:type="dxa" w:w="50"/>
+              <w:left w:type="dxa" w:w="90"/>
+              <w:bottom w:type="dxa" w:w="50"/>
+              <w:right w:type="dxa" w:w="90"/>
+            </w:tcMar>
+          </w:tcPr>
+          <w:p>
+            <w:pPr>
+              <w:spacing w:after="0"/>
+            </w:pPr>
+            <w:r>
+              <w:rPr>
+                <w:b/>
+                <w:bCs/>
+                <w:color w:val="FFFFFF"/>
+                <w:sz w:val="19"/>
+                <w:szCs w:val="19"/>
+              </w:rPr>
+              <w:t xml:space="preserve">Responsable</w:t>
+            </w:r>
+          </w:p>
+        </w:tc>
+        <w:tc>
+          <w:tcPr>
+            <w:tcW w:type="dxa" w:w="900"/>
+            <w:tcBorders>
+              <w:top w:val="single" w:color="BFBFBF" w:sz="4"/>
+              <w:left w:val="single" w:color="BFBFBF" w:sz="4"/>
+              <w:bottom w:val="single" w:color="BFBFBF" w:sz="4"/>
+              <w:right w:val="single" w:color="BFBFBF" w:sz="4"/>
+            </w:tcBorders>
+            <w:shd w:fill="173D72" w:color="auto" w:val="clear"/>
+            <w:tcMar>
+              <w:top w:type="dxa" w:w="50"/>
+              <w:left w:type="dxa" w:w="90"/>
+              <w:bottom w:type="dxa" w:w="50"/>
+              <w:right w:type="dxa" w:w="90"/>
+            </w:tcMar>
+          </w:tcPr>
+          <w:p>
+            <w:pPr>
+              <w:spacing w:after="0"/>
+            </w:pPr>
+            <w:r>
+              <w:rPr>
+                <w:b/>
+                <w:bCs/>
+                <w:color w:val="FFFFFF"/>
+                <w:sz w:val="19"/>
+                <w:szCs w:val="19"/>
+              </w:rPr>
+              <w:t xml:space="preserve">Horas</w:t>
+            </w:r>
+          </w:p>
+        </w:tc>
+        <w:tc>
+          <w:tcPr>
+            <w:tcW w:type="dxa" w:w="1460"/>
+            <w:tcBorders>
+              <w:top w:val="single" w:color="BFBFBF" w:sz="4"/>
+              <w:left w:val="single" w:color="BFBFBF" w:sz="4"/>
+              <w:bottom w:val="single" w:color="BFBFBF" w:sz="4"/>
+              <w:right w:val="single" w:color="BFBFBF" w:sz="4"/>
+            </w:tcBorders>
+            <w:shd w:fill="173D72" w:color="auto" w:val="clear"/>
+            <w:tcMar>
+              <w:top w:type="dxa" w:w="50"/>
+              <w:left w:type="dxa" w:w="90"/>
+              <w:bottom w:type="dxa" w:w="50"/>
+              <w:right w:type="dxa" w:w="90"/>
+            </w:tcMar>
+          </w:tcPr>
+          <w:p>
+            <w:pPr>
+              <w:spacing w:after="0"/>
+            </w:pPr>
+            <w:r>
+              <w:rPr>
+                <w:b/>
+                <w:bCs/>
+                <w:color w:val="FFFFFF"/>
+                <w:sz w:val="19"/>
+                <w:szCs w:val="19"/>
+              </w:rPr>
+              <w:t xml:space="preserve">Estado</w:t>
+            </w:r>
+          </w:p>
+        </w:tc>
+      </w:tr>
+      <w:tr>
+        <w:trPr>
+          <w:cantSplit/>
+        </w:trPr>
+        <w:tc>
+          <w:tcPr>
+            <w:tcW w:type="dxa" w:w="900"/>
+            <w:tcBorders>
+              <w:top w:val="single" w:color="BFBFBF" w:sz="4"/>
+              <w:left w:val="single" w:color="BFBFBF" w:sz="4"/>
+              <w:bottom w:val="single" w:color="BFBFBF" w:sz="4"/>
+              <w:right w:val="single" w:color="BFBFBF" w:sz="4"/>
+            </w:tcBorders>
+            <w:tcMar>
+              <w:top w:type="dxa" w:w="50"/>
+              <w:left w:type="dxa" w:w="90"/>
+              <w:bottom w:type="dxa" w:w="50"/>
+              <w:right w:type="dxa" w:w="90"/>
+            </w:tcMar>
+          </w:tcPr>
+          <w:p>
+            <w:pPr>
+              <w:spacing w:after="0"/>
+            </w:pPr>
+            <w:r>
+              <w:rPr>
+                <w:b w:val="false"/>
+                <w:bCs w:val="false"/>
+                <w:sz w:val="19"/>
+                <w:szCs w:val="19"/>
+              </w:rPr>
+              <w:t xml:space="preserve">HU-09</w:t>
+            </w:r>
+          </w:p>
+        </w:tc>
+        <w:tc>
+          <w:tcPr>
+            <w:tcW w:type="dxa" w:w="4700"/>
+            <w:tcBorders>
+              <w:top w:val="single" w:color="BFBFBF" w:sz="4"/>
+              <w:left w:val="single" w:color="BFBFBF" w:sz="4"/>
+              <w:bottom w:val="single" w:color="BFBFBF" w:sz="4"/>
+              <w:right w:val="single" w:color="BFBFBF" w:sz="4"/>
+            </w:tcBorders>
+            <w:tcMar>
+              <w:top w:type="dxa" w:w="50"/>
+              <w:left w:type="dxa" w:w="90"/>
+              <w:bottom w:type="dxa" w:w="50"/>
+              <w:right w:type="dxa" w:w="90"/>
+            </w:tcMar>
+          </w:tcPr>
+          <w:p>
+            <w:pPr>
+              <w:spacing w:after="0"/>
+            </w:pPr>
+            <w:r>
+              <w:rPr>
+                <w:b w:val="false"/>
+                <w:bCs w:val="false"/>
+                <w:sz w:val="19"/>
+                <w:szCs w:val="19"/>
+              </w:rPr>
+              <w:t xml:space="preserve">Unidades de medida, insumos y compras</w:t>
+            </w:r>
+          </w:p>
+        </w:tc>
+        <w:tc>
+          <w:tcPr>
+            <w:tcW w:type="dxa" w:w="1400"/>
+            <w:tcBorders>
+              <w:top w:val="single" w:color="BFBFBF" w:sz="4"/>
+              <w:left w:val="single" w:color="BFBFBF" w:sz="4"/>
+              <w:bottom w:val="single" w:color="BFBFBF" w:sz="4"/>
+              <w:right w:val="single" w:color="BFBFBF" w:sz="4"/>
+            </w:tcBorders>
+            <w:tcMar>
+              <w:top w:type="dxa" w:w="50"/>
+              <w:left w:type="dxa" w:w="90"/>
+              <w:bottom w:type="dxa" w:w="50"/>
+              <w:right w:type="dxa" w:w="90"/>
+            </w:tcMar>
+          </w:tcPr>
+          <w:p>
+            <w:pPr>
+              <w:spacing w:after="0"/>
+            </w:pPr>
+            <w:r>
+              <w:rPr>
+                <w:b w:val="false"/>
+                <w:bCs w:val="false"/>
+                <w:sz w:val="19"/>
+                <w:szCs w:val="19"/>
+              </w:rPr>
+              <w:t xml:space="preserve">Dev 1 (K. Marca)</w:t>
+            </w:r>
+          </w:p>
+        </w:tc>
+        <w:tc>
+          <w:tcPr>
+            <w:tcW w:type="dxa" w:w="900"/>
+            <w:tcBorders>
+              <w:top w:val="single" w:color="BFBFBF" w:sz="4"/>
+              <w:left w:val="single" w:color="BFBFBF" w:sz="4"/>
+              <w:bottom w:val="single" w:color="BFBFBF" w:sz="4"/>
+              <w:right w:val="single" w:color="BFBFBF" w:sz="4"/>
+            </w:tcBorders>
+            <w:tcMar>
+              <w:top w:type="dxa" w:w="50"/>
+              <w:left w:type="dxa" w:w="90"/>
+              <w:bottom w:type="dxa" w:w="50"/>
+              <w:right w:type="dxa" w:w="90"/>
+            </w:tcMar>
+          </w:tcPr>
+          <w:p>
+            <w:pPr>
+              <w:spacing w:after="0"/>
+            </w:pPr>
+            <w:r>
+              <w:rPr>
+                <w:b w:val="false"/>
+                <w:bCs w:val="false"/>
+                <w:sz w:val="19"/>
+                <w:szCs w:val="19"/>
+              </w:rPr>
+              <w:t xml:space="preserve">12</w:t>
+            </w:r>
+          </w:p>
+        </w:tc>
+        <w:tc>
+          <w:tcPr>
+            <w:tcW w:type="dxa" w:w="1460"/>
+            <w:tcBorders>
+              <w:top w:val="single" w:color="BFBFBF" w:sz="4"/>
+              <w:left w:val="single" w:color="BFBFBF" w:sz="4"/>
+              <w:bottom w:val="single" w:color="BFBFBF" w:sz="4"/>
+              <w:right w:val="single" w:color="BFBFBF" w:sz="4"/>
+            </w:tcBorders>
+            <w:tcMar>
+              <w:top w:type="dxa" w:w="50"/>
+              <w:left w:type="dxa" w:w="90"/>
+              <w:bottom w:type="dxa" w:w="50"/>
+              <w:right w:type="dxa" w:w="90"/>
+            </w:tcMar>
+          </w:tcPr>
+          <w:p>
+            <w:pPr>
+              <w:spacing w:after="0"/>
+            </w:pPr>
+            <w:r>
+              <w:rPr>
+                <w:b w:val="false"/>
+                <w:bCs w:val="false"/>
+                <w:sz w:val="19"/>
+                <w:szCs w:val="19"/>
+              </w:rPr>
+              <w:t xml:space="preserve">Hecho</w:t>
+            </w:r>
+          </w:p>
+        </w:tc>
+      </w:tr>
+      <w:tr>
+        <w:trPr>
+          <w:cantSplit/>
+        </w:trPr>
+        <w:tc>
+          <w:tcPr>
+            <w:tcW w:type="dxa" w:w="900"/>
+            <w:tcBorders>
+              <w:top w:val="single" w:color="BFBFBF" w:sz="4"/>
+              <w:left w:val="single" w:color="BFBFBF" w:sz="4"/>
+              <w:bottom w:val="single" w:color="BFBFBF" w:sz="4"/>
+              <w:right w:val="single" w:color="BFBFBF" w:sz="4"/>
+            </w:tcBorders>
+            <w:tcMar>
+              <w:top w:type="dxa" w:w="50"/>
+              <w:left w:type="dxa" w:w="90"/>
+              <w:bottom w:type="dxa" w:w="50"/>
+              <w:right w:type="dxa" w:w="90"/>
+            </w:tcMar>
+          </w:tcPr>
+          <w:p>
+            <w:pPr>
+              <w:spacing w:after="0"/>
+            </w:pPr>
+            <w:r>
+              <w:rPr>
+                <w:b w:val="false"/>
+                <w:bCs w:val="false"/>
+                <w:sz w:val="19"/>
+                <w:szCs w:val="19"/>
+              </w:rPr>
+              <w:t xml:space="preserve">HU-09</w:t>
+            </w:r>
+          </w:p>
+        </w:tc>
+        <w:tc>
+          <w:tcPr>
+            <w:tcW w:type="dxa" w:w="4700"/>
+            <w:tcBorders>
+              <w:top w:val="single" w:color="BFBFBF" w:sz="4"/>
+              <w:left w:val="single" w:color="BFBFBF" w:sz="4"/>
+              <w:bottom w:val="single" w:color="BFBFBF" w:sz="4"/>
+              <w:right w:val="single" w:color="BFBFBF" w:sz="4"/>
+            </w:tcBorders>
+            <w:tcMar>
+              <w:top w:type="dxa" w:w="50"/>
+              <w:left w:type="dxa" w:w="90"/>
+              <w:bottom w:type="dxa" w:w="50"/>
+              <w:right w:type="dxa" w:w="90"/>
+            </w:tcMar>
+          </w:tcPr>
+          <w:p>
+            <w:pPr>
+              <w:spacing w:after="0"/>
+            </w:pPr>
+            <w:r>
+              <w:rPr>
+                <w:b w:val="false"/>
+                <w:bCs w:val="false"/>
+                <w:sz w:val="19"/>
+                <w:szCs w:val="19"/>
+              </w:rPr>
+              <w:t xml:space="preserve">Recetas con costo calculado y precio de venta</w:t>
+            </w:r>
+          </w:p>
+        </w:tc>
+        <w:tc>
+          <w:tcPr>
+            <w:tcW w:type="dxa" w:w="1400"/>
+            <w:tcBorders>
+              <w:top w:val="single" w:color="BFBFBF" w:sz="4"/>
+              <w:left w:val="single" w:color="BFBFBF" w:sz="4"/>
+              <w:bottom w:val="single" w:color="BFBFBF" w:sz="4"/>
+              <w:right w:val="single" w:color="BFBFBF" w:sz="4"/>
+            </w:tcBorders>
+            <w:tcMar>
+              <w:top w:type="dxa" w:w="50"/>
+              <w:left w:type="dxa" w:w="90"/>
+              <w:bottom w:type="dxa" w:w="50"/>
+              <w:right w:type="dxa" w:w="90"/>
+            </w:tcMar>
+          </w:tcPr>
+          <w:p>
+            <w:pPr>
+              <w:spacing w:after="0"/>
+            </w:pPr>
+            <w:r>
+              <w:rPr>
+                <w:b w:val="false"/>
+                <w:bCs w:val="false"/>
+                <w:sz w:val="19"/>
+                <w:szCs w:val="19"/>
+              </w:rPr>
+              <w:t xml:space="preserve">Dev 1 (K. Marca)</w:t>
+            </w:r>
+          </w:p>
+        </w:tc>
+        <w:tc>
+          <w:tcPr>
+            <w:tcW w:type="dxa" w:w="900"/>
+            <w:tcBorders>
+              <w:top w:val="single" w:color="BFBFBF" w:sz="4"/>
+              <w:left w:val="single" w:color="BFBFBF" w:sz="4"/>
+              <w:bottom w:val="single" w:color="BFBFBF" w:sz="4"/>
+              <w:right w:val="single" w:color="BFBFBF" w:sz="4"/>
+            </w:tcBorders>
+            <w:tcMar>
+              <w:top w:type="dxa" w:w="50"/>
+              <w:left w:type="dxa" w:w="90"/>
+              <w:bottom w:type="dxa" w:w="50"/>
+              <w:right w:type="dxa" w:w="90"/>
+            </w:tcMar>
+          </w:tcPr>
+          <w:p>
+            <w:pPr>
+              <w:spacing w:after="0"/>
+            </w:pPr>
+            <w:r>
+              <w:rPr>
+                <w:b w:val="false"/>
+                <w:bCs w:val="false"/>
+                <w:sz w:val="19"/>
+                <w:szCs w:val="19"/>
+              </w:rPr>
+              <w:t xml:space="preserve">10</w:t>
+            </w:r>
+          </w:p>
+        </w:tc>
+        <w:tc>
+          <w:tcPr>
+            <w:tcW w:type="dxa" w:w="1460"/>
+            <w:tcBorders>
+              <w:top w:val="single" w:color="BFBFBF" w:sz="4"/>
+              <w:left w:val="single" w:color="BFBFBF" w:sz="4"/>
+              <w:bottom w:val="single" w:color="BFBFBF" w:sz="4"/>
+              <w:right w:val="single" w:color="BFBFBF" w:sz="4"/>
+            </w:tcBorders>
+            <w:tcMar>
+              <w:top w:type="dxa" w:w="50"/>
+              <w:left w:type="dxa" w:w="90"/>
+              <w:bottom w:type="dxa" w:w="50"/>
+              <w:right w:type="dxa" w:w="90"/>
+            </w:tcMar>
+          </w:tcPr>
+          <w:p>
+            <w:pPr>
+              <w:spacing w:after="0"/>
+            </w:pPr>
+            <w:r>
+              <w:rPr>
+                <w:b w:val="false"/>
+                <w:bCs w:val="false"/>
+                <w:sz w:val="19"/>
+                <w:szCs w:val="19"/>
+              </w:rPr>
+              <w:t xml:space="preserve">Hecho</w:t>
+            </w:r>
+          </w:p>
+        </w:tc>
+      </w:tr>
+      <w:tr>
+        <w:trPr>
+          <w:cantSplit/>
+        </w:trPr>
+        <w:tc>
+          <w:tcPr>
+            <w:tcW w:type="dxa" w:w="900"/>
+            <w:tcBorders>
+              <w:top w:val="single" w:color="BFBFBF" w:sz="4"/>
+              <w:left w:val="single" w:color="BFBFBF" w:sz="4"/>
+              <w:bottom w:val="single" w:color="BFBFBF" w:sz="4"/>
+              <w:right w:val="single" w:color="BFBFBF" w:sz="4"/>
+            </w:tcBorders>
+            <w:tcMar>
+              <w:top w:type="dxa" w:w="50"/>
+              <w:left w:type="dxa" w:w="90"/>
+              <w:bottom w:type="dxa" w:w="50"/>
+              <w:right w:type="dxa" w:w="90"/>
+            </w:tcMar>
+          </w:tcPr>
+          <w:p>
+            <w:pPr>
+              <w:spacing w:after="0"/>
+            </w:pPr>
+            <w:r>
+              <w:rPr>
+                <w:b w:val="false"/>
+                <w:bCs w:val="false"/>
+                <w:sz w:val="19"/>
+                <w:szCs w:val="19"/>
+              </w:rPr>
+              <w:t xml:space="preserve">HU-10</w:t>
+            </w:r>
+          </w:p>
+        </w:tc>
+        <w:tc>
+          <w:tcPr>
+            <w:tcW w:type="dxa" w:w="4700"/>
+            <w:tcBorders>
+              <w:top w:val="single" w:color="BFBFBF" w:sz="4"/>
+              <w:left w:val="single" w:color="BFBFBF" w:sz="4"/>
+              <w:bottom w:val="single" w:color="BFBFBF" w:sz="4"/>
+              <w:right w:val="single" w:color="BFBFBF" w:sz="4"/>
+            </w:tcBorders>
+            <w:tcMar>
+              <w:top w:type="dxa" w:w="50"/>
+              <w:left w:type="dxa" w:w="90"/>
+              <w:bottom w:type="dxa" w:w="50"/>
+              <w:right w:type="dxa" w:w="90"/>
+            </w:tcMar>
+          </w:tcPr>
+          <w:p>
+            <w:pPr>
+              <w:spacing w:after="0"/>
+            </w:pPr>
+            <w:r>
+              <w:rPr>
+                <w:b w:val="false"/>
+                <w:bCs w:val="false"/>
+                <w:sz w:val="19"/>
+                <w:szCs w:val="19"/>
+              </w:rPr>
+              <w:t xml:space="preserve">Registro de producción con descuento de insumos y bloqueo por falta de stock</w:t>
+            </w:r>
+          </w:p>
+        </w:tc>
+        <w:tc>
+          <w:tcPr>
+            <w:tcW w:type="dxa" w:w="1400"/>
+            <w:tcBorders>
+              <w:top w:val="single" w:color="BFBFBF" w:sz="4"/>
+              <w:left w:val="single" w:color="BFBFBF" w:sz="4"/>
+              <w:bottom w:val="single" w:color="BFBFBF" w:sz="4"/>
+              <w:right w:val="single" w:color="BFBFBF" w:sz="4"/>
+            </w:tcBorders>
+            <w:tcMar>
+              <w:top w:type="dxa" w:w="50"/>
+              <w:left w:type="dxa" w:w="90"/>
+              <w:bottom w:type="dxa" w:w="50"/>
+              <w:right w:type="dxa" w:w="90"/>
+            </w:tcMar>
+          </w:tcPr>
+          <w:p>
+            <w:pPr>
+              <w:spacing w:after="0"/>
+            </w:pPr>
+            <w:r>
+              <w:rPr>
+                <w:b w:val="false"/>
+                <w:bCs w:val="false"/>
+                <w:sz w:val="19"/>
+                <w:szCs w:val="19"/>
+              </w:rPr>
+              <w:t xml:space="preserve">Dev 1 (K. Marca)</w:t>
+            </w:r>
+          </w:p>
+        </w:tc>
+        <w:tc>
+          <w:tcPr>
+            <w:tcW w:type="dxa" w:w="900"/>
+            <w:tcBorders>
+              <w:top w:val="single" w:color="BFBFBF" w:sz="4"/>
+              <w:left w:val="single" w:color="BFBFBF" w:sz="4"/>
+              <w:bottom w:val="single" w:color="BFBFBF" w:sz="4"/>
+              <w:right w:val="single" w:color="BFBFBF" w:sz="4"/>
+            </w:tcBorders>
+            <w:tcMar>
+              <w:top w:type="dxa" w:w="50"/>
+              <w:left w:type="dxa" w:w="90"/>
+              <w:bottom w:type="dxa" w:w="50"/>
+              <w:right w:type="dxa" w:w="90"/>
+            </w:tcMar>
+          </w:tcPr>
+          <w:p>
+            <w:pPr>
+              <w:spacing w:after="0"/>
+            </w:pPr>
+            <w:r>
+              <w:rPr>
+                <w:b w:val="false"/>
+                <w:bCs w:val="false"/>
+                <w:sz w:val="19"/>
+                <w:szCs w:val="19"/>
+              </w:rPr>
+              <w:t xml:space="preserve">14</w:t>
+            </w:r>
+          </w:p>
+        </w:tc>
+        <w:tc>
+          <w:tcPr>
+            <w:tcW w:type="dxa" w:w="1460"/>
+            <w:tcBorders>
+              <w:top w:val="single" w:color="BFBFBF" w:sz="4"/>
+              <w:left w:val="single" w:color="BFBFBF" w:sz="4"/>
+              <w:bottom w:val="single" w:color="BFBFBF" w:sz="4"/>
+              <w:right w:val="single" w:color="BFBFBF" w:sz="4"/>
+            </w:tcBorders>
+            <w:tcMar>
+              <w:top w:type="dxa" w:w="50"/>
+              <w:left w:type="dxa" w:w="90"/>
+              <w:bottom w:type="dxa" w:w="50"/>
+              <w:right w:type="dxa" w:w="90"/>
+            </w:tcMar>
+          </w:tcPr>
+          <w:p>
+            <w:pPr>
+              <w:spacing w:after="0"/>
+            </w:pPr>
+            <w:r>
+              <w:rPr>
+                <w:b w:val="false"/>
+                <w:bCs w:val="false"/>
+                <w:sz w:val="19"/>
+                <w:szCs w:val="19"/>
+              </w:rPr>
+              <w:t xml:space="preserve">Hecho</w:t>
+            </w:r>
+          </w:p>
+        </w:tc>
+      </w:tr>
+      <w:tr>
+        <w:trPr>
+          <w:cantSplit/>
+        </w:trPr>
+        <w:tc>
+          <w:tcPr>
+            <w:tcW w:type="dxa" w:w="900"/>
+            <w:tcBorders>
+              <w:top w:val="single" w:color="BFBFBF" w:sz="4"/>
+              <w:left w:val="single" w:color="BFBFBF" w:sz="4"/>
+              <w:bottom w:val="single" w:color="BFBFBF" w:sz="4"/>
+              <w:right w:val="single" w:color="BFBFBF" w:sz="4"/>
+            </w:tcBorders>
+            <w:tcMar>
+              <w:top w:type="dxa" w:w="50"/>
+              <w:left w:type="dxa" w:w="90"/>
+              <w:bottom w:type="dxa" w:w="50"/>
+              <w:right w:type="dxa" w:w="90"/>
+            </w:tcMar>
+          </w:tcPr>
+          <w:p>
+            <w:pPr>
+              <w:spacing w:after="0"/>
+            </w:pPr>
+            <w:r>
+              <w:rPr>
+                <w:b w:val="false"/>
+                <w:bCs w:val="false"/>
+                <w:sz w:val="19"/>
+                <w:szCs w:val="19"/>
+              </w:rPr>
+              <w:t xml:space="preserve">HU-11</w:t>
+            </w:r>
+          </w:p>
+        </w:tc>
+        <w:tc>
+          <w:tcPr>
+            <w:tcW w:type="dxa" w:w="4700"/>
+            <w:tcBorders>
+              <w:top w:val="single" w:color="BFBFBF" w:sz="4"/>
+              <w:left w:val="single" w:color="BFBFBF" w:sz="4"/>
+              <w:bottom w:val="single" w:color="BFBFBF" w:sz="4"/>
+              <w:right w:val="single" w:color="BFBFBF" w:sz="4"/>
+            </w:tcBorders>
+            <w:tcMar>
+              <w:top w:type="dxa" w:w="50"/>
+              <w:left w:type="dxa" w:w="90"/>
+              <w:bottom w:type="dxa" w:w="50"/>
+              <w:right w:type="dxa" w:w="90"/>
+            </w:tcMar>
+          </w:tcPr>
+          <w:p>
+            <w:pPr>
+              <w:spacing w:after="0"/>
+            </w:pPr>
+            <w:r>
+              <w:rPr>
+                <w:b w:val="false"/>
+                <w:bCs w:val="false"/>
+                <w:sz w:val="19"/>
+                <w:szCs w:val="19"/>
+              </w:rPr>
+              <w:t xml:space="preserve">Punto de venta con descuentos, método de pago y boleta en PDF</w:t>
+            </w:r>
+          </w:p>
+        </w:tc>
+        <w:tc>
+          <w:tcPr>
+            <w:tcW w:type="dxa" w:w="1400"/>
+            <w:tcBorders>
+              <w:top w:val="single" w:color="BFBFBF" w:sz="4"/>
+              <w:left w:val="single" w:color="BFBFBF" w:sz="4"/>
+              <w:bottom w:val="single" w:color="BFBFBF" w:sz="4"/>
+              <w:right w:val="single" w:color="BFBFBF" w:sz="4"/>
+            </w:tcBorders>
+            <w:tcMar>
+              <w:top w:type="dxa" w:w="50"/>
+              <w:left w:type="dxa" w:w="90"/>
+              <w:bottom w:type="dxa" w:w="50"/>
+              <w:right w:type="dxa" w:w="90"/>
+            </w:tcMar>
+          </w:tcPr>
+          <w:p>
+            <w:pPr>
+              <w:spacing w:after="0"/>
+            </w:pPr>
+            <w:r>
+              <w:rPr>
+                <w:b w:val="false"/>
+                <w:bCs w:val="false"/>
+                <w:sz w:val="19"/>
+                <w:szCs w:val="19"/>
+              </w:rPr>
+              <w:t xml:space="preserve">Dev 2</w:t>
+            </w:r>
+          </w:p>
+        </w:tc>
+        <w:tc>
+          <w:tcPr>
+            <w:tcW w:type="dxa" w:w="900"/>
+            <w:tcBorders>
+              <w:top w:val="single" w:color="BFBFBF" w:sz="4"/>
+              <w:left w:val="single" w:color="BFBFBF" w:sz="4"/>
+              <w:bottom w:val="single" w:color="BFBFBF" w:sz="4"/>
+              <w:right w:val="single" w:color="BFBFBF" w:sz="4"/>
+            </w:tcBorders>
+            <w:tcMar>
+              <w:top w:type="dxa" w:w="50"/>
+              <w:left w:type="dxa" w:w="90"/>
+              <w:bottom w:type="dxa" w:w="50"/>
+              <w:right w:type="dxa" w:w="90"/>
+            </w:tcMar>
+          </w:tcPr>
+          <w:p>
+            <w:pPr>
+              <w:spacing w:after="0"/>
+            </w:pPr>
+            <w:r>
+              <w:rPr>
+                <w:b w:val="false"/>
+                <w:bCs w:val="false"/>
+                <w:sz w:val="19"/>
+                <w:szCs w:val="19"/>
+              </w:rPr>
+              <w:t xml:space="preserve">16</w:t>
+            </w:r>
+          </w:p>
+        </w:tc>
+        <w:tc>
+          <w:tcPr>
+            <w:tcW w:type="dxa" w:w="1460"/>
+            <w:tcBorders>
+              <w:top w:val="single" w:color="BFBFBF" w:sz="4"/>
+              <w:left w:val="single" w:color="BFBFBF" w:sz="4"/>
+              <w:bottom w:val="single" w:color="BFBFBF" w:sz="4"/>
+              <w:right w:val="single" w:color="BFBFBF" w:sz="4"/>
+            </w:tcBorders>
+            <w:tcMar>
+              <w:top w:type="dxa" w:w="50"/>
+              <w:left w:type="dxa" w:w="90"/>
+              <w:bottom w:type="dxa" w:w="50"/>
+              <w:right w:type="dxa" w:w="90"/>
+            </w:tcMar>
+          </w:tcPr>
+          <w:p>
+            <w:pPr>
+              <w:spacing w:after="0"/>
+            </w:pPr>
+            <w:r>
+              <w:rPr>
+                <w:b w:val="false"/>
+                <w:bCs w:val="false"/>
+                <w:sz w:val="19"/>
+                <w:szCs w:val="19"/>
+              </w:rPr>
+              <w:t xml:space="preserve">Hecho</w:t>
+            </w:r>
+          </w:p>
+        </w:tc>
+      </w:tr>
+      <w:tr>
+        <w:trPr>
+          <w:cantSplit/>
+        </w:trPr>
+        <w:tc>
+          <w:tcPr>
+            <w:tcW w:type="dxa" w:w="900"/>
+            <w:tcBorders>
+              <w:top w:val="single" w:color="BFBFBF" w:sz="4"/>
+              <w:left w:val="single" w:color="BFBFBF" w:sz="4"/>
+              <w:bottom w:val="single" w:color="BFBFBF" w:sz="4"/>
+              <w:right w:val="single" w:color="BFBFBF" w:sz="4"/>
+            </w:tcBorders>
+            <w:tcMar>
+              <w:top w:type="dxa" w:w="50"/>
+              <w:left w:type="dxa" w:w="90"/>
+              <w:bottom w:type="dxa" w:w="50"/>
+              <w:right w:type="dxa" w:w="90"/>
+            </w:tcMar>
+          </w:tcPr>
+          <w:p>
+            <w:pPr>
+              <w:spacing w:after="0"/>
+            </w:pPr>
+            <w:r>
+              <w:rPr>
+                <w:b w:val="false"/>
+                <w:bCs w:val="false"/>
+                <w:sz w:val="19"/>
+                <w:szCs w:val="19"/>
+              </w:rPr>
+              <w:t xml:space="preserve">HU-15</w:t>
+            </w:r>
+          </w:p>
+        </w:tc>
+        <w:tc>
+          <w:tcPr>
+            <w:tcW w:type="dxa" w:w="4700"/>
+            <w:tcBorders>
+              <w:top w:val="single" w:color="BFBFBF" w:sz="4"/>
+              <w:left w:val="single" w:color="BFBFBF" w:sz="4"/>
+              <w:bottom w:val="single" w:color="BFBFBF" w:sz="4"/>
+              <w:right w:val="single" w:color="BFBFBF" w:sz="4"/>
+            </w:tcBorders>
+            <w:tcMar>
+              <w:top w:type="dxa" w:w="50"/>
+              <w:left w:type="dxa" w:w="90"/>
+              <w:bottom w:type="dxa" w:w="50"/>
+              <w:right w:type="dxa" w:w="90"/>
+            </w:tcMar>
+          </w:tcPr>
+          <w:p>
+            <w:pPr>
+              <w:spacing w:after="0"/>
+            </w:pPr>
+            <w:r>
+              <w:rPr>
+                <w:b w:val="false"/>
+                <w:bCs w:val="false"/>
+                <w:sz w:val="19"/>
+                <w:szCs w:val="19"/>
+              </w:rPr>
+              <w:t xml:space="preserve">Toma de asistencia, justificaciones y horarios</w:t>
+            </w:r>
+          </w:p>
+        </w:tc>
+        <w:tc>
+          <w:tcPr>
+            <w:tcW w:type="dxa" w:w="1400"/>
+            <w:tcBorders>
+              <w:top w:val="single" w:color="BFBFBF" w:sz="4"/>
+              <w:left w:val="single" w:color="BFBFBF" w:sz="4"/>
+              <w:bottom w:val="single" w:color="BFBFBF" w:sz="4"/>
+              <w:right w:val="single" w:color="BFBFBF" w:sz="4"/>
+            </w:tcBorders>
+            <w:tcMar>
+              <w:top w:type="dxa" w:w="50"/>
+              <w:left w:type="dxa" w:w="90"/>
+              <w:bottom w:type="dxa" w:w="50"/>
+              <w:right w:type="dxa" w:w="90"/>
+            </w:tcMar>
+          </w:tcPr>
+          <w:p>
+            <w:pPr>
+              <w:spacing w:after="0"/>
+            </w:pPr>
+            <w:r>
+              <w:rPr>
+                <w:b w:val="false"/>
+                <w:bCs w:val="false"/>
+                <w:sz w:val="19"/>
+                <w:szCs w:val="19"/>
+              </w:rPr>
+              <w:t xml:space="preserve">Dev 2</w:t>
+            </w:r>
+          </w:p>
+        </w:tc>
+        <w:tc>
+          <w:tcPr>
+            <w:tcW w:type="dxa" w:w="900"/>
+            <w:tcBorders>
+              <w:top w:val="single" w:color="BFBFBF" w:sz="4"/>
+              <w:left w:val="single" w:color="BFBFBF" w:sz="4"/>
+              <w:bottom w:val="single" w:color="BFBFBF" w:sz="4"/>
+              <w:right w:val="single" w:color="BFBFBF" w:sz="4"/>
+            </w:tcBorders>
+            <w:tcMar>
+              <w:top w:type="dxa" w:w="50"/>
+              <w:left w:type="dxa" w:w="90"/>
+              <w:bottom w:type="dxa" w:w="50"/>
+              <w:right w:type="dxa" w:w="90"/>
+            </w:tcMar>
+          </w:tcPr>
+          <w:p>
+            <w:pPr>
+              <w:spacing w:after="0"/>
+            </w:pPr>
+            <w:r>
+              <w:rPr>
+                <w:b w:val="false"/>
+                <w:bCs w:val="false"/>
+                <w:sz w:val="19"/>
+                <w:szCs w:val="19"/>
+              </w:rPr>
+              <w:t xml:space="preserve">14</w:t>
+            </w:r>
+          </w:p>
+        </w:tc>
+        <w:tc>
+          <w:tcPr>
+            <w:tcW w:type="dxa" w:w="1460"/>
+            <w:tcBorders>
+              <w:top w:val="single" w:color="BFBFBF" w:sz="4"/>
+              <w:left w:val="single" w:color="BFBFBF" w:sz="4"/>
+              <w:bottom w:val="single" w:color="BFBFBF" w:sz="4"/>
+              <w:right w:val="single" w:color="BFBFBF" w:sz="4"/>
+            </w:tcBorders>
+            <w:tcMar>
+              <w:top w:type="dxa" w:w="50"/>
+              <w:left w:type="dxa" w:w="90"/>
+              <w:bottom w:type="dxa" w:w="50"/>
+              <w:right w:type="dxa" w:w="90"/>
+            </w:tcMar>
+          </w:tcPr>
+          <w:p>
+            <w:pPr>
+              <w:spacing w:after="0"/>
+            </w:pPr>
+            <w:r>
+              <w:rPr>
+                <w:b w:val="false"/>
+                <w:bCs w:val="false"/>
+                <w:sz w:val="19"/>
+                <w:szCs w:val="19"/>
+              </w:rPr>
+              <w:t xml:space="preserve">Hecho</w:t>
+            </w:r>
+          </w:p>
+        </w:tc>
+      </w:tr>
+      <w:tr>
+        <w:trPr>
+          <w:cantSplit/>
+        </w:trPr>
+        <w:tc>
+          <w:tcPr>
+            <w:tcW w:type="dxa" w:w="900"/>
+            <w:tcBorders>
+              <w:top w:val="single" w:color="BFBFBF" w:sz="4"/>
+              <w:left w:val="single" w:color="BFBFBF" w:sz="4"/>
+              <w:bottom w:val="single" w:color="BFBFBF" w:sz="4"/>
+              <w:right w:val="single" w:color="BFBFBF" w:sz="4"/>
+            </w:tcBorders>
+            <w:tcMar>
+              <w:top w:type="dxa" w:w="50"/>
+              <w:left w:type="dxa" w:w="90"/>
+              <w:bottom w:type="dxa" w:w="50"/>
+              <w:right w:type="dxa" w:w="90"/>
+            </w:tcMar>
+          </w:tcPr>
+          <w:p>
+            <w:pPr>
+              <w:spacing w:after="0"/>
+            </w:pPr>
+            <w:r>
+              <w:rPr>
+                <w:b w:val="false"/>
+                <w:bCs w:val="false"/>
+                <w:sz w:val="19"/>
+                <w:szCs w:val="19"/>
+              </w:rPr>
+              <w:t xml:space="preserve">HU-16</w:t>
+            </w:r>
+          </w:p>
+        </w:tc>
+        <w:tc>
+          <w:tcPr>
+            <w:tcW w:type="dxa" w:w="4700"/>
+            <w:tcBorders>
+              <w:top w:val="single" w:color="BFBFBF" w:sz="4"/>
+              <w:left w:val="single" w:color="BFBFBF" w:sz="4"/>
+              <w:bottom w:val="single" w:color="BFBFBF" w:sz="4"/>
+              <w:right w:val="single" w:color="BFBFBF" w:sz="4"/>
+            </w:tcBorders>
+            <w:tcMar>
+              <w:top w:type="dxa" w:w="50"/>
+              <w:left w:type="dxa" w:w="90"/>
+              <w:bottom w:type="dxa" w:w="50"/>
+              <w:right w:type="dxa" w:w="90"/>
+            </w:tcMar>
+          </w:tcPr>
+          <w:p>
+            <w:pPr>
+              <w:spacing w:after="0"/>
+            </w:pPr>
+            <w:r>
+              <w:rPr>
+                <w:b w:val="false"/>
+                <w:bCs w:val="false"/>
+                <w:sz w:val="19"/>
+                <w:szCs w:val="19"/>
+              </w:rPr>
+              <w:t xml:space="preserve">Comunicados por rol con notificación</w:t>
+            </w:r>
+          </w:p>
+        </w:tc>
+        <w:tc>
+          <w:tcPr>
+            <w:tcW w:type="dxa" w:w="1400"/>
+            <w:tcBorders>
+              <w:top w:val="single" w:color="BFBFBF" w:sz="4"/>
+              <w:left w:val="single" w:color="BFBFBF" w:sz="4"/>
+              <w:bottom w:val="single" w:color="BFBFBF" w:sz="4"/>
+              <w:right w:val="single" w:color="BFBFBF" w:sz="4"/>
+            </w:tcBorders>
+            <w:tcMar>
+              <w:top w:type="dxa" w:w="50"/>
+              <w:left w:type="dxa" w:w="90"/>
+              <w:bottom w:type="dxa" w:w="50"/>
+              <w:right w:type="dxa" w:w="90"/>
+            </w:tcMar>
+          </w:tcPr>
+          <w:p>
+            <w:pPr>
+              <w:spacing w:after="0"/>
+            </w:pPr>
+            <w:r>
+              <w:rPr>
+                <w:b w:val="false"/>
+                <w:bCs w:val="false"/>
+                <w:sz w:val="19"/>
+                <w:szCs w:val="19"/>
+              </w:rPr>
+              <w:t xml:space="preserve">Dev 2</w:t>
+            </w:r>
+          </w:p>
+        </w:tc>
+        <w:tc>
+          <w:tcPr>
+            <w:tcW w:type="dxa" w:w="900"/>
+            <w:tcBorders>
+              <w:top w:val="single" w:color="BFBFBF" w:sz="4"/>
+              <w:left w:val="single" w:color="BFBFBF" w:sz="4"/>
+              <w:bottom w:val="single" w:color="BFBFBF" w:sz="4"/>
+              <w:right w:val="single" w:color="BFBFBF" w:sz="4"/>
+            </w:tcBorders>
+            <w:tcMar>
+              <w:top w:type="dxa" w:w="50"/>
+              <w:left w:type="dxa" w:w="90"/>
+              <w:bottom w:type="dxa" w:w="50"/>
+              <w:right w:type="dxa" w:w="90"/>
+            </w:tcMar>
+          </w:tcPr>
+          <w:p>
+            <w:pPr>
+              <w:spacing w:after="0"/>
+            </w:pPr>
+            <w:r>
+              <w:rPr>
+                <w:b w:val="false"/>
+                <w:bCs w:val="false"/>
+                <w:sz w:val="19"/>
+                <w:szCs w:val="19"/>
+              </w:rPr>
+              <w:t xml:space="preserve">5</w:t>
+            </w:r>
+          </w:p>
+        </w:tc>
+        <w:tc>
+          <w:tcPr>
+            <w:tcW w:type="dxa" w:w="1460"/>
+            <w:tcBorders>
+              <w:top w:val="single" w:color="BFBFBF" w:sz="4"/>
+              <w:left w:val="single" w:color="BFBFBF" w:sz="4"/>
+              <w:bottom w:val="single" w:color="BFBFBF" w:sz="4"/>
+              <w:right w:val="single" w:color="BFBFBF" w:sz="4"/>
+            </w:tcBorders>
+            <w:tcMar>
+              <w:top w:type="dxa" w:w="50"/>
+              <w:left w:type="dxa" w:w="90"/>
+              <w:bottom w:type="dxa" w:w="50"/>
+              <w:right w:type="dxa" w:w="90"/>
+            </w:tcMar>
+          </w:tcPr>
+          <w:p>
+            <w:pPr>
+              <w:spacing w:after="0"/>
+            </w:pPr>
+            <w:r>
+              <w:rPr>
+                <w:b w:val="false"/>
+                <w:bCs w:val="false"/>
+                <w:sz w:val="19"/>
+                <w:szCs w:val="19"/>
+              </w:rPr>
+              <w:t xml:space="preserve">Hecho</w:t>
+            </w:r>
+          </w:p>
+        </w:tc>
+      </w:tr>
+      <w:tr>
+        <w:trPr>
+          <w:cantSplit/>
+        </w:trPr>
+        <w:tc>
+          <w:tcPr>
+            <w:tcW w:type="dxa" w:w="900"/>
+            <w:tcBorders>
+              <w:top w:val="single" w:color="BFBFBF" w:sz="4"/>
+              <w:left w:val="single" w:color="BFBFBF" w:sz="4"/>
+              <w:bottom w:val="single" w:color="BFBFBF" w:sz="4"/>
+              <w:right w:val="single" w:color="BFBFBF" w:sz="4"/>
+            </w:tcBorders>
+            <w:tcMar>
+              <w:top w:type="dxa" w:w="50"/>
+              <w:left w:type="dxa" w:w="90"/>
+              <w:bottom w:type="dxa" w:w="50"/>
+              <w:right w:type="dxa" w:w="90"/>
+            </w:tcMar>
+          </w:tcPr>
+          <w:p>
+            <w:pPr>
+              <w:spacing w:after="0"/>
+            </w:pPr>
+            <w:r>
+              <w:rPr>
+                <w:b w:val="false"/>
+                <w:bCs w:val="false"/>
+                <w:sz w:val="19"/>
+                <w:szCs w:val="19"/>
+              </w:rPr>
+              <w:t xml:space="preserve">HU-19</w:t>
+            </w:r>
+          </w:p>
+        </w:tc>
+        <w:tc>
+          <w:tcPr>
+            <w:tcW w:type="dxa" w:w="4700"/>
+            <w:tcBorders>
+              <w:top w:val="single" w:color="BFBFBF" w:sz="4"/>
+              <w:left w:val="single" w:color="BFBFBF" w:sz="4"/>
+              <w:bottom w:val="single" w:color="BFBFBF" w:sz="4"/>
+              <w:right w:val="single" w:color="BFBFBF" w:sz="4"/>
+            </w:tcBorders>
+            <w:tcMar>
+              <w:top w:type="dxa" w:w="50"/>
+              <w:left w:type="dxa" w:w="90"/>
+              <w:bottom w:type="dxa" w:w="50"/>
+              <w:right w:type="dxa" w:w="90"/>
+            </w:tcMar>
+          </w:tcPr>
+          <w:p>
+            <w:pPr>
+              <w:spacing w:after="0"/>
+            </w:pPr>
+            <w:r>
+              <w:rPr>
+                <w:b w:val="false"/>
+                <w:bCs w:val="false"/>
+                <w:sz w:val="19"/>
+                <w:szCs w:val="19"/>
+              </w:rPr>
+              <w:t xml:space="preserve">PDF de inventario del acopiador y de resultados de laboratorio</w:t>
+            </w:r>
+          </w:p>
+        </w:tc>
+        <w:tc>
+          <w:tcPr>
+            <w:tcW w:type="dxa" w:w="1400"/>
+            <w:tcBorders>
+              <w:top w:val="single" w:color="BFBFBF" w:sz="4"/>
+              <w:left w:val="single" w:color="BFBFBF" w:sz="4"/>
+              <w:bottom w:val="single" w:color="BFBFBF" w:sz="4"/>
+              <w:right w:val="single" w:color="BFBFBF" w:sz="4"/>
+            </w:tcBorders>
+            <w:tcMar>
+              <w:top w:type="dxa" w:w="50"/>
+              <w:left w:type="dxa" w:w="90"/>
+              <w:bottom w:type="dxa" w:w="50"/>
+              <w:right w:type="dxa" w:w="90"/>
+            </w:tcMar>
+          </w:tcPr>
+          <w:p>
+            <w:pPr>
+              <w:spacing w:after="0"/>
+            </w:pPr>
+            <w:r>
+              <w:rPr>
+                <w:b w:val="false"/>
+                <w:bCs w:val="false"/>
+                <w:sz w:val="19"/>
+                <w:szCs w:val="19"/>
+              </w:rPr>
+              <w:t xml:space="preserve">Dev 2</w:t>
+            </w:r>
+          </w:p>
+        </w:tc>
+        <w:tc>
+          <w:tcPr>
+            <w:tcW w:type="dxa" w:w="900"/>
+            <w:tcBorders>
+              <w:top w:val="single" w:color="BFBFBF" w:sz="4"/>
+              <w:left w:val="single" w:color="BFBFBF" w:sz="4"/>
+              <w:bottom w:val="single" w:color="BFBFBF" w:sz="4"/>
+              <w:right w:val="single" w:color="BFBFBF" w:sz="4"/>
+            </w:tcBorders>
+            <w:tcMar>
+              <w:top w:type="dxa" w:w="50"/>
+              <w:left w:type="dxa" w:w="90"/>
+              <w:bottom w:type="dxa" w:w="50"/>
+              <w:right w:type="dxa" w:w="90"/>
+            </w:tcMar>
+          </w:tcPr>
+          <w:p>
+            <w:pPr>
+              <w:spacing w:after="0"/>
+            </w:pPr>
+            <w:r>
+              <w:rPr>
+                <w:b w:val="false"/>
+                <w:bCs w:val="false"/>
+                <w:sz w:val="19"/>
+                <w:szCs w:val="19"/>
+              </w:rPr>
+              <w:t xml:space="preserve">4</w:t>
+            </w:r>
+          </w:p>
+        </w:tc>
+        <w:tc>
+          <w:tcPr>
+            <w:tcW w:type="dxa" w:w="1460"/>
+            <w:tcBorders>
+              <w:top w:val="single" w:color="BFBFBF" w:sz="4"/>
+              <w:left w:val="single" w:color="BFBFBF" w:sz="4"/>
+              <w:bottom w:val="single" w:color="BFBFBF" w:sz="4"/>
+              <w:right w:val="single" w:color="BFBFBF" w:sz="4"/>
+            </w:tcBorders>
+            <w:tcMar>
+              <w:top w:type="dxa" w:w="50"/>
+              <w:left w:type="dxa" w:w="90"/>
+              <w:bottom w:type="dxa" w:w="50"/>
+              <w:right w:type="dxa" w:w="90"/>
+            </w:tcMar>
+          </w:tcPr>
+          <w:p>
+            <w:pPr>
+              <w:spacing w:after="0"/>
+            </w:pPr>
+            <w:r>
+              <w:rPr>
+                <w:b w:val="false"/>
+                <w:bCs w:val="false"/>
+                <w:sz w:val="19"/>
+                <w:szCs w:val="19"/>
+              </w:rPr>
+              <w:t xml:space="preserve">Hecho</w:t>
+            </w:r>
+          </w:p>
+        </w:tc>
+      </w:tr>
+      <w:tr>
+        <w:trPr>
+          <w:cantSplit/>
+        </w:trPr>
+        <w:tc>
+          <w:tcPr>
+            <w:tcW w:type="dxa" w:w="900"/>
+            <w:tcBorders>
+              <w:top w:val="single" w:color="BFBFBF" w:sz="4"/>
+              <w:left w:val="single" w:color="BFBFBF" w:sz="4"/>
+              <w:bottom w:val="single" w:color="BFBFBF" w:sz="4"/>
+              <w:right w:val="single" w:color="BFBFBF" w:sz="4"/>
+            </w:tcBorders>
+            <w:tcMar>
+              <w:top w:type="dxa" w:w="50"/>
+              <w:left w:type="dxa" w:w="90"/>
+              <w:bottom w:type="dxa" w:w="50"/>
+              <w:right w:type="dxa" w:w="90"/>
+            </w:tcMar>
+          </w:tcPr>
+          <w:p>
+            <w:pPr>
+              <w:spacing w:after="0"/>
+            </w:pPr>
+            <w:r>
+              <w:rPr>
+                <w:b w:val="false"/>
+                <w:bCs w:val="false"/>
+                <w:sz w:val="19"/>
+                <w:szCs w:val="19"/>
+              </w:rPr>
+              <w:t xml:space="preserve">Todas</w:t>
+            </w:r>
+          </w:p>
+        </w:tc>
+        <w:tc>
+          <w:tcPr>
+            <w:tcW w:type="dxa" w:w="4700"/>
+            <w:tcBorders>
+              <w:top w:val="single" w:color="BFBFBF" w:sz="4"/>
+              <w:left w:val="single" w:color="BFBFBF" w:sz="4"/>
+              <w:bottom w:val="single" w:color="BFBFBF" w:sz="4"/>
+              <w:right w:val="single" w:color="BFBFBF" w:sz="4"/>
+            </w:tcBorders>
+            <w:tcMar>
+              <w:top w:type="dxa" w:w="50"/>
+              <w:left w:type="dxa" w:w="90"/>
+              <w:bottom w:type="dxa" w:w="50"/>
+              <w:right w:type="dxa" w:w="90"/>
+            </w:tcMar>
+          </w:tcPr>
+          <w:p>
+            <w:pPr>
+              <w:spacing w:after="0"/>
+            </w:pPr>
+            <w:r>
+              <w:rPr>
+                <w:b w:val="false"/>
+                <w:bCs w:val="false"/>
+                <w:sz w:val="19"/>
+                <w:szCs w:val="19"/>
+              </w:rPr>
+              <w:t xml:space="preserve">Pruebas Pest de producción, ventas y asistencia</w:t>
+            </w:r>
+          </w:p>
+        </w:tc>
+        <w:tc>
+          <w:tcPr>
+            <w:tcW w:type="dxa" w:w="1400"/>
+            <w:tcBorders>
+              <w:top w:val="single" w:color="BFBFBF" w:sz="4"/>
+              <w:left w:val="single" w:color="BFBFBF" w:sz="4"/>
+              <w:bottom w:val="single" w:color="BFBFBF" w:sz="4"/>
+              <w:right w:val="single" w:color="BFBFBF" w:sz="4"/>
+            </w:tcBorders>
+            <w:tcMar>
+              <w:top w:type="dxa" w:w="50"/>
+              <w:left w:type="dxa" w:w="90"/>
+              <w:bottom w:type="dxa" w:w="50"/>
+              <w:right w:type="dxa" w:w="90"/>
+            </w:tcMar>
+          </w:tcPr>
+          <w:p>
+            <w:pPr>
+              <w:spacing w:after="0"/>
+            </w:pPr>
+            <w:r>
+              <w:rPr>
+                <w:b w:val="false"/>
+                <w:bCs w:val="false"/>
+                <w:sz w:val="19"/>
+                <w:szCs w:val="19"/>
+              </w:rPr>
+              <w:t xml:space="preserve">Scrum Master</w:t>
+            </w:r>
+          </w:p>
+        </w:tc>
+        <w:tc>
+          <w:tcPr>
+            <w:tcW w:type="dxa" w:w="900"/>
+            <w:tcBorders>
+              <w:top w:val="single" w:color="BFBFBF" w:sz="4"/>
+              <w:left w:val="single" w:color="BFBFBF" w:sz="4"/>
+              <w:bottom w:val="single" w:color="BFBFBF" w:sz="4"/>
+              <w:right w:val="single" w:color="BFBFBF" w:sz="4"/>
+            </w:tcBorders>
+            <w:tcMar>
+              <w:top w:type="dxa" w:w="50"/>
+              <w:left w:type="dxa" w:w="90"/>
+              <w:bottom w:type="dxa" w:w="50"/>
+              <w:right w:type="dxa" w:w="90"/>
+            </w:tcMar>
+          </w:tcPr>
+          <w:p>
+            <w:pPr>
+              <w:spacing w:after="0"/>
+            </w:pPr>
+            <w:r>
+              <w:rPr>
+                <w:b w:val="false"/>
+                <w:bCs w:val="false"/>
+                <w:sz w:val="19"/>
+                <w:szCs w:val="19"/>
+              </w:rPr>
+              <w:t xml:space="preserve">8</w:t>
+            </w:r>
+          </w:p>
+        </w:tc>
+        <w:tc>
+          <w:tcPr>
+            <w:tcW w:type="dxa" w:w="1460"/>
+            <w:tcBorders>
+              <w:top w:val="single" w:color="BFBFBF" w:sz="4"/>
+              <w:left w:val="single" w:color="BFBFBF" w:sz="4"/>
+              <w:bottom w:val="single" w:color="BFBFBF" w:sz="4"/>
+              <w:right w:val="single" w:color="BFBFBF" w:sz="4"/>
+            </w:tcBorders>
+            <w:tcMar>
+              <w:top w:type="dxa" w:w="50"/>
+              <w:left w:type="dxa" w:w="90"/>
+              <w:bottom w:type="dxa" w:w="50"/>
+              <w:right w:type="dxa" w:w="90"/>
+            </w:tcMar>
+          </w:tcPr>
+          <w:p>
+            <w:pPr>
+              <w:spacing w:after="0"/>
+            </w:pPr>
+            <w:r>
+              <w:rPr>
+                <w:b w:val="false"/>
+                <w:bCs w:val="false"/>
+                <w:sz w:val="19"/>
+                <w:szCs w:val="19"/>
+              </w:rPr>
+              <w:t xml:space="preserve">Hecho</w:t>
+            </w:r>
+          </w:p>
+        </w:tc>
+      </w:tr>
+    </w:tbl>
+    <w:p>
+      <w:pPr>
+        <w:spacing w:after="200" w:before="60"/>
+      </w:pPr>
+      <w:r>
+        <w:rPr>
+          <w:i/>
+          <w:iCs/>
+          <w:sz w:val="20"/>
+          <w:szCs w:val="20"/>
+        </w:rPr>
+        <w:t xml:space="preserve">Nota. </w:t>
+      </w:r>
+      <w:r>
+        <w:rPr>
+          <w:sz w:val="20"/>
+          <w:szCs w:val="20"/>
+        </w:rPr>
+        <w:t xml:space="preserve">Se aceptaron las 6 historias. Comentario del Product Owner: publicar el producto solo cuando tenga receta y precio. Responsables, horas y resultados simulados.</w:t>
+      </w:r>
+    </w:p>
+    <w:p>
+      <w:pPr>
+        <w:pStyle w:val="Heading3"/>
+      </w:pPr>
+      <w:bookmarkStart w:name="_Toc22" w:id="22"/>
+      <w:r>
+        <w:t xml:space="preserve">2.6.4 Sprint 4: Abrir el sistema al público: tienda, pedidos web, API móvil e identidad visual</w:t>
+      </w:r>
+      <w:bookmarkEnd w:id="22"/>
+    </w:p>
+    <w:p>
+      <w:pPr>
+        <w:pStyle w:val="ListParagraph"/>
+        <w:numPr>
+          <w:ilvl w:val="0"/>
+          <w:numId w:val="3"/>
+        </w:numPr>
+        <w:spacing w:after="60"/>
+      </w:pPr>
+      <w:r>
+        <w:rPr>
+          <w:b/>
+          <w:bCs/>
+        </w:rPr>
+        <w:t xml:space="preserve">Fechas:</w:t>
+      </w:r>
+      <w:r>
+        <w:t xml:space="preserve"> 05/10 al 18/10/2026</w:t>
+      </w:r>
+    </w:p>
+    <w:p>
+      <w:pPr>
+        <w:pStyle w:val="ListParagraph"/>
+        <w:numPr>
+          <w:ilvl w:val="0"/>
+          <w:numId w:val="3"/>
+        </w:numPr>
+        <w:spacing w:after="60"/>
+      </w:pPr>
+      <w:r>
+        <w:rPr>
+          <w:b/>
+          <w:bCs/>
+        </w:rPr>
+        <w:t xml:space="preserve">Objetivo:</w:t>
+      </w:r>
+      <w:r>
+        <w:t xml:space="preserve"> Vender por internet sin iniciar sesión, conectar la app móvil y dar al sistema una identidad visual única.</w:t>
+      </w:r>
+    </w:p>
+    <w:p>
+      <w:pPr>
+        <w:pStyle w:val="ListParagraph"/>
+        <w:numPr>
+          <w:ilvl w:val="0"/>
+          <w:numId w:val="3"/>
+        </w:numPr>
+        <w:spacing w:after="60"/>
+      </w:pPr>
+      <w:r>
+        <w:rPr>
+          <w:b/>
+          <w:bCs/>
+        </w:rPr>
+        <w:t xml:space="preserve">Historias comprometidas:</w:t>
+      </w:r>
+      <w:r>
+        <w:t xml:space="preserve"> HU-12, HU-13, HU-14, HU-18, HU-20 y HU-21.</w:t>
+      </w:r>
+    </w:p>
+    <w:p>
+      <w:pPr>
+        <w:pStyle w:val="ListParagraph"/>
+        <w:numPr>
+          <w:ilvl w:val="0"/>
+          <w:numId w:val="3"/>
+        </w:numPr>
+        <w:spacing w:after="60"/>
+      </w:pPr>
+      <w:r>
+        <w:rPr>
+          <w:b/>
+          <w:bCs/>
+        </w:rPr>
+        <w:t xml:space="preserve">Capacidad del equipo:</w:t>
+      </w:r>
+      <w:r>
+        <w:t xml:space="preserve"> 2 developers × 10 días × 4 h + Scrum Master 8 h = 88 h.</w:t>
+      </w:r>
+    </w:p>
+    <w:p>
+      <w:pPr>
+        <w:pStyle w:val="ListParagraph"/>
+        <w:numPr>
+          <w:ilvl w:val="0"/>
+          <w:numId w:val="3"/>
+        </w:numPr>
+        <w:spacing w:after="60"/>
+      </w:pPr>
+      <w:r>
+        <w:rPr>
+          <w:b/>
+          <w:bCs/>
+        </w:rPr>
+        <w:t xml:space="preserve">Puntos planificados:</w:t>
+      </w:r>
+      <w:r>
+        <w:t xml:space="preserve"> 44 puntos. </w:t>
+      </w:r>
+      <w:r>
+        <w:rPr>
+          <w:b/>
+          <w:bCs/>
+        </w:rPr>
+        <w:t xml:space="preserve">Puntos completados:</w:t>
+      </w:r>
+      <w:r>
+        <w:t xml:space="preserve"> 39 puntos (88.6 %); HU-21 pasa a una versión posterior.</w:t>
+      </w:r>
+    </w:p>
+    <w:p>
+      <w:pPr>
+        <w:pStyle w:val="ListParagraph"/>
+        <w:numPr>
+          <w:ilvl w:val="0"/>
+          <w:numId w:val="3"/>
+        </w:numPr>
+        <w:spacing w:after="60"/>
+      </w:pPr>
+      <w:r>
+        <w:rPr>
+          <w:b/>
+          <w:bCs/>
+        </w:rPr>
+        <w:t xml:space="preserve">Eventos:</w:t>
+      </w:r>
+      <w:r>
+        <w:t xml:space="preserve"> Planning el 05/10 (2 h); Review el 18/10 (1 h); Retrospectiva el 18/10 (45 min).</w:t>
+      </w:r>
+    </w:p>
+    <w:p>
+      <w:pPr>
+        <w:keepNext/>
+        <w:spacing w:after="0" w:before="200"/>
+      </w:pPr>
+      <w:r>
+        <w:rPr>
+          <w:b/>
+          <w:bCs/>
+        </w:rPr>
+        <w:t xml:space="preserve">Tabla 16</w:t>
+      </w:r>
+    </w:p>
+    <w:p>
+      <w:pPr>
+        <w:keepNext/>
+        <w:spacing w:after="80"/>
+      </w:pPr>
+      <w:r>
+        <w:rPr>
+          <w:i/>
+          <w:iCs/>
+        </w:rPr>
+        <w:t xml:space="preserve">Sprint Backlog del Sprint 4</w:t>
+      </w:r>
+    </w:p>
+    <w:tbl>
+      <w:tblPr>
+        <w:tblW w:type="dxa" w:w="9360"/>
+        <w:tblBorders>
+          <w:top w:val="single" w:color="auto" w:sz="4"/>
+          <w:left w:val="single" w:color="auto" w:sz="4"/>
+          <w:bottom w:val="single" w:color="auto" w:sz="4"/>
+          <w:right w:val="single" w:color="auto" w:sz="4"/>
+          <w:insideH w:val="single" w:color="auto" w:sz="4"/>
+          <w:insideV w:val="single" w:color="auto" w:sz="4"/>
+        </w:tblBorders>
+      </w:tblPr>
+      <w:tblGrid>
+        <w:gridCol w:w="900"/>
+        <w:gridCol w:w="4700"/>
+        <w:gridCol w:w="1400"/>
+        <w:gridCol w:w="900"/>
+        <w:gridCol w:w="1460"/>
+      </w:tblGrid>
+      <w:tr>
+        <w:trPr>
+          <w:cantSplit/>
+          <w:tblHeader/>
+        </w:trPr>
+        <w:tc>
+          <w:tcPr>
+            <w:tcW w:type="dxa" w:w="900"/>
+            <w:tcBorders>
+              <w:top w:val="single" w:color="BFBFBF" w:sz="4"/>
+              <w:left w:val="single" w:color="BFBFBF" w:sz="4"/>
+              <w:bottom w:val="single" w:color="BFBFBF" w:sz="4"/>
+              <w:right w:val="single" w:color="BFBFBF" w:sz="4"/>
+            </w:tcBorders>
+            <w:shd w:fill="173D72" w:color="auto" w:val="clear"/>
+            <w:tcMar>
+              <w:top w:type="dxa" w:w="50"/>
+              <w:left w:type="dxa" w:w="90"/>
+              <w:bottom w:type="dxa" w:w="50"/>
+              <w:right w:type="dxa" w:w="90"/>
+            </w:tcMar>
+          </w:tcPr>
+          <w:p>
+            <w:pPr>
+              <w:spacing w:after="0"/>
+            </w:pPr>
+            <w:r>
+              <w:rPr>
+                <w:b/>
+                <w:bCs/>
+                <w:color w:val="FFFFFF"/>
+                <w:sz w:val="19"/>
+                <w:szCs w:val="19"/>
+              </w:rPr>
+              <w:t xml:space="preserve">Historia</w:t>
+            </w:r>
+          </w:p>
+        </w:tc>
+        <w:tc>
+          <w:tcPr>
+            <w:tcW w:type="dxa" w:w="4700"/>
+            <w:tcBorders>
+              <w:top w:val="single" w:color="BFBFBF" w:sz="4"/>
+              <w:left w:val="single" w:color="BFBFBF" w:sz="4"/>
+              <w:bottom w:val="single" w:color="BFBFBF" w:sz="4"/>
+              <w:right w:val="single" w:color="BFBFBF" w:sz="4"/>
+            </w:tcBorders>
+            <w:shd w:fill="173D72" w:color="auto" w:val="clear"/>
+            <w:tcMar>
+              <w:top w:type="dxa" w:w="50"/>
+              <w:left w:type="dxa" w:w="90"/>
+              <w:bottom w:type="dxa" w:w="50"/>
+              <w:right w:type="dxa" w:w="90"/>
+            </w:tcMar>
+          </w:tcPr>
+          <w:p>
+            <w:pPr>
+              <w:spacing w:after="0"/>
+            </w:pPr>
+            <w:r>
+              <w:rPr>
+                <w:b/>
+                <w:bCs/>
+                <w:color w:val="FFFFFF"/>
+                <w:sz w:val="19"/>
+                <w:szCs w:val="19"/>
+              </w:rPr>
+              <w:t xml:space="preserve">Tarea</w:t>
+            </w:r>
+          </w:p>
+        </w:tc>
+        <w:tc>
+          <w:tcPr>
+            <w:tcW w:type="dxa" w:w="1400"/>
+            <w:tcBorders>
+              <w:top w:val="single" w:color="BFBFBF" w:sz="4"/>
+              <w:left w:val="single" w:color="BFBFBF" w:sz="4"/>
+              <w:bottom w:val="single" w:color="BFBFBF" w:sz="4"/>
+              <w:right w:val="single" w:color="BFBFBF" w:sz="4"/>
+            </w:tcBorders>
+            <w:shd w:fill="173D72" w:color="auto" w:val="clear"/>
+            <w:tcMar>
+              <w:top w:type="dxa" w:w="50"/>
+              <w:left w:type="dxa" w:w="90"/>
+              <w:bottom w:type="dxa" w:w="50"/>
+              <w:right w:type="dxa" w:w="90"/>
+            </w:tcMar>
+          </w:tcPr>
+          <w:p>
+            <w:pPr>
+              <w:spacing w:after="0"/>
+            </w:pPr>
+            <w:r>
+              <w:rPr>
+                <w:b/>
+                <w:bCs/>
+                <w:color w:val="FFFFFF"/>
+                <w:sz w:val="19"/>
+                <w:szCs w:val="19"/>
+              </w:rPr>
+              <w:t xml:space="preserve">Responsable</w:t>
+            </w:r>
+          </w:p>
+        </w:tc>
+        <w:tc>
+          <w:tcPr>
+            <w:tcW w:type="dxa" w:w="900"/>
+            <w:tcBorders>
+              <w:top w:val="single" w:color="BFBFBF" w:sz="4"/>
+              <w:left w:val="single" w:color="BFBFBF" w:sz="4"/>
+              <w:bottom w:val="single" w:color="BFBFBF" w:sz="4"/>
+              <w:right w:val="single" w:color="BFBFBF" w:sz="4"/>
+            </w:tcBorders>
+            <w:shd w:fill="173D72" w:color="auto" w:val="clear"/>
+            <w:tcMar>
+              <w:top w:type="dxa" w:w="50"/>
+              <w:left w:type="dxa" w:w="90"/>
+              <w:bottom w:type="dxa" w:w="50"/>
+              <w:right w:type="dxa" w:w="90"/>
+            </w:tcMar>
+          </w:tcPr>
+          <w:p>
+            <w:pPr>
+              <w:spacing w:after="0"/>
+            </w:pPr>
+            <w:r>
+              <w:rPr>
+                <w:b/>
+                <w:bCs/>
+                <w:color w:val="FFFFFF"/>
+                <w:sz w:val="19"/>
+                <w:szCs w:val="19"/>
+              </w:rPr>
+              <w:t xml:space="preserve">Horas</w:t>
+            </w:r>
+          </w:p>
+        </w:tc>
+        <w:tc>
+          <w:tcPr>
+            <w:tcW w:type="dxa" w:w="1460"/>
+            <w:tcBorders>
+              <w:top w:val="single" w:color="BFBFBF" w:sz="4"/>
+              <w:left w:val="single" w:color="BFBFBF" w:sz="4"/>
+              <w:bottom w:val="single" w:color="BFBFBF" w:sz="4"/>
+              <w:right w:val="single" w:color="BFBFBF" w:sz="4"/>
+            </w:tcBorders>
+            <w:shd w:fill="173D72" w:color="auto" w:val="clear"/>
+            <w:tcMar>
+              <w:top w:type="dxa" w:w="50"/>
+              <w:left w:type="dxa" w:w="90"/>
+              <w:bottom w:type="dxa" w:w="50"/>
+              <w:right w:type="dxa" w:w="90"/>
+            </w:tcMar>
+          </w:tcPr>
+          <w:p>
+            <w:pPr>
+              <w:spacing w:after="0"/>
+            </w:pPr>
+            <w:r>
+              <w:rPr>
+                <w:b/>
+                <w:bCs/>
+                <w:color w:val="FFFFFF"/>
+                <w:sz w:val="19"/>
+                <w:szCs w:val="19"/>
+              </w:rPr>
+              <w:t xml:space="preserve">Estado</w:t>
+            </w:r>
+          </w:p>
+        </w:tc>
+      </w:tr>
+      <w:tr>
+        <w:trPr>
+          <w:cantSplit/>
+        </w:trPr>
+        <w:tc>
+          <w:tcPr>
+            <w:tcW w:type="dxa" w:w="900"/>
+            <w:tcBorders>
+              <w:top w:val="single" w:color="BFBFBF" w:sz="4"/>
+              <w:left w:val="single" w:color="BFBFBF" w:sz="4"/>
+              <w:bottom w:val="single" w:color="BFBFBF" w:sz="4"/>
+              <w:right w:val="single" w:color="BFBFBF" w:sz="4"/>
+            </w:tcBorders>
+            <w:tcMar>
+              <w:top w:type="dxa" w:w="50"/>
+              <w:left w:type="dxa" w:w="90"/>
+              <w:bottom w:type="dxa" w:w="50"/>
+              <w:right w:type="dxa" w:w="90"/>
+            </w:tcMar>
+          </w:tcPr>
+          <w:p>
+            <w:pPr>
+              <w:spacing w:after="0"/>
+            </w:pPr>
+            <w:r>
+              <w:rPr>
+                <w:b w:val="false"/>
+                <w:bCs w:val="false"/>
+                <w:sz w:val="19"/>
+                <w:szCs w:val="19"/>
+              </w:rPr>
+              <w:t xml:space="preserve">HU-14</w:t>
+            </w:r>
+          </w:p>
+        </w:tc>
+        <w:tc>
+          <w:tcPr>
+            <w:tcW w:type="dxa" w:w="4700"/>
+            <w:tcBorders>
+              <w:top w:val="single" w:color="BFBFBF" w:sz="4"/>
+              <w:left w:val="single" w:color="BFBFBF" w:sz="4"/>
+              <w:bottom w:val="single" w:color="BFBFBF" w:sz="4"/>
+              <w:right w:val="single" w:color="BFBFBF" w:sz="4"/>
+            </w:tcBorders>
+            <w:tcMar>
+              <w:top w:type="dxa" w:w="50"/>
+              <w:left w:type="dxa" w:w="90"/>
+              <w:bottom w:type="dxa" w:w="50"/>
+              <w:right w:type="dxa" w:w="90"/>
+            </w:tcMar>
+          </w:tcPr>
+          <w:p>
+            <w:pPr>
+              <w:spacing w:after="0"/>
+            </w:pPr>
+            <w:r>
+              <w:rPr>
+                <w:b w:val="false"/>
+                <w:bCs w:val="false"/>
+                <w:sz w:val="19"/>
+                <w:szCs w:val="19"/>
+              </w:rPr>
+              <w:t xml:space="preserve">Catálogo público con Produccion::catalogoPublico() y precio de venta propio</w:t>
+            </w:r>
+          </w:p>
+        </w:tc>
+        <w:tc>
+          <w:tcPr>
+            <w:tcW w:type="dxa" w:w="1400"/>
+            <w:tcBorders>
+              <w:top w:val="single" w:color="BFBFBF" w:sz="4"/>
+              <w:left w:val="single" w:color="BFBFBF" w:sz="4"/>
+              <w:bottom w:val="single" w:color="BFBFBF" w:sz="4"/>
+              <w:right w:val="single" w:color="BFBFBF" w:sz="4"/>
+            </w:tcBorders>
+            <w:tcMar>
+              <w:top w:type="dxa" w:w="50"/>
+              <w:left w:type="dxa" w:w="90"/>
+              <w:bottom w:type="dxa" w:w="50"/>
+              <w:right w:type="dxa" w:w="90"/>
+            </w:tcMar>
+          </w:tcPr>
+          <w:p>
+            <w:pPr>
+              <w:spacing w:after="0"/>
+            </w:pPr>
+            <w:r>
+              <w:rPr>
+                <w:b w:val="false"/>
+                <w:bCs w:val="false"/>
+                <w:sz w:val="19"/>
+                <w:szCs w:val="19"/>
+              </w:rPr>
+              <w:t xml:space="preserve">Dev 1 (K. Marca)</w:t>
+            </w:r>
+          </w:p>
+        </w:tc>
+        <w:tc>
+          <w:tcPr>
+            <w:tcW w:type="dxa" w:w="900"/>
+            <w:tcBorders>
+              <w:top w:val="single" w:color="BFBFBF" w:sz="4"/>
+              <w:left w:val="single" w:color="BFBFBF" w:sz="4"/>
+              <w:bottom w:val="single" w:color="BFBFBF" w:sz="4"/>
+              <w:right w:val="single" w:color="BFBFBF" w:sz="4"/>
+            </w:tcBorders>
+            <w:tcMar>
+              <w:top w:type="dxa" w:w="50"/>
+              <w:left w:type="dxa" w:w="90"/>
+              <w:bottom w:type="dxa" w:w="50"/>
+              <w:right w:type="dxa" w:w="90"/>
+            </w:tcMar>
+          </w:tcPr>
+          <w:p>
+            <w:pPr>
+              <w:spacing w:after="0"/>
+            </w:pPr>
+            <w:r>
+              <w:rPr>
+                <w:b w:val="false"/>
+                <w:bCs w:val="false"/>
+                <w:sz w:val="19"/>
+                <w:szCs w:val="19"/>
+              </w:rPr>
+              <w:t xml:space="preserve">10</w:t>
+            </w:r>
+          </w:p>
+        </w:tc>
+        <w:tc>
+          <w:tcPr>
+            <w:tcW w:type="dxa" w:w="1460"/>
+            <w:tcBorders>
+              <w:top w:val="single" w:color="BFBFBF" w:sz="4"/>
+              <w:left w:val="single" w:color="BFBFBF" w:sz="4"/>
+              <w:bottom w:val="single" w:color="BFBFBF" w:sz="4"/>
+              <w:right w:val="single" w:color="BFBFBF" w:sz="4"/>
+            </w:tcBorders>
+            <w:tcMar>
+              <w:top w:type="dxa" w:w="50"/>
+              <w:left w:type="dxa" w:w="90"/>
+              <w:bottom w:type="dxa" w:w="50"/>
+              <w:right w:type="dxa" w:w="90"/>
+            </w:tcMar>
+          </w:tcPr>
+          <w:p>
+            <w:pPr>
+              <w:spacing w:after="0"/>
+            </w:pPr>
+            <w:r>
+              <w:rPr>
+                <w:b w:val="false"/>
+                <w:bCs w:val="false"/>
+                <w:sz w:val="19"/>
+                <w:szCs w:val="19"/>
+              </w:rPr>
+              <w:t xml:space="preserve">Hecho</w:t>
+            </w:r>
+          </w:p>
+        </w:tc>
+      </w:tr>
+      <w:tr>
+        <w:trPr>
+          <w:cantSplit/>
+        </w:trPr>
+        <w:tc>
+          <w:tcPr>
+            <w:tcW w:type="dxa" w:w="900"/>
+            <w:tcBorders>
+              <w:top w:val="single" w:color="BFBFBF" w:sz="4"/>
+              <w:left w:val="single" w:color="BFBFBF" w:sz="4"/>
+              <w:bottom w:val="single" w:color="BFBFBF" w:sz="4"/>
+              <w:right w:val="single" w:color="BFBFBF" w:sz="4"/>
+            </w:tcBorders>
+            <w:tcMar>
+              <w:top w:type="dxa" w:w="50"/>
+              <w:left w:type="dxa" w:w="90"/>
+              <w:bottom w:type="dxa" w:w="50"/>
+              <w:right w:type="dxa" w:w="90"/>
+            </w:tcMar>
+          </w:tcPr>
+          <w:p>
+            <w:pPr>
+              <w:spacing w:after="0"/>
+            </w:pPr>
+            <w:r>
+              <w:rPr>
+                <w:b w:val="false"/>
+                <w:bCs w:val="false"/>
+                <w:sz w:val="19"/>
+                <w:szCs w:val="19"/>
+              </w:rPr>
+              <w:t xml:space="preserve">HU-12</w:t>
+            </w:r>
+          </w:p>
+        </w:tc>
+        <w:tc>
+          <w:tcPr>
+            <w:tcW w:type="dxa" w:w="4700"/>
+            <w:tcBorders>
+              <w:top w:val="single" w:color="BFBFBF" w:sz="4"/>
+              <w:left w:val="single" w:color="BFBFBF" w:sz="4"/>
+              <w:bottom w:val="single" w:color="BFBFBF" w:sz="4"/>
+              <w:right w:val="single" w:color="BFBFBF" w:sz="4"/>
+            </w:tcBorders>
+            <w:tcMar>
+              <w:top w:type="dxa" w:w="50"/>
+              <w:left w:type="dxa" w:w="90"/>
+              <w:bottom w:type="dxa" w:w="50"/>
+              <w:right w:type="dxa" w:w="90"/>
+            </w:tcMar>
+          </w:tcPr>
+          <w:p>
+            <w:pPr>
+              <w:spacing w:after="0"/>
+            </w:pPr>
+            <w:r>
+              <w:rPr>
+                <w:b w:val="false"/>
+                <w:bCs w:val="false"/>
+                <w:sz w:val="19"/>
+                <w:szCs w:val="19"/>
+              </w:rPr>
+              <w:t xml:space="preserve">Carrito en el navegador con validación contra el catálogo</w:t>
+            </w:r>
+          </w:p>
+        </w:tc>
+        <w:tc>
+          <w:tcPr>
+            <w:tcW w:type="dxa" w:w="1400"/>
+            <w:tcBorders>
+              <w:top w:val="single" w:color="BFBFBF" w:sz="4"/>
+              <w:left w:val="single" w:color="BFBFBF" w:sz="4"/>
+              <w:bottom w:val="single" w:color="BFBFBF" w:sz="4"/>
+              <w:right w:val="single" w:color="BFBFBF" w:sz="4"/>
+            </w:tcBorders>
+            <w:tcMar>
+              <w:top w:type="dxa" w:w="50"/>
+              <w:left w:type="dxa" w:w="90"/>
+              <w:bottom w:type="dxa" w:w="50"/>
+              <w:right w:type="dxa" w:w="90"/>
+            </w:tcMar>
+          </w:tcPr>
+          <w:p>
+            <w:pPr>
+              <w:spacing w:after="0"/>
+            </w:pPr>
+            <w:r>
+              <w:rPr>
+                <w:b w:val="false"/>
+                <w:bCs w:val="false"/>
+                <w:sz w:val="19"/>
+                <w:szCs w:val="19"/>
+              </w:rPr>
+              <w:t xml:space="preserve">Dev 1 (K. Marca)</w:t>
+            </w:r>
+          </w:p>
+        </w:tc>
+        <w:tc>
+          <w:tcPr>
+            <w:tcW w:type="dxa" w:w="900"/>
+            <w:tcBorders>
+              <w:top w:val="single" w:color="BFBFBF" w:sz="4"/>
+              <w:left w:val="single" w:color="BFBFBF" w:sz="4"/>
+              <w:bottom w:val="single" w:color="BFBFBF" w:sz="4"/>
+              <w:right w:val="single" w:color="BFBFBF" w:sz="4"/>
+            </w:tcBorders>
+            <w:tcMar>
+              <w:top w:type="dxa" w:w="50"/>
+              <w:left w:type="dxa" w:w="90"/>
+              <w:bottom w:type="dxa" w:w="50"/>
+              <w:right w:type="dxa" w:w="90"/>
+            </w:tcMar>
+          </w:tcPr>
+          <w:p>
+            <w:pPr>
+              <w:spacing w:after="0"/>
+            </w:pPr>
+            <w:r>
+              <w:rPr>
+                <w:b w:val="false"/>
+                <w:bCs w:val="false"/>
+                <w:sz w:val="19"/>
+                <w:szCs w:val="19"/>
+              </w:rPr>
+              <w:t xml:space="preserve">12</w:t>
+            </w:r>
+          </w:p>
+        </w:tc>
+        <w:tc>
+          <w:tcPr>
+            <w:tcW w:type="dxa" w:w="1460"/>
+            <w:tcBorders>
+              <w:top w:val="single" w:color="BFBFBF" w:sz="4"/>
+              <w:left w:val="single" w:color="BFBFBF" w:sz="4"/>
+              <w:bottom w:val="single" w:color="BFBFBF" w:sz="4"/>
+              <w:right w:val="single" w:color="BFBFBF" w:sz="4"/>
+            </w:tcBorders>
+            <w:tcMar>
+              <w:top w:type="dxa" w:w="50"/>
+              <w:left w:type="dxa" w:w="90"/>
+              <w:bottom w:type="dxa" w:w="50"/>
+              <w:right w:type="dxa" w:w="90"/>
+            </w:tcMar>
+          </w:tcPr>
+          <w:p>
+            <w:pPr>
+              <w:spacing w:after="0"/>
+            </w:pPr>
+            <w:r>
+              <w:rPr>
+                <w:b w:val="false"/>
+                <w:bCs w:val="false"/>
+                <w:sz w:val="19"/>
+                <w:szCs w:val="19"/>
+              </w:rPr>
+              <w:t xml:space="preserve">Hecho</w:t>
+            </w:r>
+          </w:p>
+        </w:tc>
+      </w:tr>
+      <w:tr>
+        <w:trPr>
+          <w:cantSplit/>
+        </w:trPr>
+        <w:tc>
+          <w:tcPr>
+            <w:tcW w:type="dxa" w:w="900"/>
+            <w:tcBorders>
+              <w:top w:val="single" w:color="BFBFBF" w:sz="4"/>
+              <w:left w:val="single" w:color="BFBFBF" w:sz="4"/>
+              <w:bottom w:val="single" w:color="BFBFBF" w:sz="4"/>
+              <w:right w:val="single" w:color="BFBFBF" w:sz="4"/>
+            </w:tcBorders>
+            <w:tcMar>
+              <w:top w:type="dxa" w:w="50"/>
+              <w:left w:type="dxa" w:w="90"/>
+              <w:bottom w:type="dxa" w:w="50"/>
+              <w:right w:type="dxa" w:w="90"/>
+            </w:tcMar>
+          </w:tcPr>
+          <w:p>
+            <w:pPr>
+              <w:spacing w:after="0"/>
+            </w:pPr>
+            <w:r>
+              <w:rPr>
+                <w:b w:val="false"/>
+                <w:bCs w:val="false"/>
+                <w:sz w:val="19"/>
+                <w:szCs w:val="19"/>
+              </w:rPr>
+              <w:t xml:space="preserve">HU-12</w:t>
+            </w:r>
+          </w:p>
+        </w:tc>
+        <w:tc>
+          <w:tcPr>
+            <w:tcW w:type="dxa" w:w="4700"/>
+            <w:tcBorders>
+              <w:top w:val="single" w:color="BFBFBF" w:sz="4"/>
+              <w:left w:val="single" w:color="BFBFBF" w:sz="4"/>
+              <w:bottom w:val="single" w:color="BFBFBF" w:sz="4"/>
+              <w:right w:val="single" w:color="BFBFBF" w:sz="4"/>
+            </w:tcBorders>
+            <w:tcMar>
+              <w:top w:type="dxa" w:w="50"/>
+              <w:left w:type="dxa" w:w="90"/>
+              <w:bottom w:type="dxa" w:w="50"/>
+              <w:right w:type="dxa" w:w="90"/>
+            </w:tcMar>
+          </w:tcPr>
+          <w:p>
+            <w:pPr>
+              <w:spacing w:after="0"/>
+            </w:pPr>
+            <w:r>
+              <w:rPr>
+                <w:b w:val="false"/>
+                <w:bCs w:val="false"/>
+                <w:sz w:val="19"/>
+                <w:szCs w:val="19"/>
+              </w:rPr>
+              <w:t xml:space="preserve">POST /pedidos: precios y stock tomados del servidor, en transacción</w:t>
+            </w:r>
+          </w:p>
+        </w:tc>
+        <w:tc>
+          <w:tcPr>
+            <w:tcW w:type="dxa" w:w="1400"/>
+            <w:tcBorders>
+              <w:top w:val="single" w:color="BFBFBF" w:sz="4"/>
+              <w:left w:val="single" w:color="BFBFBF" w:sz="4"/>
+              <w:bottom w:val="single" w:color="BFBFBF" w:sz="4"/>
+              <w:right w:val="single" w:color="BFBFBF" w:sz="4"/>
+            </w:tcBorders>
+            <w:tcMar>
+              <w:top w:type="dxa" w:w="50"/>
+              <w:left w:type="dxa" w:w="90"/>
+              <w:bottom w:type="dxa" w:w="50"/>
+              <w:right w:type="dxa" w:w="90"/>
+            </w:tcMar>
+          </w:tcPr>
+          <w:p>
+            <w:pPr>
+              <w:spacing w:after="0"/>
+            </w:pPr>
+            <w:r>
+              <w:rPr>
+                <w:b w:val="false"/>
+                <w:bCs w:val="false"/>
+                <w:sz w:val="19"/>
+                <w:szCs w:val="19"/>
+              </w:rPr>
+              <w:t xml:space="preserve">Dev 1 (K. Marca)</w:t>
+            </w:r>
+          </w:p>
+        </w:tc>
+        <w:tc>
+          <w:tcPr>
+            <w:tcW w:type="dxa" w:w="900"/>
+            <w:tcBorders>
+              <w:top w:val="single" w:color="BFBFBF" w:sz="4"/>
+              <w:left w:val="single" w:color="BFBFBF" w:sz="4"/>
+              <w:bottom w:val="single" w:color="BFBFBF" w:sz="4"/>
+              <w:right w:val="single" w:color="BFBFBF" w:sz="4"/>
+            </w:tcBorders>
+            <w:tcMar>
+              <w:top w:type="dxa" w:w="50"/>
+              <w:left w:type="dxa" w:w="90"/>
+              <w:bottom w:type="dxa" w:w="50"/>
+              <w:right w:type="dxa" w:w="90"/>
+            </w:tcMar>
+          </w:tcPr>
+          <w:p>
+            <w:pPr>
+              <w:spacing w:after="0"/>
+            </w:pPr>
+            <w:r>
+              <w:rPr>
+                <w:b w:val="false"/>
+                <w:bCs w:val="false"/>
+                <w:sz w:val="19"/>
+                <w:szCs w:val="19"/>
+              </w:rPr>
+              <w:t xml:space="preserve">10</w:t>
+            </w:r>
+          </w:p>
+        </w:tc>
+        <w:tc>
+          <w:tcPr>
+            <w:tcW w:type="dxa" w:w="1460"/>
+            <w:tcBorders>
+              <w:top w:val="single" w:color="BFBFBF" w:sz="4"/>
+              <w:left w:val="single" w:color="BFBFBF" w:sz="4"/>
+              <w:bottom w:val="single" w:color="BFBFBF" w:sz="4"/>
+              <w:right w:val="single" w:color="BFBFBF" w:sz="4"/>
+            </w:tcBorders>
+            <w:tcMar>
+              <w:top w:type="dxa" w:w="50"/>
+              <w:left w:type="dxa" w:w="90"/>
+              <w:bottom w:type="dxa" w:w="50"/>
+              <w:right w:type="dxa" w:w="90"/>
+            </w:tcMar>
+          </w:tcPr>
+          <w:p>
+            <w:pPr>
+              <w:spacing w:after="0"/>
+            </w:pPr>
+            <w:r>
+              <w:rPr>
+                <w:b w:val="false"/>
+                <w:bCs w:val="false"/>
+                <w:sz w:val="19"/>
+                <w:szCs w:val="19"/>
+              </w:rPr>
+              <w:t xml:space="preserve">Hecho</w:t>
+            </w:r>
+          </w:p>
+        </w:tc>
+      </w:tr>
+      <w:tr>
+        <w:trPr>
+          <w:cantSplit/>
+        </w:trPr>
+        <w:tc>
+          <w:tcPr>
+            <w:tcW w:type="dxa" w:w="900"/>
+            <w:tcBorders>
+              <w:top w:val="single" w:color="BFBFBF" w:sz="4"/>
+              <w:left w:val="single" w:color="BFBFBF" w:sz="4"/>
+              <w:bottom w:val="single" w:color="BFBFBF" w:sz="4"/>
+              <w:right w:val="single" w:color="BFBFBF" w:sz="4"/>
+            </w:tcBorders>
+            <w:tcMar>
+              <w:top w:type="dxa" w:w="50"/>
+              <w:left w:type="dxa" w:w="90"/>
+              <w:bottom w:type="dxa" w:w="50"/>
+              <w:right w:type="dxa" w:w="90"/>
+            </w:tcMar>
+          </w:tcPr>
+          <w:p>
+            <w:pPr>
+              <w:spacing w:after="0"/>
+            </w:pPr>
+            <w:r>
+              <w:rPr>
+                <w:b w:val="false"/>
+                <w:bCs w:val="false"/>
+                <w:sz w:val="19"/>
+                <w:szCs w:val="19"/>
+              </w:rPr>
+              <w:t xml:space="preserve">HU-12</w:t>
+            </w:r>
+          </w:p>
+        </w:tc>
+        <w:tc>
+          <w:tcPr>
+            <w:tcW w:type="dxa" w:w="4700"/>
+            <w:tcBorders>
+              <w:top w:val="single" w:color="BFBFBF" w:sz="4"/>
+              <w:left w:val="single" w:color="BFBFBF" w:sz="4"/>
+              <w:bottom w:val="single" w:color="BFBFBF" w:sz="4"/>
+              <w:right w:val="single" w:color="BFBFBF" w:sz="4"/>
+            </w:tcBorders>
+            <w:tcMar>
+              <w:top w:type="dxa" w:w="50"/>
+              <w:left w:type="dxa" w:w="90"/>
+              <w:bottom w:type="dxa" w:w="50"/>
+              <w:right w:type="dxa" w:w="90"/>
+            </w:tcMar>
+          </w:tcPr>
+          <w:p>
+            <w:pPr>
+              <w:spacing w:after="0"/>
+            </w:pPr>
+            <w:r>
+              <w:rPr>
+                <w:b w:val="false"/>
+                <w:bCs w:val="false"/>
+                <w:sz w:val="19"/>
+                <w:szCs w:val="19"/>
+              </w:rPr>
+              <w:t xml:space="preserve">Pago con QR de Yape, N.º de operación obligatorio y comprobante por enlace</w:t>
+            </w:r>
+          </w:p>
+        </w:tc>
+        <w:tc>
+          <w:tcPr>
+            <w:tcW w:type="dxa" w:w="1400"/>
+            <w:tcBorders>
+              <w:top w:val="single" w:color="BFBFBF" w:sz="4"/>
+              <w:left w:val="single" w:color="BFBFBF" w:sz="4"/>
+              <w:bottom w:val="single" w:color="BFBFBF" w:sz="4"/>
+              <w:right w:val="single" w:color="BFBFBF" w:sz="4"/>
+            </w:tcBorders>
+            <w:tcMar>
+              <w:top w:type="dxa" w:w="50"/>
+              <w:left w:type="dxa" w:w="90"/>
+              <w:bottom w:type="dxa" w:w="50"/>
+              <w:right w:type="dxa" w:w="90"/>
+            </w:tcMar>
+          </w:tcPr>
+          <w:p>
+            <w:pPr>
+              <w:spacing w:after="0"/>
+            </w:pPr>
+            <w:r>
+              <w:rPr>
+                <w:b w:val="false"/>
+                <w:bCs w:val="false"/>
+                <w:sz w:val="19"/>
+                <w:szCs w:val="19"/>
+              </w:rPr>
+              <w:t xml:space="preserve">Dev 2</w:t>
+            </w:r>
+          </w:p>
+        </w:tc>
+        <w:tc>
+          <w:tcPr>
+            <w:tcW w:type="dxa" w:w="900"/>
+            <w:tcBorders>
+              <w:top w:val="single" w:color="BFBFBF" w:sz="4"/>
+              <w:left w:val="single" w:color="BFBFBF" w:sz="4"/>
+              <w:bottom w:val="single" w:color="BFBFBF" w:sz="4"/>
+              <w:right w:val="single" w:color="BFBFBF" w:sz="4"/>
+            </w:tcBorders>
+            <w:tcMar>
+              <w:top w:type="dxa" w:w="50"/>
+              <w:left w:type="dxa" w:w="90"/>
+              <w:bottom w:type="dxa" w:w="50"/>
+              <w:right w:type="dxa" w:w="90"/>
+            </w:tcMar>
+          </w:tcPr>
+          <w:p>
+            <w:pPr>
+              <w:spacing w:after="0"/>
+            </w:pPr>
+            <w:r>
+              <w:rPr>
+                <w:b w:val="false"/>
+                <w:bCs w:val="false"/>
+                <w:sz w:val="19"/>
+                <w:szCs w:val="19"/>
+              </w:rPr>
+              <w:t xml:space="preserve">8</w:t>
+            </w:r>
+          </w:p>
+        </w:tc>
+        <w:tc>
+          <w:tcPr>
+            <w:tcW w:type="dxa" w:w="1460"/>
+            <w:tcBorders>
+              <w:top w:val="single" w:color="BFBFBF" w:sz="4"/>
+              <w:left w:val="single" w:color="BFBFBF" w:sz="4"/>
+              <w:bottom w:val="single" w:color="BFBFBF" w:sz="4"/>
+              <w:right w:val="single" w:color="BFBFBF" w:sz="4"/>
+            </w:tcBorders>
+            <w:tcMar>
+              <w:top w:type="dxa" w:w="50"/>
+              <w:left w:type="dxa" w:w="90"/>
+              <w:bottom w:type="dxa" w:w="50"/>
+              <w:right w:type="dxa" w:w="90"/>
+            </w:tcMar>
+          </w:tcPr>
+          <w:p>
+            <w:pPr>
+              <w:spacing w:after="0"/>
+            </w:pPr>
+            <w:r>
+              <w:rPr>
+                <w:b w:val="false"/>
+                <w:bCs w:val="false"/>
+                <w:sz w:val="19"/>
+                <w:szCs w:val="19"/>
+              </w:rPr>
+              <w:t xml:space="preserve">Hecho</w:t>
+            </w:r>
+          </w:p>
+        </w:tc>
+      </w:tr>
+      <w:tr>
+        <w:trPr>
+          <w:cantSplit/>
+        </w:trPr>
+        <w:tc>
+          <w:tcPr>
+            <w:tcW w:type="dxa" w:w="900"/>
+            <w:tcBorders>
+              <w:top w:val="single" w:color="BFBFBF" w:sz="4"/>
+              <w:left w:val="single" w:color="BFBFBF" w:sz="4"/>
+              <w:bottom w:val="single" w:color="BFBFBF" w:sz="4"/>
+              <w:right w:val="single" w:color="BFBFBF" w:sz="4"/>
+            </w:tcBorders>
+            <w:tcMar>
+              <w:top w:type="dxa" w:w="50"/>
+              <w:left w:type="dxa" w:w="90"/>
+              <w:bottom w:type="dxa" w:w="50"/>
+              <w:right w:type="dxa" w:w="90"/>
+            </w:tcMar>
+          </w:tcPr>
+          <w:p>
+            <w:pPr>
+              <w:spacing w:after="0"/>
+            </w:pPr>
+            <w:r>
+              <w:rPr>
+                <w:b w:val="false"/>
+                <w:bCs w:val="false"/>
+                <w:sz w:val="19"/>
+                <w:szCs w:val="19"/>
+              </w:rPr>
+              <w:t xml:space="preserve">HU-13</w:t>
+            </w:r>
+          </w:p>
+        </w:tc>
+        <w:tc>
+          <w:tcPr>
+            <w:tcW w:type="dxa" w:w="4700"/>
+            <w:tcBorders>
+              <w:top w:val="single" w:color="BFBFBF" w:sz="4"/>
+              <w:left w:val="single" w:color="BFBFBF" w:sz="4"/>
+              <w:bottom w:val="single" w:color="BFBFBF" w:sz="4"/>
+              <w:right w:val="single" w:color="BFBFBF" w:sz="4"/>
+            </w:tcBorders>
+            <w:tcMar>
+              <w:top w:type="dxa" w:w="50"/>
+              <w:left w:type="dxa" w:w="90"/>
+              <w:bottom w:type="dxa" w:w="50"/>
+              <w:right w:type="dxa" w:w="90"/>
+            </w:tcMar>
+          </w:tcPr>
+          <w:p>
+            <w:pPr>
+              <w:spacing w:after="0"/>
+            </w:pPr>
+            <w:r>
+              <w:rPr>
+                <w:b w:val="false"/>
+                <w:bCs w:val="false"/>
+                <w:sz w:val="19"/>
+                <w:szCs w:val="19"/>
+              </w:rPr>
+              <w:t xml:space="preserve">Confirmar pedido como venta con boleta y descuento de stock (todo o nada)</w:t>
+            </w:r>
+          </w:p>
+        </w:tc>
+        <w:tc>
+          <w:tcPr>
+            <w:tcW w:type="dxa" w:w="1400"/>
+            <w:tcBorders>
+              <w:top w:val="single" w:color="BFBFBF" w:sz="4"/>
+              <w:left w:val="single" w:color="BFBFBF" w:sz="4"/>
+              <w:bottom w:val="single" w:color="BFBFBF" w:sz="4"/>
+              <w:right w:val="single" w:color="BFBFBF" w:sz="4"/>
+            </w:tcBorders>
+            <w:tcMar>
+              <w:top w:type="dxa" w:w="50"/>
+              <w:left w:type="dxa" w:w="90"/>
+              <w:bottom w:type="dxa" w:w="50"/>
+              <w:right w:type="dxa" w:w="90"/>
+            </w:tcMar>
+          </w:tcPr>
+          <w:p>
+            <w:pPr>
+              <w:spacing w:after="0"/>
+            </w:pPr>
+            <w:r>
+              <w:rPr>
+                <w:b w:val="false"/>
+                <w:bCs w:val="false"/>
+                <w:sz w:val="19"/>
+                <w:szCs w:val="19"/>
+              </w:rPr>
+              <w:t xml:space="preserve">Dev 2</w:t>
+            </w:r>
+          </w:p>
+        </w:tc>
+        <w:tc>
+          <w:tcPr>
+            <w:tcW w:type="dxa" w:w="900"/>
+            <w:tcBorders>
+              <w:top w:val="single" w:color="BFBFBF" w:sz="4"/>
+              <w:left w:val="single" w:color="BFBFBF" w:sz="4"/>
+              <w:bottom w:val="single" w:color="BFBFBF" w:sz="4"/>
+              <w:right w:val="single" w:color="BFBFBF" w:sz="4"/>
+            </w:tcBorders>
+            <w:tcMar>
+              <w:top w:type="dxa" w:w="50"/>
+              <w:left w:type="dxa" w:w="90"/>
+              <w:bottom w:type="dxa" w:w="50"/>
+              <w:right w:type="dxa" w:w="90"/>
+            </w:tcMar>
+          </w:tcPr>
+          <w:p>
+            <w:pPr>
+              <w:spacing w:after="0"/>
+            </w:pPr>
+            <w:r>
+              <w:rPr>
+                <w:b w:val="false"/>
+                <w:bCs w:val="false"/>
+                <w:sz w:val="19"/>
+                <w:szCs w:val="19"/>
+              </w:rPr>
+              <w:t xml:space="preserve">8</w:t>
+            </w:r>
+          </w:p>
+        </w:tc>
+        <w:tc>
+          <w:tcPr>
+            <w:tcW w:type="dxa" w:w="1460"/>
+            <w:tcBorders>
+              <w:top w:val="single" w:color="BFBFBF" w:sz="4"/>
+              <w:left w:val="single" w:color="BFBFBF" w:sz="4"/>
+              <w:bottom w:val="single" w:color="BFBFBF" w:sz="4"/>
+              <w:right w:val="single" w:color="BFBFBF" w:sz="4"/>
+            </w:tcBorders>
+            <w:tcMar>
+              <w:top w:type="dxa" w:w="50"/>
+              <w:left w:type="dxa" w:w="90"/>
+              <w:bottom w:type="dxa" w:w="50"/>
+              <w:right w:type="dxa" w:w="90"/>
+            </w:tcMar>
+          </w:tcPr>
+          <w:p>
+            <w:pPr>
+              <w:spacing w:after="0"/>
+            </w:pPr>
+            <w:r>
+              <w:rPr>
+                <w:b w:val="false"/>
+                <w:bCs w:val="false"/>
+                <w:sz w:val="19"/>
+                <w:szCs w:val="19"/>
+              </w:rPr>
+              <w:t xml:space="preserve">Hecho</w:t>
+            </w:r>
+          </w:p>
+        </w:tc>
+      </w:tr>
+      <w:tr>
+        <w:trPr>
+          <w:cantSplit/>
+        </w:trPr>
+        <w:tc>
+          <w:tcPr>
+            <w:tcW w:type="dxa" w:w="900"/>
+            <w:tcBorders>
+              <w:top w:val="single" w:color="BFBFBF" w:sz="4"/>
+              <w:left w:val="single" w:color="BFBFBF" w:sz="4"/>
+              <w:bottom w:val="single" w:color="BFBFBF" w:sz="4"/>
+              <w:right w:val="single" w:color="BFBFBF" w:sz="4"/>
+            </w:tcBorders>
+            <w:tcMar>
+              <w:top w:type="dxa" w:w="50"/>
+              <w:left w:type="dxa" w:w="90"/>
+              <w:bottom w:type="dxa" w:w="50"/>
+              <w:right w:type="dxa" w:w="90"/>
+            </w:tcMar>
+          </w:tcPr>
+          <w:p>
+            <w:pPr>
+              <w:spacing w:after="0"/>
+            </w:pPr>
+            <w:r>
+              <w:rPr>
+                <w:b w:val="false"/>
+                <w:bCs w:val="false"/>
+                <w:sz w:val="19"/>
+                <w:szCs w:val="19"/>
+              </w:rPr>
+              <w:t xml:space="preserve">HU-18</w:t>
+            </w:r>
+          </w:p>
+        </w:tc>
+        <w:tc>
+          <w:tcPr>
+            <w:tcW w:type="dxa" w:w="4700"/>
+            <w:tcBorders>
+              <w:top w:val="single" w:color="BFBFBF" w:sz="4"/>
+              <w:left w:val="single" w:color="BFBFBF" w:sz="4"/>
+              <w:bottom w:val="single" w:color="BFBFBF" w:sz="4"/>
+              <w:right w:val="single" w:color="BFBFBF" w:sz="4"/>
+            </w:tcBorders>
+            <w:tcMar>
+              <w:top w:type="dxa" w:w="50"/>
+              <w:left w:type="dxa" w:w="90"/>
+              <w:bottom w:type="dxa" w:w="50"/>
+              <w:right w:type="dxa" w:w="90"/>
+            </w:tcMar>
+          </w:tcPr>
+          <w:p>
+            <w:pPr>
+              <w:spacing w:after="0"/>
+            </w:pPr>
+            <w:r>
+              <w:rPr>
+                <w:b w:val="false"/>
+                <w:bCs w:val="false"/>
+                <w:sz w:val="19"/>
+                <w:szCs w:val="19"/>
+              </w:rPr>
+              <w:t xml:space="preserve">Endpoints de login, sync y cambios con tokens móviles</w:t>
+            </w:r>
+          </w:p>
+        </w:tc>
+        <w:tc>
+          <w:tcPr>
+            <w:tcW w:type="dxa" w:w="1400"/>
+            <w:tcBorders>
+              <w:top w:val="single" w:color="BFBFBF" w:sz="4"/>
+              <w:left w:val="single" w:color="BFBFBF" w:sz="4"/>
+              <w:bottom w:val="single" w:color="BFBFBF" w:sz="4"/>
+              <w:right w:val="single" w:color="BFBFBF" w:sz="4"/>
+            </w:tcBorders>
+            <w:tcMar>
+              <w:top w:type="dxa" w:w="50"/>
+              <w:left w:type="dxa" w:w="90"/>
+              <w:bottom w:type="dxa" w:w="50"/>
+              <w:right w:type="dxa" w:w="90"/>
+            </w:tcMar>
+          </w:tcPr>
+          <w:p>
+            <w:pPr>
+              <w:spacing w:after="0"/>
+            </w:pPr>
+            <w:r>
+              <w:rPr>
+                <w:b w:val="false"/>
+                <w:bCs w:val="false"/>
+                <w:sz w:val="19"/>
+                <w:szCs w:val="19"/>
+              </w:rPr>
+              <w:t xml:space="preserve">Dev 2</w:t>
+            </w:r>
+          </w:p>
+        </w:tc>
+        <w:tc>
+          <w:tcPr>
+            <w:tcW w:type="dxa" w:w="900"/>
+            <w:tcBorders>
+              <w:top w:val="single" w:color="BFBFBF" w:sz="4"/>
+              <w:left w:val="single" w:color="BFBFBF" w:sz="4"/>
+              <w:bottom w:val="single" w:color="BFBFBF" w:sz="4"/>
+              <w:right w:val="single" w:color="BFBFBF" w:sz="4"/>
+            </w:tcBorders>
+            <w:tcMar>
+              <w:top w:type="dxa" w:w="50"/>
+              <w:left w:type="dxa" w:w="90"/>
+              <w:bottom w:type="dxa" w:w="50"/>
+              <w:right w:type="dxa" w:w="90"/>
+            </w:tcMar>
+          </w:tcPr>
+          <w:p>
+            <w:pPr>
+              <w:spacing w:after="0"/>
+            </w:pPr>
+            <w:r>
+              <w:rPr>
+                <w:b w:val="false"/>
+                <w:bCs w:val="false"/>
+                <w:sz w:val="19"/>
+                <w:szCs w:val="19"/>
+              </w:rPr>
+              <w:t xml:space="preserve">14</w:t>
+            </w:r>
+          </w:p>
+        </w:tc>
+        <w:tc>
+          <w:tcPr>
+            <w:tcW w:type="dxa" w:w="1460"/>
+            <w:tcBorders>
+              <w:top w:val="single" w:color="BFBFBF" w:sz="4"/>
+              <w:left w:val="single" w:color="BFBFBF" w:sz="4"/>
+              <w:bottom w:val="single" w:color="BFBFBF" w:sz="4"/>
+              <w:right w:val="single" w:color="BFBFBF" w:sz="4"/>
+            </w:tcBorders>
+            <w:tcMar>
+              <w:top w:type="dxa" w:w="50"/>
+              <w:left w:type="dxa" w:w="90"/>
+              <w:bottom w:type="dxa" w:w="50"/>
+              <w:right w:type="dxa" w:w="90"/>
+            </w:tcMar>
+          </w:tcPr>
+          <w:p>
+            <w:pPr>
+              <w:spacing w:after="0"/>
+            </w:pPr>
+            <w:r>
+              <w:rPr>
+                <w:b w:val="false"/>
+                <w:bCs w:val="false"/>
+                <w:sz w:val="19"/>
+                <w:szCs w:val="19"/>
+              </w:rPr>
+              <w:t xml:space="preserve">Hecho</w:t>
+            </w:r>
+          </w:p>
+        </w:tc>
+      </w:tr>
+      <w:tr>
+        <w:trPr>
+          <w:cantSplit/>
+        </w:trPr>
+        <w:tc>
+          <w:tcPr>
+            <w:tcW w:type="dxa" w:w="900"/>
+            <w:tcBorders>
+              <w:top w:val="single" w:color="BFBFBF" w:sz="4"/>
+              <w:left w:val="single" w:color="BFBFBF" w:sz="4"/>
+              <w:bottom w:val="single" w:color="BFBFBF" w:sz="4"/>
+              <w:right w:val="single" w:color="BFBFBF" w:sz="4"/>
+            </w:tcBorders>
+            <w:tcMar>
+              <w:top w:type="dxa" w:w="50"/>
+              <w:left w:type="dxa" w:w="90"/>
+              <w:bottom w:type="dxa" w:w="50"/>
+              <w:right w:type="dxa" w:w="90"/>
+            </w:tcMar>
+          </w:tcPr>
+          <w:p>
+            <w:pPr>
+              <w:spacing w:after="0"/>
+            </w:pPr>
+            <w:r>
+              <w:rPr>
+                <w:b w:val="false"/>
+                <w:bCs w:val="false"/>
+                <w:sz w:val="19"/>
+                <w:szCs w:val="19"/>
+              </w:rPr>
+              <w:t xml:space="preserve">HU-20</w:t>
+            </w:r>
+          </w:p>
+        </w:tc>
+        <w:tc>
+          <w:tcPr>
+            <w:tcW w:type="dxa" w:w="4700"/>
+            <w:tcBorders>
+              <w:top w:val="single" w:color="BFBFBF" w:sz="4"/>
+              <w:left w:val="single" w:color="BFBFBF" w:sz="4"/>
+              <w:bottom w:val="single" w:color="BFBFBF" w:sz="4"/>
+              <w:right w:val="single" w:color="BFBFBF" w:sz="4"/>
+            </w:tcBorders>
+            <w:tcMar>
+              <w:top w:type="dxa" w:w="50"/>
+              <w:left w:type="dxa" w:w="90"/>
+              <w:bottom w:type="dxa" w:w="50"/>
+              <w:right w:type="dxa" w:w="90"/>
+            </w:tcMar>
+          </w:tcPr>
+          <w:p>
+            <w:pPr>
+              <w:spacing w:after="0"/>
+            </w:pPr>
+            <w:r>
+              <w:rPr>
+                <w:b w:val="false"/>
+                <w:bCs w:val="false"/>
+                <w:sz w:val="19"/>
+                <w:szCs w:val="19"/>
+              </w:rPr>
+              <w:t xml:space="preserve">Sistema de diseño Huata Corporate y modo oscuro</w:t>
+            </w:r>
+          </w:p>
+        </w:tc>
+        <w:tc>
+          <w:tcPr>
+            <w:tcW w:type="dxa" w:w="1400"/>
+            <w:tcBorders>
+              <w:top w:val="single" w:color="BFBFBF" w:sz="4"/>
+              <w:left w:val="single" w:color="BFBFBF" w:sz="4"/>
+              <w:bottom w:val="single" w:color="BFBFBF" w:sz="4"/>
+              <w:right w:val="single" w:color="BFBFBF" w:sz="4"/>
+            </w:tcBorders>
+            <w:tcMar>
+              <w:top w:type="dxa" w:w="50"/>
+              <w:left w:type="dxa" w:w="90"/>
+              <w:bottom w:type="dxa" w:w="50"/>
+              <w:right w:type="dxa" w:w="90"/>
+            </w:tcMar>
+          </w:tcPr>
+          <w:p>
+            <w:pPr>
+              <w:spacing w:after="0"/>
+            </w:pPr>
+            <w:r>
+              <w:rPr>
+                <w:b w:val="false"/>
+                <w:bCs w:val="false"/>
+                <w:sz w:val="19"/>
+                <w:szCs w:val="19"/>
+              </w:rPr>
+              <w:t xml:space="preserve">Dev 1 (K. Marca)</w:t>
+            </w:r>
+          </w:p>
+        </w:tc>
+        <w:tc>
+          <w:tcPr>
+            <w:tcW w:type="dxa" w:w="900"/>
+            <w:tcBorders>
+              <w:top w:val="single" w:color="BFBFBF" w:sz="4"/>
+              <w:left w:val="single" w:color="BFBFBF" w:sz="4"/>
+              <w:bottom w:val="single" w:color="BFBFBF" w:sz="4"/>
+              <w:right w:val="single" w:color="BFBFBF" w:sz="4"/>
+            </w:tcBorders>
+            <w:tcMar>
+              <w:top w:type="dxa" w:w="50"/>
+              <w:left w:type="dxa" w:w="90"/>
+              <w:bottom w:type="dxa" w:w="50"/>
+              <w:right w:type="dxa" w:w="90"/>
+            </w:tcMar>
+          </w:tcPr>
+          <w:p>
+            <w:pPr>
+              <w:spacing w:after="0"/>
+            </w:pPr>
+            <w:r>
+              <w:rPr>
+                <w:b w:val="false"/>
+                <w:bCs w:val="false"/>
+                <w:sz w:val="19"/>
+                <w:szCs w:val="19"/>
+              </w:rPr>
+              <w:t xml:space="preserve">16</w:t>
+            </w:r>
+          </w:p>
+        </w:tc>
+        <w:tc>
+          <w:tcPr>
+            <w:tcW w:type="dxa" w:w="1460"/>
+            <w:tcBorders>
+              <w:top w:val="single" w:color="BFBFBF" w:sz="4"/>
+              <w:left w:val="single" w:color="BFBFBF" w:sz="4"/>
+              <w:bottom w:val="single" w:color="BFBFBF" w:sz="4"/>
+              <w:right w:val="single" w:color="BFBFBF" w:sz="4"/>
+            </w:tcBorders>
+            <w:tcMar>
+              <w:top w:type="dxa" w:w="50"/>
+              <w:left w:type="dxa" w:w="90"/>
+              <w:bottom w:type="dxa" w:w="50"/>
+              <w:right w:type="dxa" w:w="90"/>
+            </w:tcMar>
+          </w:tcPr>
+          <w:p>
+            <w:pPr>
+              <w:spacing w:after="0"/>
+            </w:pPr>
+            <w:r>
+              <w:rPr>
+                <w:b w:val="false"/>
+                <w:bCs w:val="false"/>
+                <w:sz w:val="19"/>
+                <w:szCs w:val="19"/>
+              </w:rPr>
+              <w:t xml:space="preserve">Hecho</w:t>
+            </w:r>
+          </w:p>
+        </w:tc>
+      </w:tr>
+      <w:tr>
+        <w:trPr>
+          <w:cantSplit/>
+        </w:trPr>
+        <w:tc>
+          <w:tcPr>
+            <w:tcW w:type="dxa" w:w="900"/>
+            <w:tcBorders>
+              <w:top w:val="single" w:color="BFBFBF" w:sz="4"/>
+              <w:left w:val="single" w:color="BFBFBF" w:sz="4"/>
+              <w:bottom w:val="single" w:color="BFBFBF" w:sz="4"/>
+              <w:right w:val="single" w:color="BFBFBF" w:sz="4"/>
+            </w:tcBorders>
+            <w:tcMar>
+              <w:top w:type="dxa" w:w="50"/>
+              <w:left w:type="dxa" w:w="90"/>
+              <w:bottom w:type="dxa" w:w="50"/>
+              <w:right w:type="dxa" w:w="90"/>
+            </w:tcMar>
+          </w:tcPr>
+          <w:p>
+            <w:pPr>
+              <w:spacing w:after="0"/>
+            </w:pPr>
+            <w:r>
+              <w:rPr>
+                <w:b w:val="false"/>
+                <w:bCs w:val="false"/>
+                <w:sz w:val="19"/>
+                <w:szCs w:val="19"/>
+              </w:rPr>
+              <w:t xml:space="preserve">HU-21</w:t>
+            </w:r>
+          </w:p>
+        </w:tc>
+        <w:tc>
+          <w:tcPr>
+            <w:tcW w:type="dxa" w:w="4700"/>
+            <w:tcBorders>
+              <w:top w:val="single" w:color="BFBFBF" w:sz="4"/>
+              <w:left w:val="single" w:color="BFBFBF" w:sz="4"/>
+              <w:bottom w:val="single" w:color="BFBFBF" w:sz="4"/>
+              <w:right w:val="single" w:color="BFBFBF" w:sz="4"/>
+            </w:tcBorders>
+            <w:tcMar>
+              <w:top w:type="dxa" w:w="50"/>
+              <w:left w:type="dxa" w:w="90"/>
+              <w:bottom w:type="dxa" w:w="50"/>
+              <w:right w:type="dxa" w:w="90"/>
+            </w:tcMar>
+          </w:tcPr>
+          <w:p>
+            <w:pPr>
+              <w:spacing w:after="0"/>
+            </w:pPr>
+            <w:r>
+              <w:rPr>
+                <w:b w:val="false"/>
+                <w:bCs w:val="false"/>
+                <w:sz w:val="19"/>
+                <w:szCs w:val="19"/>
+              </w:rPr>
+              <w:t xml:space="preserve">Exportación de reportes a Excel</w:t>
+            </w:r>
+          </w:p>
+        </w:tc>
+        <w:tc>
+          <w:tcPr>
+            <w:tcW w:type="dxa" w:w="1400"/>
+            <w:tcBorders>
+              <w:top w:val="single" w:color="BFBFBF" w:sz="4"/>
+              <w:left w:val="single" w:color="BFBFBF" w:sz="4"/>
+              <w:bottom w:val="single" w:color="BFBFBF" w:sz="4"/>
+              <w:right w:val="single" w:color="BFBFBF" w:sz="4"/>
+            </w:tcBorders>
+            <w:tcMar>
+              <w:top w:type="dxa" w:w="50"/>
+              <w:left w:type="dxa" w:w="90"/>
+              <w:bottom w:type="dxa" w:w="50"/>
+              <w:right w:type="dxa" w:w="90"/>
+            </w:tcMar>
+          </w:tcPr>
+          <w:p>
+            <w:pPr>
+              <w:spacing w:after="0"/>
+            </w:pPr>
+            <w:r>
+              <w:rPr>
+                <w:b w:val="false"/>
+                <w:bCs w:val="false"/>
+                <w:sz w:val="19"/>
+                <w:szCs w:val="19"/>
+              </w:rPr>
+              <w:t xml:space="preserve">Dev 2</w:t>
+            </w:r>
+          </w:p>
+        </w:tc>
+        <w:tc>
+          <w:tcPr>
+            <w:tcW w:type="dxa" w:w="900"/>
+            <w:tcBorders>
+              <w:top w:val="single" w:color="BFBFBF" w:sz="4"/>
+              <w:left w:val="single" w:color="BFBFBF" w:sz="4"/>
+              <w:bottom w:val="single" w:color="BFBFBF" w:sz="4"/>
+              <w:right w:val="single" w:color="BFBFBF" w:sz="4"/>
+            </w:tcBorders>
+            <w:tcMar>
+              <w:top w:type="dxa" w:w="50"/>
+              <w:left w:type="dxa" w:w="90"/>
+              <w:bottom w:type="dxa" w:w="50"/>
+              <w:right w:type="dxa" w:w="90"/>
+            </w:tcMar>
+          </w:tcPr>
+          <w:p>
+            <w:pPr>
+              <w:spacing w:after="0"/>
+            </w:pPr>
+            <w:r>
+              <w:rPr>
+                <w:b w:val="false"/>
+                <w:bCs w:val="false"/>
+                <w:sz w:val="19"/>
+                <w:szCs w:val="19"/>
+              </w:rPr>
+              <w:t xml:space="preserve">0</w:t>
+            </w:r>
+          </w:p>
+        </w:tc>
+        <w:tc>
+          <w:tcPr>
+            <w:tcW w:type="dxa" w:w="1460"/>
+            <w:tcBorders>
+              <w:top w:val="single" w:color="BFBFBF" w:sz="4"/>
+              <w:left w:val="single" w:color="BFBFBF" w:sz="4"/>
+              <w:bottom w:val="single" w:color="BFBFBF" w:sz="4"/>
+              <w:right w:val="single" w:color="BFBFBF" w:sz="4"/>
+            </w:tcBorders>
+            <w:tcMar>
+              <w:top w:type="dxa" w:w="50"/>
+              <w:left w:type="dxa" w:w="90"/>
+              <w:bottom w:type="dxa" w:w="50"/>
+              <w:right w:type="dxa" w:w="90"/>
+            </w:tcMar>
+          </w:tcPr>
+          <w:p>
+            <w:pPr>
+              <w:spacing w:after="0"/>
+            </w:pPr>
+            <w:r>
+              <w:rPr>
+                <w:b w:val="false"/>
+                <w:bCs w:val="false"/>
+                <w:sz w:val="19"/>
+                <w:szCs w:val="19"/>
+              </w:rPr>
+              <w:t xml:space="preserve">Pendiente</w:t>
+            </w:r>
+          </w:p>
+        </w:tc>
+      </w:tr>
+      <w:tr>
+        <w:trPr>
+          <w:cantSplit/>
+        </w:trPr>
+        <w:tc>
+          <w:tcPr>
+            <w:tcW w:type="dxa" w:w="900"/>
+            <w:tcBorders>
+              <w:top w:val="single" w:color="BFBFBF" w:sz="4"/>
+              <w:left w:val="single" w:color="BFBFBF" w:sz="4"/>
+              <w:bottom w:val="single" w:color="BFBFBF" w:sz="4"/>
+              <w:right w:val="single" w:color="BFBFBF" w:sz="4"/>
+            </w:tcBorders>
+            <w:tcMar>
+              <w:top w:type="dxa" w:w="50"/>
+              <w:left w:type="dxa" w:w="90"/>
+              <w:bottom w:type="dxa" w:w="50"/>
+              <w:right w:type="dxa" w:w="90"/>
+            </w:tcMar>
+          </w:tcPr>
+          <w:p>
+            <w:pPr>
+              <w:spacing w:after="0"/>
+            </w:pPr>
+            <w:r>
+              <w:rPr>
+                <w:b w:val="false"/>
+                <w:bCs w:val="false"/>
+                <w:sz w:val="19"/>
+                <w:szCs w:val="19"/>
+              </w:rPr>
+              <w:t xml:space="preserve">Todas</w:t>
+            </w:r>
+          </w:p>
+        </w:tc>
+        <w:tc>
+          <w:tcPr>
+            <w:tcW w:type="dxa" w:w="4700"/>
+            <w:tcBorders>
+              <w:top w:val="single" w:color="BFBFBF" w:sz="4"/>
+              <w:left w:val="single" w:color="BFBFBF" w:sz="4"/>
+              <w:bottom w:val="single" w:color="BFBFBF" w:sz="4"/>
+              <w:right w:val="single" w:color="BFBFBF" w:sz="4"/>
+            </w:tcBorders>
+            <w:tcMar>
+              <w:top w:type="dxa" w:w="50"/>
+              <w:left w:type="dxa" w:w="90"/>
+              <w:bottom w:type="dxa" w:w="50"/>
+              <w:right w:type="dxa" w:w="90"/>
+            </w:tcMar>
+          </w:tcPr>
+          <w:p>
+            <w:pPr>
+              <w:spacing w:after="0"/>
+            </w:pPr>
+            <w:r>
+              <w:rPr>
+                <w:b w:val="false"/>
+                <w:bCs w:val="false"/>
+                <w:sz w:val="19"/>
+                <w:szCs w:val="19"/>
+              </w:rPr>
+              <w:t xml:space="preserve">Pruebas Pest y revisión de estilo con Pint</w:t>
+            </w:r>
+          </w:p>
+        </w:tc>
+        <w:tc>
+          <w:tcPr>
+            <w:tcW w:type="dxa" w:w="1400"/>
+            <w:tcBorders>
+              <w:top w:val="single" w:color="BFBFBF" w:sz="4"/>
+              <w:left w:val="single" w:color="BFBFBF" w:sz="4"/>
+              <w:bottom w:val="single" w:color="BFBFBF" w:sz="4"/>
+              <w:right w:val="single" w:color="BFBFBF" w:sz="4"/>
+            </w:tcBorders>
+            <w:tcMar>
+              <w:top w:type="dxa" w:w="50"/>
+              <w:left w:type="dxa" w:w="90"/>
+              <w:bottom w:type="dxa" w:w="50"/>
+              <w:right w:type="dxa" w:w="90"/>
+            </w:tcMar>
+          </w:tcPr>
+          <w:p>
+            <w:pPr>
+              <w:spacing w:after="0"/>
+            </w:pPr>
+            <w:r>
+              <w:rPr>
+                <w:b w:val="false"/>
+                <w:bCs w:val="false"/>
+                <w:sz w:val="19"/>
+                <w:szCs w:val="19"/>
+              </w:rPr>
+              <w:t xml:space="preserve">Scrum Master</w:t>
+            </w:r>
+          </w:p>
+        </w:tc>
+        <w:tc>
+          <w:tcPr>
+            <w:tcW w:type="dxa" w:w="900"/>
+            <w:tcBorders>
+              <w:top w:val="single" w:color="BFBFBF" w:sz="4"/>
+              <w:left w:val="single" w:color="BFBFBF" w:sz="4"/>
+              <w:bottom w:val="single" w:color="BFBFBF" w:sz="4"/>
+              <w:right w:val="single" w:color="BFBFBF" w:sz="4"/>
+            </w:tcBorders>
+            <w:tcMar>
+              <w:top w:type="dxa" w:w="50"/>
+              <w:left w:type="dxa" w:w="90"/>
+              <w:bottom w:type="dxa" w:w="50"/>
+              <w:right w:type="dxa" w:w="90"/>
+            </w:tcMar>
+          </w:tcPr>
+          <w:p>
+            <w:pPr>
+              <w:spacing w:after="0"/>
+            </w:pPr>
+            <w:r>
+              <w:rPr>
+                <w:b w:val="false"/>
+                <w:bCs w:val="false"/>
+                <w:sz w:val="19"/>
+                <w:szCs w:val="19"/>
+              </w:rPr>
+              <w:t xml:space="preserve">6</w:t>
+            </w:r>
+          </w:p>
+        </w:tc>
+        <w:tc>
+          <w:tcPr>
+            <w:tcW w:type="dxa" w:w="1460"/>
+            <w:tcBorders>
+              <w:top w:val="single" w:color="BFBFBF" w:sz="4"/>
+              <w:left w:val="single" w:color="BFBFBF" w:sz="4"/>
+              <w:bottom w:val="single" w:color="BFBFBF" w:sz="4"/>
+              <w:right w:val="single" w:color="BFBFBF" w:sz="4"/>
+            </w:tcBorders>
+            <w:tcMar>
+              <w:top w:type="dxa" w:w="50"/>
+              <w:left w:type="dxa" w:w="90"/>
+              <w:bottom w:type="dxa" w:w="50"/>
+              <w:right w:type="dxa" w:w="90"/>
+            </w:tcMar>
+          </w:tcPr>
+          <w:p>
+            <w:pPr>
+              <w:spacing w:after="0"/>
+            </w:pPr>
+            <w:r>
+              <w:rPr>
+                <w:b w:val="false"/>
+                <w:bCs w:val="false"/>
+                <w:sz w:val="19"/>
+                <w:szCs w:val="19"/>
+              </w:rPr>
+              <w:t xml:space="preserve">Hecho</w:t>
+            </w:r>
+          </w:p>
+        </w:tc>
+      </w:tr>
+    </w:tbl>
+    <w:p>
+      <w:pPr>
+        <w:spacing w:after="200" w:before="60"/>
+      </w:pPr>
+      <w:r>
+        <w:rPr>
+          <w:i/>
+          <w:iCs/>
+          <w:sz w:val="20"/>
+          <w:szCs w:val="20"/>
+        </w:rPr>
+        <w:t xml:space="preserve">Nota. </w:t>
+      </w:r>
+      <w:r>
+        <w:rPr>
+          <w:sz w:val="20"/>
+          <w:szCs w:val="20"/>
+        </w:rPr>
+        <w:t xml:space="preserve">Se aceptaron 5 de las 6 historias (39 de 44 puntos). Comentario del Product Owner: mostrar el monto en grande al pagar con Yape. Responsables, horas y resultados simulados.</w:t>
+      </w:r>
+    </w:p>
+    <w:p>
+      <w:pPr>
+        <w:pStyle w:val="Heading2"/>
+      </w:pPr>
+      <w:bookmarkStart w:name="_Toc23" w:id="23"/>
+      <w:r>
+        <w:t xml:space="preserve">2.7 Eventos Scrum y evidencias</w:t>
+      </w:r>
+      <w:bookmarkEnd w:id="23"/>
+    </w:p>
+    <w:p>
+      <w:pPr>
+        <w:keepNext/>
+        <w:spacing w:after="0" w:before="200"/>
+      </w:pPr>
+      <w:r>
+        <w:rPr>
+          <w:b/>
+          <w:bCs/>
+        </w:rPr>
+        <w:t xml:space="preserve">Tabla 17</w:t>
       </w:r>
     </w:p>
     <w:p>
@@ -18958,7 +24328,7 @@
                 <w:sz w:val="19"/>
                 <w:szCs w:val="19"/>
               </w:rPr>
-              <w:t xml:space="preserve">Síntesis de mejoras (Tabla 17)</w:t>
+              <w:t xml:space="preserve">Síntesis de mejoras (Tabla 20)</w:t>
             </w:r>
           </w:p>
         </w:tc>
@@ -19217,11 +24587,11 @@
       <w:pPr>
         <w:pStyle w:val="Heading2"/>
       </w:pPr>
-      <w:bookmarkStart w:name="_Toc20" w:id="20"/>
+      <w:bookmarkStart w:name="_Toc24" w:id="24"/>
       <w:r>
         <w:t xml:space="preserve">2.8 Indicadores y métricas de sprint</w:t>
       </w:r>
-      <w:bookmarkEnd w:id="20"/>
+      <w:bookmarkEnd w:id="24"/>
     </w:p>
     <w:p>
       <w:pPr>
@@ -19523,7 +24893,7 @@
           <w:b/>
           <w:bCs/>
         </w:rPr>
-        <w:t xml:space="preserve">Tabla 15</w:t>
+        <w:t xml:space="preserve">Tabla 18</w:t>
       </w:r>
     </w:p>
     <w:p>
@@ -19757,7 +25127,7 @@
                 <w:sz w:val="19"/>
                 <w:szCs w:val="19"/>
               </w:rPr>
-              <w:t xml:space="preserve">Puntos completados / planificados (133 / 143)</w:t>
+              <w:t xml:space="preserve">Puntos completados / planificados (133 / 138)</w:t>
             </w:r>
           </w:p>
         </w:tc>
@@ -19788,7 +25158,7 @@
                 <w:sz w:val="19"/>
                 <w:szCs w:val="19"/>
               </w:rPr>
-              <w:t xml:space="preserve">93.0 %</w:t>
+              <w:t xml:space="preserve">96.4 %</w:t>
             </w:r>
           </w:p>
         </w:tc>
@@ -20759,7 +26129,7 @@
           <w:b/>
           <w:bCs/>
         </w:rPr>
-        <w:t xml:space="preserve">Tabla 16</w:t>
+        <w:t xml:space="preserve">Tabla 19</w:t>
       </w:r>
     </w:p>
     <w:p>
@@ -21479,7 +26849,7 @@
           <w:b/>
           <w:bCs/>
         </w:rPr>
-        <w:t xml:space="preserve">Tabla 17</w:t>
+        <w:t xml:space="preserve">Tabla 20</w:t>
       </w:r>
     </w:p>
     <w:p>
@@ -22194,21 +27564,21 @@
         <w:pStyle w:val="Heading1"/>
         <w:pageBreakBefore/>
       </w:pPr>
-      <w:bookmarkStart w:name="_Toc21" w:id="21"/>
+      <w:bookmarkStart w:name="_Toc25" w:id="25"/>
       <w:r>
         <w:t xml:space="preserve">Capítulo III. Arquitectura y Diseño</w:t>
       </w:r>
-      <w:bookmarkEnd w:id="21"/>
+      <w:bookmarkEnd w:id="25"/>
     </w:p>
     <w:p>
       <w:pPr>
         <w:pStyle w:val="Heading2"/>
       </w:pPr>
-      <w:bookmarkStart w:name="_Toc22" w:id="22"/>
+      <w:bookmarkStart w:name="_Toc26" w:id="26"/>
       <w:r>
         <w:t xml:space="preserve">3.1 Tecnologías</w:t>
       </w:r>
-      <w:bookmarkEnd w:id="22"/>
+      <w:bookmarkEnd w:id="26"/>
     </w:p>
     <w:p>
       <w:pPr>
@@ -22220,7 +27590,7 @@
           <w:b/>
           <w:bCs/>
         </w:rPr>
-        <w:t xml:space="preserve">Tabla 18</w:t>
+        <w:t xml:space="preserve">Tabla 21</w:t>
       </w:r>
     </w:p>
     <w:p>
@@ -23360,11 +28730,11 @@
       <w:pPr>
         <w:pStyle w:val="Heading2"/>
       </w:pPr>
-      <w:bookmarkStart w:name="_Toc23" w:id="23"/>
+      <w:bookmarkStart w:name="_Toc27" w:id="27"/>
       <w:r>
         <w:t xml:space="preserve">3.2 Backend Laravel y componentes Livewire</w:t>
       </w:r>
-      <w:bookmarkEnd w:id="23"/>
+      <w:bookmarkEnd w:id="27"/>
     </w:p>
     <w:p>
       <w:pPr>
@@ -23543,11 +28913,11 @@
       <w:pPr>
         <w:pStyle w:val="Heading2"/>
       </w:pPr>
-      <w:bookmarkStart w:name="_Toc24" w:id="24"/>
+      <w:bookmarkStart w:name="_Toc28" w:id="28"/>
       <w:r>
         <w:t xml:space="preserve">3.3 Modelo de datos</w:t>
       </w:r>
-      <w:bookmarkEnd w:id="24"/>
+      <w:bookmarkEnd w:id="28"/>
     </w:p>
     <w:p>
       <w:pPr>
@@ -23559,7 +28929,7 @@
           <w:b/>
           <w:bCs/>
         </w:rPr>
-        <w:t xml:space="preserve">Tabla 19</w:t>
+        <w:t xml:space="preserve">Tabla 22</w:t>
       </w:r>
     </w:p>
     <w:p>
@@ -24797,11 +30167,11 @@
       <w:pPr>
         <w:pStyle w:val="Heading2"/>
       </w:pPr>
-      <w:bookmarkStart w:name="_Toc25" w:id="25"/>
+      <w:bookmarkStart w:name="_Toc29" w:id="29"/>
       <w:r>
         <w:t xml:space="preserve">3.4 Reglas de negocio clave</w:t>
       </w:r>
-      <w:bookmarkEnd w:id="25"/>
+      <w:bookmarkEnd w:id="29"/>
     </w:p>
     <w:p>
       <w:pPr>
@@ -24907,11 +30277,11 @@
       <w:pPr>
         <w:pStyle w:val="Heading2"/>
       </w:pPr>
-      <w:bookmarkStart w:name="_Toc26" w:id="26"/>
+      <w:bookmarkStart w:name="_Toc30" w:id="30"/>
       <w:r>
         <w:t xml:space="preserve">3.5 Rutas públicas y API móvil</w:t>
       </w:r>
-      <w:bookmarkEnd w:id="26"/>
+      <w:bookmarkEnd w:id="30"/>
     </w:p>
     <w:p>
       <w:pPr>
@@ -24923,7 +30293,7 @@
           <w:b/>
           <w:bCs/>
         </w:rPr>
-        <w:t xml:space="preserve">Tabla 20</w:t>
+        <w:t xml:space="preserve">Tabla 23</w:t>
       </w:r>
     </w:p>
     <w:p>
@@ -25784,11 +31154,11 @@
       <w:pPr>
         <w:pStyle w:val="Heading2"/>
       </w:pPr>
-      <w:bookmarkStart w:name="_Toc27" w:id="27"/>
+      <w:bookmarkStart w:name="_Toc31" w:id="31"/>
       <w:r>
         <w:t xml:space="preserve">3.6 Interfaz y sistema de diseño</w:t>
       </w:r>
-      <w:bookmarkEnd w:id="27"/>
+      <w:bookmarkEnd w:id="31"/>
     </w:p>
     <w:p>
       <w:pPr>
@@ -25802,11 +31172,11 @@
       <w:pPr>
         <w:pStyle w:val="Heading2"/>
       </w:pPr>
-      <w:bookmarkStart w:name="_Toc28" w:id="28"/>
+      <w:bookmarkStart w:name="_Toc32" w:id="32"/>
       <w:r>
         <w:t xml:space="preserve">3.7 Capturas de la interfaz</w:t>
       </w:r>
-      <w:bookmarkEnd w:id="28"/>
+      <w:bookmarkEnd w:id="32"/>
     </w:p>
     <w:p>
       <w:pPr>
@@ -26753,21 +32123,21 @@
         <w:pStyle w:val="Heading1"/>
         <w:pageBreakBefore/>
       </w:pPr>
-      <w:bookmarkStart w:name="_Toc29" w:id="29"/>
+      <w:bookmarkStart w:name="_Toc33" w:id="33"/>
       <w:r>
         <w:t xml:space="preserve">Capítulo IV. Pruebas y Adaptación a OpenUP</w:t>
       </w:r>
-      <w:bookmarkEnd w:id="29"/>
+      <w:bookmarkEnd w:id="33"/>
     </w:p>
     <w:p>
       <w:pPr>
         <w:pStyle w:val="Heading2"/>
       </w:pPr>
-      <w:bookmarkStart w:name="_Toc30" w:id="30"/>
+      <w:bookmarkStart w:name="_Toc34" w:id="34"/>
       <w:r>
         <w:t xml:space="preserve">4.1 Resultados de pruebas</w:t>
       </w:r>
-      <w:bookmarkEnd w:id="30"/>
+      <w:bookmarkEnd w:id="34"/>
     </w:p>
     <w:p>
       <w:pPr>
@@ -26797,7 +32167,7 @@
           <w:b/>
           <w:bCs/>
         </w:rPr>
-        <w:t xml:space="preserve">Tabla 21</w:t>
+        <w:t xml:space="preserve">Tabla 24</w:t>
       </w:r>
     </w:p>
     <w:p>
@@ -28158,7 +33528,7 @@
           <w:b/>
           <w:bCs/>
         </w:rPr>
-        <w:t xml:space="preserve">Tabla 22</w:t>
+        <w:t xml:space="preserve">Tabla 25</w:t>
       </w:r>
     </w:p>
     <w:p>
@@ -29646,11 +35016,11 @@
       <w:pPr>
         <w:pStyle w:val="Heading2"/>
       </w:pPr>
-      <w:bookmarkStart w:name="_Toc31" w:id="31"/>
+      <w:bookmarkStart w:name="_Toc35" w:id="35"/>
       <w:r>
         <w:t xml:space="preserve">4.2 Evidencias de pruebas</w:t>
       </w:r>
-      <w:bookmarkEnd w:id="31"/>
+      <w:bookmarkEnd w:id="35"/>
     </w:p>
     <w:p>
       <w:pPr>
@@ -30059,18 +35429,18 @@
       <w:pPr>
         <w:pStyle w:val="Heading2"/>
       </w:pPr>
-      <w:bookmarkStart w:name="_Toc32" w:id="32"/>
+      <w:bookmarkStart w:name="_Toc36" w:id="36"/>
       <w:r>
         <w:t xml:space="preserve">4.3 Gestión de la configuración</w:t>
       </w:r>
-      <w:bookmarkEnd w:id="32"/>
+      <w:bookmarkEnd w:id="36"/>
     </w:p>
     <w:p>
       <w:pPr>
         <w:spacing w:after="120" w:line="276"/>
       </w:pPr>
       <w:r>
-        <w:t xml:space="preserve">El código se versiona con Git. La rama main contiene la versión estable; cada historia se desarrolla en una rama feature/HU-xx y se fusiona cuando pasa las pruebas Pest y el estilo de Laravel Pint, tras la revisión de otro integrante (flujo simulado; ajústelo al real). El historial actual del repositorio registra el primer commit del proyecto y el commit del rediseño visual «Huata Corporate».</w:t>
+        <w:t xml:space="preserve">El código se versiona con Git. La rama main contiene la versión estable; cada historia se desarrolla en una rama feature/HU-xx y se fusiona cuando pasa las pruebas Pest y el estilo de Laravel Pint, tras la revisión de otro integrante (flujo simulado; ajústelo al real). El código del sistema web está publicado en el repositorio del equipo, https://github.com/Kazuto1253/Empresa-de-Leche, en la rama web-laravel-huata. La rama main de ese repositorio conserva la plataforma multiplataforma Kotlin del equipo, de historial independiente, por lo que el sistema web se mantiene en su propia rama. El historial registra el primer commit (7f8d882), el rediseño visual «Huata Corporate» (d29601b) y el commit del informe, el pago con Yape y las correcciones de la intro (acbd939).</w:t>
       </w:r>
     </w:p>
     <w:p>
@@ -30083,7 +35453,7 @@
           <w:b/>
           <w:bCs/>
         </w:rPr>
-        <w:t xml:space="preserve">Tabla 23</w:t>
+        <w:t xml:space="preserve">Tabla 26</w:t>
       </w:r>
     </w:p>
     <w:p>
@@ -30809,6 +36179,104 @@
           </w:p>
         </w:tc>
       </w:tr>
+      <w:tr>
+        <w:trPr>
+          <w:cantSplit/>
+        </w:trPr>
+        <w:tc>
+          <w:tcPr>
+            <w:tcW w:type="dxa" w:w="2200"/>
+            <w:tcBorders>
+              <w:top w:val="single" w:color="BFBFBF" w:sz="4"/>
+              <w:left w:val="single" w:color="BFBFBF" w:sz="4"/>
+              <w:bottom w:val="single" w:color="BFBFBF" w:sz="4"/>
+              <w:right w:val="single" w:color="BFBFBF" w:sz="4"/>
+            </w:tcBorders>
+            <w:tcMar>
+              <w:top w:type="dxa" w:w="50"/>
+              <w:left w:type="dxa" w:w="90"/>
+              <w:bottom w:type="dxa" w:w="50"/>
+              <w:right w:type="dxa" w:w="90"/>
+            </w:tcMar>
+          </w:tcPr>
+          <w:p>
+            <w:pPr>
+              <w:spacing w:after="0"/>
+            </w:pPr>
+            <w:r>
+              <w:rPr>
+                <w:b w:val="false"/>
+                <w:bCs w:val="false"/>
+                <w:sz w:val="19"/>
+                <w:szCs w:val="19"/>
+              </w:rPr>
+              <w:t xml:space="preserve">acbd939 (real)</w:t>
+            </w:r>
+          </w:p>
+        </w:tc>
+        <w:tc>
+          <w:tcPr>
+            <w:tcW w:type="dxa" w:w="1200"/>
+            <w:tcBorders>
+              <w:top w:val="single" w:color="BFBFBF" w:sz="4"/>
+              <w:left w:val="single" w:color="BFBFBF" w:sz="4"/>
+              <w:bottom w:val="single" w:color="BFBFBF" w:sz="4"/>
+              <w:right w:val="single" w:color="BFBFBF" w:sz="4"/>
+            </w:tcBorders>
+            <w:tcMar>
+              <w:top w:type="dxa" w:w="50"/>
+              <w:left w:type="dxa" w:w="90"/>
+              <w:bottom w:type="dxa" w:w="50"/>
+              <w:right w:type="dxa" w:w="90"/>
+            </w:tcMar>
+          </w:tcPr>
+          <w:p>
+            <w:pPr>
+              <w:spacing w:after="0"/>
+            </w:pPr>
+            <w:r>
+              <w:rPr>
+                <w:b w:val="false"/>
+                <w:bCs w:val="false"/>
+                <w:sz w:val="19"/>
+                <w:szCs w:val="19"/>
+              </w:rPr>
+              <w:t xml:space="preserve">4</w:t>
+            </w:r>
+          </w:p>
+        </w:tc>
+        <w:tc>
+          <w:tcPr>
+            <w:tcW w:type="dxa" w:w="5960"/>
+            <w:tcBorders>
+              <w:top w:val="single" w:color="BFBFBF" w:sz="4"/>
+              <w:left w:val="single" w:color="BFBFBF" w:sz="4"/>
+              <w:bottom w:val="single" w:color="BFBFBF" w:sz="4"/>
+              <w:right w:val="single" w:color="BFBFBF" w:sz="4"/>
+            </w:tcBorders>
+            <w:tcMar>
+              <w:top w:type="dxa" w:w="50"/>
+              <w:left w:type="dxa" w:w="90"/>
+              <w:bottom w:type="dxa" w:w="50"/>
+              <w:right w:type="dxa" w:w="90"/>
+            </w:tcMar>
+          </w:tcPr>
+          <w:p>
+            <w:pPr>
+              <w:spacing w:after="0"/>
+            </w:pPr>
+            <w:r>
+              <w:rPr>
+                <w:b w:val="false"/>
+                <w:bCs w:val="false"/>
+                <w:sz w:val="19"/>
+                <w:szCs w:val="19"/>
+              </w:rPr>
+              <w:t xml:space="preserve">Informe del proyecto, pago con Yape, fondo con velo y correcciones de la intro</w:t>
+            </w:r>
+          </w:p>
+        </w:tc>
+      </w:tr>
     </w:tbl>
     <w:p>
       <w:pPr>
@@ -30828,7 +36296,7 @@
           <w:sz w:val="20"/>
           <w:szCs w:val="20"/>
         </w:rPr>
-        <w:t xml:space="preserve">Las etiquetas v0.x y v1.0.0 son simuladas; los dos commits son reales.</w:t>
+        <w:t xml:space="preserve">Las etiquetas v0.x y v1.0.0 son simuladas; los tres commits son reales y están en la rama web-laravel-huata.</w:t>
       </w:r>
     </w:p>
     <w:p>
@@ -30854,76 +36322,56 @@
           <w:i/>
           <w:iCs/>
         </w:rPr>
-        <w:t xml:space="preserve">Historial de commits y ramas en el repositorio</w:t>
-      </w:r>
-    </w:p>
-    <w:tbl>
-      <w:tblPr>
-        <w:tblW w:type="dxa" w:w="9360"/>
-        <w:tblBorders>
-          <w:top w:val="single" w:color="auto" w:sz="4"/>
-          <w:left w:val="single" w:color="auto" w:sz="4"/>
-          <w:bottom w:val="single" w:color="auto" w:sz="4"/>
-          <w:right w:val="single" w:color="auto" w:sz="4"/>
-          <w:insideH w:val="single" w:color="auto" w:sz="4"/>
-          <w:insideV w:val="single" w:color="auto" w:sz="4"/>
-        </w:tblBorders>
-      </w:tblPr>
-      <w:tblGrid>
-        <w:gridCol w:w="9360"/>
-      </w:tblGrid>
-      <w:tr>
-        <w:trPr>
-          <w:trHeight w:val="3000" w:hRule="atLeast"/>
-        </w:trPr>
-        <w:tc>
-          <w:tcPr>
-            <w:tcW w:type="dxa" w:w="9360"/>
-            <w:tcBorders>
-              <w:top w:val="dashed" w:color="2864B4" w:sz="8"/>
-              <w:left w:val="dashed" w:color="2864B4" w:sz="8"/>
-              <w:bottom w:val="dashed" w:color="2864B4" w:sz="8"/>
-              <w:right w:val="dashed" w:color="2864B4" w:sz="8"/>
-            </w:tcBorders>
-            <w:shd w:fill="EAF3FB" w:color="auto" w:val="clear"/>
-            <w:tcMar>
-              <w:top w:type="dxa" w:w="200"/>
-              <w:left w:type="dxa" w:w="200"/>
-              <w:bottom w:type="dxa" w:w="200"/>
-              <w:right w:type="dxa" w:w="200"/>
-            </w:tcMar>
-            <w:vAlign w:val="center"/>
-          </w:tcPr>
-          <w:p>
-            <w:pPr>
-              <w:spacing w:after="80"/>
-              <w:jc w:val="center"/>
-            </w:pPr>
-            <w:r>
-              <w:rPr>
-                <w:b/>
-                <w:bCs/>
-                <w:highlight w:val="yellow"/>
-              </w:rPr>
-              <w:t xml:space="preserve">[INSERTAR FIGURA 25]</w:t>
-            </w:r>
-          </w:p>
-          <w:p>
-            <w:pPr>
-              <w:spacing w:after="0"/>
-              <w:jc w:val="center"/>
-            </w:pPr>
-            <w:r>
-              <w:rPr>
-                <w:sz w:val="20"/>
-                <w:szCs w:val="20"/>
-              </w:rPr>
-              <w:t xml:space="preserve">Pegue la salida de git log --oneline --graph o una captura de su repositorio remoto (GitHub/GitLab).</w:t>
-            </w:r>
-          </w:p>
-        </w:tc>
-      </w:tr>
-    </w:tbl>
+        <w:t xml:space="preserve">Historial de commits de la rama web-laravel-huata en GitHub</w:t>
+      </w:r>
+    </w:p>
+    <w:p>
+      <w:pPr>
+        <w:keepNext/>
+        <w:spacing w:after="0"/>
+        <w:jc w:val="center"/>
+      </w:pPr>
+      <w:r>
+        <w:drawing>
+          <wp:inline distT="0" distB="0" distL="0" distR="0">
+            <wp:extent cx="5715000" cy="3571875"/>
+            <wp:effectExtent t="0" r="0" b="0" l="0"/>
+            <wp:docPr id="19" name="shot11_github_commits.png" descr="Historial de commits de la rama web-laravel-huata en GitHub" title="Historial de commits de la rama web-laravel-huata en GitHub"/>
+            <wp:cNvGraphicFramePr>
+              <a:graphicFrameLocks xmlns:a="http://schemas.openxmlformats.org/drawingml/2006/main" noChangeAspect="1"/>
+            </wp:cNvGraphicFramePr>
+            <a:graphic xmlns:a="http://schemas.openxmlformats.org/drawingml/2006/main">
+              <a:graphicData uri="http://schemas.openxmlformats.org/drawingml/2006/picture">
+                <pic:pic xmlns:pic="http://schemas.openxmlformats.org/drawingml/2006/picture">
+                  <pic:nvPicPr>
+                    <pic:cNvPr id="0" name="" descr=""/>
+                    <pic:cNvPicPr>
+                      <a:picLocks noChangeAspect="1" noChangeArrowheads="1"/>
+                    </pic:cNvPicPr>
+                  </pic:nvPicPr>
+                  <pic:blipFill>
+                    <a:blip r:embed="rId26" cstate="none"/>
+                    <a:srcRect/>
+                    <a:stretch>
+                      <a:fillRect/>
+                    </a:stretch>
+                  </pic:blipFill>
+                  <pic:spPr bwMode="auto">
+                    <a:xfrm>
+                      <a:off x="0" y="0"/>
+                      <a:ext cx="5715000" cy="3571875"/>
+                    </a:xfrm>
+                    <a:prstGeom prst="rect">
+                      <a:avLst/>
+                    </a:prstGeom>
+                  </pic:spPr>
+                </pic:pic>
+              </a:graphicData>
+            </a:graphic>
+          </wp:inline>
+        </w:drawing>
+      </w:r>
+    </w:p>
     <w:p>
       <w:pPr>
         <w:spacing w:after="200" w:before="60"/>
@@ -30942,18 +36390,18 @@
           <w:sz w:val="20"/>
           <w:szCs w:val="20"/>
         </w:rPr>
-        <w:t xml:space="preserve">Elaboración propia.</w:t>
+        <w:t xml:space="preserve">Captura real del repositorio https://github.com/Kazuto1253/Empresa-de-Leche (rama web-laravel-huata).</w:t>
       </w:r>
     </w:p>
     <w:p>
       <w:pPr>
         <w:pStyle w:val="Heading2"/>
       </w:pPr>
-      <w:bookmarkStart w:name="_Toc33" w:id="33"/>
+      <w:bookmarkStart w:name="_Toc37" w:id="37"/>
       <w:r>
         <w:t xml:space="preserve">4.4 Comparación con el ciclo de vida de OpenUP</w:t>
       </w:r>
-      <w:bookmarkEnd w:id="33"/>
+      <w:bookmarkEnd w:id="37"/>
     </w:p>
     <w:p>
       <w:pPr>
@@ -30973,7 +36421,7 @@
           <w:b/>
           <w:bCs/>
         </w:rPr>
-        <w:t xml:space="preserve">Tabla 24</w:t>
+        <w:t xml:space="preserve">Tabla 27</w:t>
       </w:r>
     </w:p>
     <w:p>
@@ -31693,7 +37141,7 @@
           <w:b/>
           <w:bCs/>
         </w:rPr>
-        <w:t xml:space="preserve">Tabla 25</w:t>
+        <w:t xml:space="preserve">Tabla 28</w:t>
       </w:r>
     </w:p>
     <w:p>
@@ -32250,11 +37698,11 @@
         <w:pStyle w:val="Heading1"/>
         <w:pageBreakBefore/>
       </w:pPr>
-      <w:bookmarkStart w:name="_Toc34" w:id="34"/>
+      <w:bookmarkStart w:name="_Toc38" w:id="38"/>
       <w:r>
         <w:t xml:space="preserve">Conclusiones</w:t>
       </w:r>
-      <w:bookmarkEnd w:id="34"/>
+      <w:bookmarkEnd w:id="38"/>
     </w:p>
     <w:p>
       <w:pPr>
@@ -32326,11 +37774,11 @@
         <w:pStyle w:val="Heading1"/>
         <w:pageBreakBefore/>
       </w:pPr>
-      <w:bookmarkStart w:name="_Toc35" w:id="35"/>
+      <w:bookmarkStart w:name="_Toc39" w:id="39"/>
       <w:r>
         <w:t xml:space="preserve">Recomendaciones</w:t>
       </w:r>
-      <w:bookmarkEnd w:id="35"/>
+      <w:bookmarkEnd w:id="39"/>
     </w:p>
     <w:p>
       <w:pPr>
@@ -32389,11 +37837,11 @@
         <w:pStyle w:val="Heading1"/>
         <w:pageBreakBefore/>
       </w:pPr>
-      <w:bookmarkStart w:name="_Toc36" w:id="36"/>
+      <w:bookmarkStart w:name="_Toc40" w:id="40"/>
       <w:r>
         <w:t xml:space="preserve">Referencias</w:t>
       </w:r>
-      <w:bookmarkEnd w:id="36"/>
+      <w:bookmarkEnd w:id="40"/>
     </w:p>
     <w:p>
       <w:pPr>
@@ -32490,21 +37938,21 @@
         <w:pStyle w:val="Heading1"/>
         <w:pageBreakBefore/>
       </w:pPr>
-      <w:bookmarkStart w:name="_Toc37" w:id="37"/>
+      <w:bookmarkStart w:name="_Toc41" w:id="41"/>
       <w:r>
         <w:t xml:space="preserve">Apéndices</w:t>
       </w:r>
-      <w:bookmarkEnd w:id="37"/>
+      <w:bookmarkEnd w:id="41"/>
     </w:p>
     <w:p>
       <w:pPr>
         <w:pStyle w:val="Heading2"/>
       </w:pPr>
-      <w:bookmarkStart w:name="_Toc38" w:id="38"/>
+      <w:bookmarkStart w:name="_Toc42" w:id="42"/>
       <w:r>
         <w:t xml:space="preserve">Apéndice A. Manual de usuario de Ecolácteos Huata</w:t>
       </w:r>
-      <w:bookmarkEnd w:id="38"/>
+      <w:bookmarkEnd w:id="42"/>
     </w:p>
     <w:p>
       <w:pPr>
@@ -32543,7 +37991,7 @@
           <w:b/>
           <w:bCs/>
         </w:rPr>
-        <w:t xml:space="preserve">Tabla 26</w:t>
+        <w:t xml:space="preserve">Tabla 29</w:t>
       </w:r>
     </w:p>
     <w:p>
@@ -33971,11 +39419,11 @@
       <w:pPr>
         <w:pStyle w:val="Heading2"/>
       </w:pPr>
-      <w:bookmarkStart w:name="_Toc39" w:id="39"/>
+      <w:bookmarkStart w:name="_Toc43" w:id="43"/>
       <w:r>
         <w:t xml:space="preserve">Apéndice B. Plantillas Scrum</w:t>
       </w:r>
-      <w:bookmarkEnd w:id="39"/>
+      <w:bookmarkEnd w:id="43"/>
     </w:p>
     <w:p>
       <w:pPr>
@@ -33995,7 +39443,7 @@
           <w:b/>
           <w:bCs/>
         </w:rPr>
-        <w:t xml:space="preserve">Tabla 27</w:t>
+        <w:t xml:space="preserve">Tabla 30</w:t>
       </w:r>
     </w:p>
     <w:p>
@@ -34429,7 +39877,7 @@
                 <w:sz w:val="19"/>
                 <w:szCs w:val="19"/>
               </w:rPr>
-              <w:t xml:space="preserve">2 developers × 10 días × 4 h = 80 h; velocidad anterior: 38 puntos</w:t>
+              <w:t xml:space="preserve">2 developers × 10 días × 4 h + Scrum Master 8 h = 88 h; velocidad anterior: 38 puntos</w:t>
             </w:r>
           </w:p>
         </w:tc>
@@ -34667,7 +40115,7 @@
           <w:b/>
           <w:bCs/>
         </w:rPr>
-        <w:t xml:space="preserve">Tabla 28</w:t>
+        <w:t xml:space="preserve">Tabla 31</w:t>
       </w:r>
     </w:p>
     <w:p>
@@ -35385,7 +40833,7 @@
           <w:b/>
           <w:bCs/>
         </w:rPr>
-        <w:t xml:space="preserve">Tabla 29</w:t>
+        <w:t xml:space="preserve">Tabla 32</w:t>
       </w:r>
     </w:p>
     <w:p>
@@ -36058,7 +41506,7 @@
           <w:b/>
           <w:bCs/>
         </w:rPr>
-        <w:t xml:space="preserve">Tabla 30</w:t>
+        <w:t xml:space="preserve">Tabla 33</w:t>
       </w:r>
     </w:p>
     <w:p>
@@ -36532,11 +41980,11 @@
       <w:pPr>
         <w:pStyle w:val="Heading2"/>
       </w:pPr>
-      <w:bookmarkStart w:name="_Toc40" w:id="40"/>
+      <w:bookmarkStart w:name="_Toc44" w:id="44"/>
       <w:r>
         <w:t xml:space="preserve">Apéndice C. Plantillas de gestión de la configuración</w:t>
       </w:r>
-      <w:bookmarkEnd w:id="40"/>
+      <w:bookmarkEnd w:id="44"/>
     </w:p>
     <w:p>
       <w:pPr>
@@ -36548,7 +41996,7 @@
           <w:b/>
           <w:bCs/>
         </w:rPr>
-        <w:t xml:space="preserve">Tabla 31</w:t>
+        <w:t xml:space="preserve">Tabla 34</w:t>
       </w:r>
     </w:p>
     <w:p>
@@ -37485,11 +42933,11 @@
       <w:pPr>
         <w:pStyle w:val="Heading2"/>
       </w:pPr>
-      <w:bookmarkStart w:name="_Toc41" w:id="41"/>
+      <w:bookmarkStart w:name="_Toc45" w:id="45"/>
       <w:r>
         <w:t xml:space="preserve">Apéndice D. Evidencias de despliegue</w:t>
       </w:r>
-      <w:bookmarkEnd w:id="41"/>
+      <w:bookmarkEnd w:id="45"/>
     </w:p>
     <w:p>
       <w:pPr>
@@ -37501,7 +42949,7 @@
           <w:b/>
           <w:bCs/>
         </w:rPr>
-        <w:t xml:space="preserve">Tabla 32</w:t>
+        <w:t xml:space="preserve">Tabla 35</w:t>
       </w:r>
     </w:p>
     <w:p>
@@ -37935,7 +43383,7 @@
                 <w:sz w:val="19"/>
                 <w:szCs w:val="19"/>
               </w:rPr>
-              <w:t xml:space="preserve">Repositorio Git privado del equipo</w:t>
+              <w:t xml:space="preserve">https://github.com/Kazuto1253/Empresa-de-Leche (rama web-laravel-huata)</w:t>
             </w:r>
           </w:p>
         </w:tc>
@@ -38066,7 +43514,7 @@
           <wp:inline distT="0" distB="0" distL="0" distR="0">
             <wp:extent cx="5715000" cy="3581400"/>
             <wp:effectExtent t="0" r="0" b="0" l="0"/>
-            <wp:docPr id="19" name="shot01_inicio.png" descr="Sistema en funcionamiento" title="Sistema en funcionamiento"/>
+            <wp:docPr id="20" name="shot01_inicio.png" descr="Sistema en funcionamiento" title="Sistema en funcionamiento"/>
             <wp:cNvGraphicFramePr>
               <a:graphicFrameLocks xmlns:a="http://schemas.openxmlformats.org/drawingml/2006/main" noChangeAspect="1"/>
             </wp:cNvGraphicFramePr>
@@ -38241,11 +43689,11 @@
       <w:pPr>
         <w:pStyle w:val="Heading2"/>
       </w:pPr>
-      <w:bookmarkStart w:name="_Toc42" w:id="42"/>
+      <w:bookmarkStart w:name="_Toc46" w:id="46"/>
       <w:r>
         <w:t xml:space="preserve">Apéndice E. Código fuente de los diagramas (PlantUML)</w:t>
       </w:r>
-      <w:bookmarkEnd w:id="42"/>
+      <w:bookmarkEnd w:id="46"/>
     </w:p>
     <w:p>
       <w:pPr>
